--- a/documentacao_django_projeto.docx
+++ b/documentacao_django_projeto.docx
@@ -508,70 +508,6 @@
                 <w:sz w:val="20"/>
                 <w:szCs w:val="20"/>
               </w:rPr>
-              <w:t xml:space="preserve">URLs e Views básicas</w:t>
-            </w:r>
-          </w:p>
-        </w:tc>
-        <w:tc>
-          <w:tcPr>
-            <w:tcW w:type="dxa" w:w="4680"/>
-            <w:tcBorders>
-              <w:top w:val="single" w:color="CCCCCC" w:sz="1"/>
-              <w:left w:val="single" w:color="CCCCCC" w:sz="1"/>
-              <w:bottom w:val="single" w:color="CCCCCC" w:sz="1"/>
-              <w:right w:val="single" w:color="CCCCCC" w:sz="1"/>
-            </w:tcBorders>
-            <w:shd w:fill="FFFFFF" w:val="clear"/>
-            <w:tcMar>
-              <w:top w:type="dxa" w:w="80"/>
-              <w:left w:type="dxa" w:w="120"/>
-              <w:bottom w:type="dxa" w:w="80"/>
-              <w:right w:type="dxa" w:w="120"/>
-            </w:tcMar>
-          </w:tcPr>
-          <w:p>
-            <w:r>
-              <w:rPr>
-                <w:rFonts w:ascii="Arial" w:cs="Arial" w:eastAsia="Arial" w:hAnsi="Arial"/>
-                <w:b w:val="false"/>
-                <w:bCs w:val="false"/>
-                <w:color w:val="000000"/>
-                <w:sz w:val="20"/>
-                <w:szCs w:val="20"/>
-              </w:rPr>
-              <w:t xml:space="preserve">✅ Concluído</w:t>
-            </w:r>
-          </w:p>
-        </w:tc>
-      </w:tr>
-      <w:tr>
-        <w:tc>
-          <w:tcPr>
-            <w:tcW w:type="dxa" w:w="4680"/>
-            <w:tcBorders>
-              <w:top w:val="single" w:color="CCCCCC" w:sz="1"/>
-              <w:left w:val="single" w:color="CCCCCC" w:sz="1"/>
-              <w:bottom w:val="single" w:color="CCCCCC" w:sz="1"/>
-              <w:right w:val="single" w:color="CCCCCC" w:sz="1"/>
-            </w:tcBorders>
-            <w:shd w:fill="F8F8F8" w:val="clear"/>
-            <w:tcMar>
-              <w:top w:type="dxa" w:w="80"/>
-              <w:left w:type="dxa" w:w="120"/>
-              <w:bottom w:type="dxa" w:w="80"/>
-              <w:right w:type="dxa" w:w="120"/>
-            </w:tcMar>
-          </w:tcPr>
-          <w:p>
-            <w:r>
-              <w:rPr>
-                <w:rFonts w:ascii="Arial" w:cs="Arial" w:eastAsia="Arial" w:hAnsi="Arial"/>
-                <w:b w:val="false"/>
-                <w:bCs w:val="false"/>
-                <w:color w:val="000000"/>
-                <w:sz w:val="20"/>
-                <w:szCs w:val="20"/>
-              </w:rPr>
               <w:t xml:space="preserve">Django REST Framework (DRF)</w:t>
             </w:r>
           </w:p>
@@ -764,6 +700,134 @@
                 <w:sz w:val="20"/>
                 <w:szCs w:val="20"/>
               </w:rPr>
+              <w:t xml:space="preserve">Variáveis de ambiente (.env)</w:t>
+            </w:r>
+          </w:p>
+        </w:tc>
+        <w:tc>
+          <w:tcPr>
+            <w:tcW w:type="dxa" w:w="4680"/>
+            <w:tcBorders>
+              <w:top w:val="single" w:color="CCCCCC" w:sz="1"/>
+              <w:left w:val="single" w:color="CCCCCC" w:sz="1"/>
+              <w:bottom w:val="single" w:color="CCCCCC" w:sz="1"/>
+              <w:right w:val="single" w:color="CCCCCC" w:sz="1"/>
+            </w:tcBorders>
+            <w:shd w:fill="FFFFFF" w:val="clear"/>
+            <w:tcMar>
+              <w:top w:type="dxa" w:w="80"/>
+              <w:left w:type="dxa" w:w="120"/>
+              <w:bottom w:type="dxa" w:w="80"/>
+              <w:right w:type="dxa" w:w="120"/>
+            </w:tcMar>
+          </w:tcPr>
+          <w:p>
+            <w:r>
+              <w:rPr>
+                <w:rFonts w:ascii="Arial" w:cs="Arial" w:eastAsia="Arial" w:hAnsi="Arial"/>
+                <w:b w:val="false"/>
+                <w:bCs w:val="false"/>
+                <w:color w:val="000000"/>
+                <w:sz w:val="20"/>
+                <w:szCs w:val="20"/>
+              </w:rPr>
+              <w:t xml:space="preserve">✅ Concluído</w:t>
+            </w:r>
+          </w:p>
+        </w:tc>
+      </w:tr>
+      <w:tr>
+        <w:tc>
+          <w:tcPr>
+            <w:tcW w:type="dxa" w:w="4680"/>
+            <w:tcBorders>
+              <w:top w:val="single" w:color="CCCCCC" w:sz="1"/>
+              <w:left w:val="single" w:color="CCCCCC" w:sz="1"/>
+              <w:bottom w:val="single" w:color="CCCCCC" w:sz="1"/>
+              <w:right w:val="single" w:color="CCCCCC" w:sz="1"/>
+            </w:tcBorders>
+            <w:shd w:fill="F8F8F8" w:val="clear"/>
+            <w:tcMar>
+              <w:top w:type="dxa" w:w="80"/>
+              <w:left w:type="dxa" w:w="120"/>
+              <w:bottom w:type="dxa" w:w="80"/>
+              <w:right w:type="dxa" w:w="120"/>
+            </w:tcMar>
+          </w:tcPr>
+          <w:p>
+            <w:r>
+              <w:rPr>
+                <w:rFonts w:ascii="Arial" w:cs="Arial" w:eastAsia="Arial" w:hAnsi="Arial"/>
+                <w:b w:val="false"/>
+                <w:bCs w:val="false"/>
+                <w:color w:val="000000"/>
+                <w:sz w:val="20"/>
+                <w:szCs w:val="20"/>
+              </w:rPr>
+              <w:t xml:space="preserve">.gitignore backend e frontend</w:t>
+            </w:r>
+          </w:p>
+        </w:tc>
+        <w:tc>
+          <w:tcPr>
+            <w:tcW w:type="dxa" w:w="4680"/>
+            <w:tcBorders>
+              <w:top w:val="single" w:color="CCCCCC" w:sz="1"/>
+              <w:left w:val="single" w:color="CCCCCC" w:sz="1"/>
+              <w:bottom w:val="single" w:color="CCCCCC" w:sz="1"/>
+              <w:right w:val="single" w:color="CCCCCC" w:sz="1"/>
+            </w:tcBorders>
+            <w:shd w:fill="FFFFFF" w:val="clear"/>
+            <w:tcMar>
+              <w:top w:type="dxa" w:w="80"/>
+              <w:left w:type="dxa" w:w="120"/>
+              <w:bottom w:type="dxa" w:w="80"/>
+              <w:right w:type="dxa" w:w="120"/>
+            </w:tcMar>
+          </w:tcPr>
+          <w:p>
+            <w:r>
+              <w:rPr>
+                <w:rFonts w:ascii="Arial" w:cs="Arial" w:eastAsia="Arial" w:hAnsi="Arial"/>
+                <w:b w:val="false"/>
+                <w:bCs w:val="false"/>
+                <w:color w:val="000000"/>
+                <w:sz w:val="20"/>
+                <w:szCs w:val="20"/>
+              </w:rPr>
+              <w:t xml:space="preserve">✅ Concluído</w:t>
+            </w:r>
+          </w:p>
+        </w:tc>
+      </w:tr>
+      <w:tr>
+        <w:tc>
+          <w:tcPr>
+            <w:tcW w:type="dxa" w:w="4680"/>
+            <w:tcBorders>
+              <w:top w:val="single" w:color="CCCCCC" w:sz="1"/>
+              <w:left w:val="single" w:color="CCCCCC" w:sz="1"/>
+              <w:bottom w:val="single" w:color="CCCCCC" w:sz="1"/>
+              <w:right w:val="single" w:color="CCCCCC" w:sz="1"/>
+            </w:tcBorders>
+            <w:shd w:fill="F8F8F8" w:val="clear"/>
+            <w:tcMar>
+              <w:top w:type="dxa" w:w="80"/>
+              <w:left w:type="dxa" w:w="120"/>
+              <w:bottom w:type="dxa" w:w="80"/>
+              <w:right w:type="dxa" w:w="120"/>
+            </w:tcMar>
+          </w:tcPr>
+          <w:p>
+            <w:r>
+              <w:rPr>
+                <w:rFonts w:ascii="Arial" w:cs="Arial" w:eastAsia="Arial" w:hAnsi="Arial"/>
+                <w:b w:val="false"/>
+                <w:bCs w:val="false"/>
+                <w:color w:val="000000"/>
+                <w:sz w:val="20"/>
+                <w:szCs w:val="20"/>
+              </w:rPr>
               <w:t xml:space="preserve">Projeto React + TypeScript criado</w:t>
             </w:r>
           </w:p>
@@ -828,7 +892,7 @@
                 <w:sz w:val="20"/>
                 <w:szCs w:val="20"/>
               </w:rPr>
-              <w:t xml:space="preserve">PrimeReact instalado</w:t>
+              <w:t xml:space="preserve">PrimeReact + Axios instalados</w:t>
             </w:r>
           </w:p>
         </w:tc>
@@ -892,7 +956,199 @@
                 <w:sz w:val="20"/>
                 <w:szCs w:val="20"/>
               </w:rPr>
-              <w:t xml:space="preserve">Instalar e configurar Axios</w:t>
+              <w:t xml:space="preserve">Arquitetura profissional (hooks/services/pages)</w:t>
+            </w:r>
+          </w:p>
+        </w:tc>
+        <w:tc>
+          <w:tcPr>
+            <w:tcW w:type="dxa" w:w="4680"/>
+            <w:tcBorders>
+              <w:top w:val="single" w:color="CCCCCC" w:sz="1"/>
+              <w:left w:val="single" w:color="CCCCCC" w:sz="1"/>
+              <w:bottom w:val="single" w:color="CCCCCC" w:sz="1"/>
+              <w:right w:val="single" w:color="CCCCCC" w:sz="1"/>
+            </w:tcBorders>
+            <w:shd w:fill="FFFFFF" w:val="clear"/>
+            <w:tcMar>
+              <w:top w:type="dxa" w:w="80"/>
+              <w:left w:type="dxa" w:w="120"/>
+              <w:bottom w:type="dxa" w:w="80"/>
+              <w:right w:type="dxa" w:w="120"/>
+            </w:tcMar>
+          </w:tcPr>
+          <w:p>
+            <w:r>
+              <w:rPr>
+                <w:rFonts w:ascii="Arial" w:cs="Arial" w:eastAsia="Arial" w:hAnsi="Arial"/>
+                <w:b w:val="false"/>
+                <w:bCs w:val="false"/>
+                <w:color w:val="000000"/>
+                <w:sz w:val="20"/>
+                <w:szCs w:val="20"/>
+              </w:rPr>
+              <w:t xml:space="preserve">✅ Concluído</w:t>
+            </w:r>
+          </w:p>
+        </w:tc>
+      </w:tr>
+      <w:tr>
+        <w:tc>
+          <w:tcPr>
+            <w:tcW w:type="dxa" w:w="4680"/>
+            <w:tcBorders>
+              <w:top w:val="single" w:color="CCCCCC" w:sz="1"/>
+              <w:left w:val="single" w:color="CCCCCC" w:sz="1"/>
+              <w:bottom w:val="single" w:color="CCCCCC" w:sz="1"/>
+              <w:right w:val="single" w:color="CCCCCC" w:sz="1"/>
+            </w:tcBorders>
+            <w:shd w:fill="F8F8F8" w:val="clear"/>
+            <w:tcMar>
+              <w:top w:type="dxa" w:w="80"/>
+              <w:left w:type="dxa" w:w="120"/>
+              <w:bottom w:type="dxa" w:w="80"/>
+              <w:right w:type="dxa" w:w="120"/>
+            </w:tcMar>
+          </w:tcPr>
+          <w:p>
+            <w:r>
+              <w:rPr>
+                <w:rFonts w:ascii="Arial" w:cs="Arial" w:eastAsia="Arial" w:hAnsi="Arial"/>
+                <w:b w:val="false"/>
+                <w:bCs w:val="false"/>
+                <w:color w:val="000000"/>
+                <w:sz w:val="20"/>
+                <w:szCs w:val="20"/>
+              </w:rPr>
+              <w:t xml:space="preserve">Tela de listagem de perguntas</w:t>
+            </w:r>
+          </w:p>
+        </w:tc>
+        <w:tc>
+          <w:tcPr>
+            <w:tcW w:type="dxa" w:w="4680"/>
+            <w:tcBorders>
+              <w:top w:val="single" w:color="CCCCCC" w:sz="1"/>
+              <w:left w:val="single" w:color="CCCCCC" w:sz="1"/>
+              <w:bottom w:val="single" w:color="CCCCCC" w:sz="1"/>
+              <w:right w:val="single" w:color="CCCCCC" w:sz="1"/>
+            </w:tcBorders>
+            <w:shd w:fill="FFFFFF" w:val="clear"/>
+            <w:tcMar>
+              <w:top w:type="dxa" w:w="80"/>
+              <w:left w:type="dxa" w:w="120"/>
+              <w:bottom w:type="dxa" w:w="80"/>
+              <w:right w:type="dxa" w:w="120"/>
+            </w:tcMar>
+          </w:tcPr>
+          <w:p>
+            <w:r>
+              <w:rPr>
+                <w:rFonts w:ascii="Arial" w:cs="Arial" w:eastAsia="Arial" w:hAnsi="Arial"/>
+                <w:b w:val="false"/>
+                <w:bCs w:val="false"/>
+                <w:color w:val="000000"/>
+                <w:sz w:val="20"/>
+                <w:szCs w:val="20"/>
+              </w:rPr>
+              <w:t xml:space="preserve">✅ Concluído</w:t>
+            </w:r>
+          </w:p>
+        </w:tc>
+      </w:tr>
+      <w:tr>
+        <w:tc>
+          <w:tcPr>
+            <w:tcW w:type="dxa" w:w="4680"/>
+            <w:tcBorders>
+              <w:top w:val="single" w:color="CCCCCC" w:sz="1"/>
+              <w:left w:val="single" w:color="CCCCCC" w:sz="1"/>
+              <w:bottom w:val="single" w:color="CCCCCC" w:sz="1"/>
+              <w:right w:val="single" w:color="CCCCCC" w:sz="1"/>
+            </w:tcBorders>
+            <w:shd w:fill="F8F8F8" w:val="clear"/>
+            <w:tcMar>
+              <w:top w:type="dxa" w:w="80"/>
+              <w:left w:type="dxa" w:w="120"/>
+              <w:bottom w:type="dxa" w:w="80"/>
+              <w:right w:type="dxa" w:w="120"/>
+            </w:tcMar>
+          </w:tcPr>
+          <w:p>
+            <w:r>
+              <w:rPr>
+                <w:rFonts w:ascii="Arial" w:cs="Arial" w:eastAsia="Arial" w:hAnsi="Arial"/>
+                <w:b w:val="false"/>
+                <w:bCs w:val="false"/>
+                <w:color w:val="000000"/>
+                <w:sz w:val="20"/>
+                <w:szCs w:val="20"/>
+              </w:rPr>
+              <w:t xml:space="preserve">Modal de opções</w:t>
+            </w:r>
+          </w:p>
+        </w:tc>
+        <w:tc>
+          <w:tcPr>
+            <w:tcW w:type="dxa" w:w="4680"/>
+            <w:tcBorders>
+              <w:top w:val="single" w:color="CCCCCC" w:sz="1"/>
+              <w:left w:val="single" w:color="CCCCCC" w:sz="1"/>
+              <w:bottom w:val="single" w:color="CCCCCC" w:sz="1"/>
+              <w:right w:val="single" w:color="CCCCCC" w:sz="1"/>
+            </w:tcBorders>
+            <w:shd w:fill="FFFFFF" w:val="clear"/>
+            <w:tcMar>
+              <w:top w:type="dxa" w:w="80"/>
+              <w:left w:type="dxa" w:w="120"/>
+              <w:bottom w:type="dxa" w:w="80"/>
+              <w:right w:type="dxa" w:w="120"/>
+            </w:tcMar>
+          </w:tcPr>
+          <w:p>
+            <w:r>
+              <w:rPr>
+                <w:rFonts w:ascii="Arial" w:cs="Arial" w:eastAsia="Arial" w:hAnsi="Arial"/>
+                <w:b w:val="false"/>
+                <w:bCs w:val="false"/>
+                <w:color w:val="000000"/>
+                <w:sz w:val="20"/>
+                <w:szCs w:val="20"/>
+              </w:rPr>
+              <w:t xml:space="preserve">✅ Concluído</w:t>
+            </w:r>
+          </w:p>
+        </w:tc>
+      </w:tr>
+      <w:tr>
+        <w:tc>
+          <w:tcPr>
+            <w:tcW w:type="dxa" w:w="4680"/>
+            <w:tcBorders>
+              <w:top w:val="single" w:color="CCCCCC" w:sz="1"/>
+              <w:left w:val="single" w:color="CCCCCC" w:sz="1"/>
+              <w:bottom w:val="single" w:color="CCCCCC" w:sz="1"/>
+              <w:right w:val="single" w:color="CCCCCC" w:sz="1"/>
+            </w:tcBorders>
+            <w:shd w:fill="F8F8F8" w:val="clear"/>
+            <w:tcMar>
+              <w:top w:type="dxa" w:w="80"/>
+              <w:left w:type="dxa" w:w="120"/>
+              <w:bottom w:type="dxa" w:w="80"/>
+              <w:right w:type="dxa" w:w="120"/>
+            </w:tcMar>
+          </w:tcPr>
+          <w:p>
+            <w:r>
+              <w:rPr>
+                <w:rFonts w:ascii="Arial" w:cs="Arial" w:eastAsia="Arial" w:hAnsi="Arial"/>
+                <w:b w:val="false"/>
+                <w:bCs w:val="false"/>
+                <w:color w:val="000000"/>
+                <w:sz w:val="20"/>
+                <w:szCs w:val="20"/>
+              </w:rPr>
+              <w:t xml:space="preserve">Autenticação JWT (Simple JWT)</w:t>
             </w:r>
           </w:p>
         </w:tc>
@@ -956,7 +1212,7 @@
                 <w:sz w:val="20"/>
                 <w:szCs w:val="20"/>
               </w:rPr>
-              <w:t xml:space="preserve">Tela de listagem de perguntas</w:t>
+              <w:t xml:space="preserve">AuthContext + proteção de rotas</w:t>
             </w:r>
           </w:p>
         </w:tc>
@@ -1020,7 +1276,71 @@
                 <w:sz w:val="20"/>
                 <w:szCs w:val="20"/>
               </w:rPr>
-              <w:t xml:space="preserve">Front-end completo</w:t>
+              <w:t xml:space="preserve">CRUD de perguntas por usuário</w:t>
+            </w:r>
+          </w:p>
+        </w:tc>
+        <w:tc>
+          <w:tcPr>
+            <w:tcW w:type="dxa" w:w="4680"/>
+            <w:tcBorders>
+              <w:top w:val="single" w:color="CCCCCC" w:sz="1"/>
+              <w:left w:val="single" w:color="CCCCCC" w:sz="1"/>
+              <w:bottom w:val="single" w:color="CCCCCC" w:sz="1"/>
+              <w:right w:val="single" w:color="CCCCCC" w:sz="1"/>
+            </w:tcBorders>
+            <w:shd w:fill="FFFFFF" w:val="clear"/>
+            <w:tcMar>
+              <w:top w:type="dxa" w:w="80"/>
+              <w:left w:type="dxa" w:w="120"/>
+              <w:bottom w:type="dxa" w:w="80"/>
+              <w:right w:type="dxa" w:w="120"/>
+            </w:tcMar>
+          </w:tcPr>
+          <w:p>
+            <w:r>
+              <w:rPr>
+                <w:rFonts w:ascii="Arial" w:cs="Arial" w:eastAsia="Arial" w:hAnsi="Arial"/>
+                <w:b w:val="false"/>
+                <w:bCs w:val="false"/>
+                <w:color w:val="000000"/>
+                <w:sz w:val="20"/>
+                <w:szCs w:val="20"/>
+              </w:rPr>
+              <w:t xml:space="preserve">🔜 Pendente</w:t>
+            </w:r>
+          </w:p>
+        </w:tc>
+      </w:tr>
+      <w:tr>
+        <w:tc>
+          <w:tcPr>
+            <w:tcW w:type="dxa" w:w="4680"/>
+            <w:tcBorders>
+              <w:top w:val="single" w:color="CCCCCC" w:sz="1"/>
+              <w:left w:val="single" w:color="CCCCCC" w:sz="1"/>
+              <w:bottom w:val="single" w:color="CCCCCC" w:sz="1"/>
+              <w:right w:val="single" w:color="CCCCCC" w:sz="1"/>
+            </w:tcBorders>
+            <w:shd w:fill="F8F8F8" w:val="clear"/>
+            <w:tcMar>
+              <w:top w:type="dxa" w:w="80"/>
+              <w:left w:type="dxa" w:w="120"/>
+              <w:bottom w:type="dxa" w:w="80"/>
+              <w:right w:type="dxa" w:w="120"/>
+            </w:tcMar>
+          </w:tcPr>
+          <w:p>
+            <w:r>
+              <w:rPr>
+                <w:rFonts w:ascii="Arial" w:cs="Arial" w:eastAsia="Arial" w:hAnsi="Arial"/>
+                <w:b w:val="false"/>
+                <w:bCs w:val="false"/>
+                <w:color w:val="000000"/>
+                <w:sz w:val="20"/>
+                <w:szCs w:val="20"/>
+              </w:rPr>
+              <w:t xml:space="preserve">Funcionalidade de voto</w:t>
             </w:r>
           </w:p>
         </w:tc>
@@ -1082,7 +1402,7 @@
           <w:sz w:val="32"/>
           <w:szCs w:val="32"/>
         </w:rPr>
-        <w:t xml:space="preserve">1. Criando o Projeto Django</w:t>
+        <w:t xml:space="preserve">1. Projeto Django e Estrutura</w:t>
       </w:r>
     </w:p>
     <w:p>
@@ -1143,23 +1463,7 @@
           <w:sz w:val="20"/>
           <w:szCs w:val="20"/>
         </w:rPr>
-        <w:t xml:space="preserve">cd meusite</w:t>
-      </w:r>
-    </w:p>
-    <w:p>
-      <w:pPr>
-        <w:shd w:fill="F4F4F4" w:val="clear"/>
-        <w:spacing w:after="60" w:before="60"/>
-        <w:ind w:left="360"/>
-      </w:pPr>
-      <w:r>
-        <w:rPr>
-          <w:rFonts w:ascii="Courier New" w:cs="Courier New" w:eastAsia="Courier New" w:hAnsi="Courier New"/>
-          <w:color w:val="1a1a1a"/>
-          <w:sz w:val="20"/>
-          <w:szCs w:val="20"/>
-        </w:rPr>
-        <w:t xml:space="preserve">python manage.py runserver</w:t>
+        <w:t xml:space="preserve">python manage.py startapp enquete</w:t>
       </w:r>
     </w:p>
     <w:p>
@@ -1279,6 +1583,54 @@
           <w:sz w:val="20"/>
           <w:szCs w:val="20"/>
         </w:rPr>
+        <w:t xml:space="preserve">    ├── .env</w:t>
+      </w:r>
+    </w:p>
+    <w:p>
+      <w:pPr>
+        <w:shd w:fill="F4F4F4" w:val="clear"/>
+        <w:spacing w:after="60" w:before="60"/>
+        <w:ind w:left="360"/>
+      </w:pPr>
+      <w:r>
+        <w:rPr>
+          <w:rFonts w:ascii="Courier New" w:cs="Courier New" w:eastAsia="Courier New" w:hAnsi="Courier New"/>
+          <w:color w:val="1a1a1a"/>
+          <w:sz w:val="20"/>
+          <w:szCs w:val="20"/>
+        </w:rPr>
+        <w:t xml:space="preserve">    ├── .gitignore</w:t>
+      </w:r>
+    </w:p>
+    <w:p>
+      <w:pPr>
+        <w:shd w:fill="F4F4F4" w:val="clear"/>
+        <w:spacing w:after="60" w:before="60"/>
+        <w:ind w:left="360"/>
+      </w:pPr>
+      <w:r>
+        <w:rPr>
+          <w:rFonts w:ascii="Courier New" w:cs="Courier New" w:eastAsia="Courier New" w:hAnsi="Courier New"/>
+          <w:color w:val="1a1a1a"/>
+          <w:sz w:val="20"/>
+          <w:szCs w:val="20"/>
+        </w:rPr>
+        <w:t xml:space="preserve">    ├── requirements.txt</w:t>
+      </w:r>
+    </w:p>
+    <w:p>
+      <w:pPr>
+        <w:shd w:fill="F4F4F4" w:val="clear"/>
+        <w:spacing w:after="60" w:before="60"/>
+        <w:ind w:left="360"/>
+      </w:pPr>
+      <w:r>
+        <w:rPr>
+          <w:rFonts w:ascii="Courier New" w:cs="Courier New" w:eastAsia="Courier New" w:hAnsi="Courier New"/>
+          <w:color w:val="1a1a1a"/>
+          <w:sz w:val="20"/>
+          <w:szCs w:val="20"/>
+        </w:rPr>
         <w:t xml:space="preserve">    ├── enquete/          &lt;- app principal</w:t>
       </w:r>
     </w:p>
@@ -1328,22 +1680,6 @@
           <w:szCs w:val="20"/>
         </w:rPr>
         <w:t xml:space="preserve">        ├── urls.py</w:t>
-      </w:r>
-    </w:p>
-    <w:p>
-      <w:pPr>
-        <w:shd w:fill="F4F4F4" w:val="clear"/>
-        <w:spacing w:after="60" w:before="60"/>
-        <w:ind w:left="360"/>
-      </w:pPr>
-      <w:r>
-        <w:rPr>
-          <w:rFonts w:ascii="Courier New" w:cs="Courier New" w:eastAsia="Courier New" w:hAnsi="Courier New"/>
-          <w:color w:val="1a1a1a"/>
-          <w:sz w:val="20"/>
-          <w:szCs w:val="20"/>
-        </w:rPr>
-        <w:t xml:space="preserve">        ├── asgi.py</w:t>
       </w:r>
     </w:p>
     <w:p>
@@ -1383,36 +1719,7 @@
           <w:sz w:val="26"/>
           <w:szCs w:val="26"/>
         </w:rPr>
-        <w:t xml:space="preserve">Criando o App enquete</w:t>
-      </w:r>
-    </w:p>
-    <w:p>
-      <w:pPr>
-        <w:shd w:fill="F4F4F4" w:val="clear"/>
-        <w:spacing w:after="60" w:before="60"/>
-        <w:ind w:left="360"/>
-      </w:pPr>
-      <w:r>
-        <w:rPr>
-          <w:rFonts w:ascii="Courier New" w:cs="Courier New" w:eastAsia="Courier New" w:hAnsi="Courier New"/>
-          <w:color w:val="1a1a1a"/>
-          <w:sz w:val="20"/>
-          <w:szCs w:val="20"/>
-        </w:rPr>
-        <w:t xml:space="preserve">python manage.py startapp enquete</w:t>
-      </w:r>
-    </w:p>
-    <w:p>
-      <w:pPr>
-        <w:spacing w:after="120"/>
-      </w:pPr>
-      <w:r>
-        <w:rPr>
-          <w:rFonts w:ascii="Arial" w:cs="Arial" w:eastAsia="Arial" w:hAnsi="Arial"/>
-          <w:sz w:val="22"/>
-          <w:szCs w:val="22"/>
-        </w:rPr>
-        <w:t xml:space="preserve">Registrar o app em meusite/settings.py:</w:t>
+        <w:t xml:space="preserve">Registrar o app em meusite/settings.py</w:t>
       </w:r>
     </w:p>
     <w:p>
@@ -1461,6 +1768,38 @@
           <w:szCs w:val="20"/>
         </w:rPr>
         <w:t xml:space="preserve">    'enquete',</w:t>
+      </w:r>
+    </w:p>
+    <w:p>
+      <w:pPr>
+        <w:shd w:fill="F4F4F4" w:val="clear"/>
+        <w:spacing w:after="60" w:before="60"/>
+        <w:ind w:left="360"/>
+      </w:pPr>
+      <w:r>
+        <w:rPr>
+          <w:rFonts w:ascii="Courier New" w:cs="Courier New" w:eastAsia="Courier New" w:hAnsi="Courier New"/>
+          <w:color w:val="1a1a1a"/>
+          <w:sz w:val="20"/>
+          <w:szCs w:val="20"/>
+        </w:rPr>
+        <w:t xml:space="preserve">    'rest_framework',</w:t>
+      </w:r>
+    </w:p>
+    <w:p>
+      <w:pPr>
+        <w:shd w:fill="F4F4F4" w:val="clear"/>
+        <w:spacing w:after="60" w:before="60"/>
+        <w:ind w:left="360"/>
+      </w:pPr>
+      <w:r>
+        <w:rPr>
+          <w:rFonts w:ascii="Courier New" w:cs="Courier New" w:eastAsia="Courier New" w:hAnsi="Courier New"/>
+          <w:color w:val="1a1a1a"/>
+          <w:sz w:val="20"/>
+          <w:szCs w:val="20"/>
+        </w:rPr>
+        <w:t xml:space="preserve">    'corsheaders',</w:t>
       </w:r>
     </w:p>
     <w:p>
@@ -1504,20 +1843,7 @@
           <w:sz w:val="32"/>
           <w:szCs w:val="32"/>
         </w:rPr>
-        <w:t xml:space="preserve">2. Configurando PostgreSQL com Docker</w:t>
-      </w:r>
-    </w:p>
-    <w:p>
-      <w:pPr>
-        <w:spacing w:after="120"/>
-      </w:pPr>
-      <w:r>
-        <w:rPr>
-          <w:rFonts w:ascii="Arial" w:cs="Arial" w:eastAsia="Arial" w:hAnsi="Arial"/>
-          <w:sz w:val="22"/>
-          <w:szCs w:val="22"/>
-        </w:rPr>
-        <w:t xml:space="preserve">O PostgreSQL foi configurado via Docker Compose, sem necessidade de instalação local.</w:t>
+        <w:t xml:space="preserve">2. PostgreSQL com Docker</w:t>
       </w:r>
     </w:p>
     <w:p>
@@ -1538,19 +1864,6 @@
     </w:p>
     <w:p>
       <w:pPr>
-        <w:spacing w:after="120"/>
-      </w:pPr>
-      <w:r>
-        <w:rPr>
-          <w:rFonts w:ascii="Arial" w:cs="Arial" w:eastAsia="Arial" w:hAnsi="Arial"/>
-          <w:sz w:val="22"/>
-          <w:szCs w:val="22"/>
-        </w:rPr>
-        <w:t xml:space="preserve">Arquivo criado em tutorialdjango/ (mesma pasta do manage.py):</w:t>
-      </w:r>
-    </w:p>
-    <w:p>
-      <w:pPr>
         <w:shd w:fill="F4F4F4" w:val="clear"/>
         <w:spacing w:after="60" w:before="60"/>
         <w:ind w:left="360"/>
@@ -1626,22 +1939,6 @@
           <w:sz w:val="20"/>
           <w:szCs w:val="20"/>
         </w:rPr>
-        <w:t xml:space="preserve">    restart: always</w:t>
-      </w:r>
-    </w:p>
-    <w:p>
-      <w:pPr>
-        <w:shd w:fill="F4F4F4" w:val="clear"/>
-        <w:spacing w:after="60" w:before="60"/>
-        <w:ind w:left="360"/>
-      </w:pPr>
-      <w:r>
-        <w:rPr>
-          <w:rFonts w:ascii="Courier New" w:cs="Courier New" w:eastAsia="Courier New" w:hAnsi="Courier New"/>
-          <w:color w:val="1a1a1a"/>
-          <w:sz w:val="20"/>
-          <w:szCs w:val="20"/>
-        </w:rPr>
         <w:t xml:space="preserve">    environment:</w:t>
       </w:r>
     </w:p>
@@ -1802,38 +2099,6 @@
           <w:sz w:val="20"/>
           <w:szCs w:val="20"/>
         </w:rPr>
-        <w:t xml:space="preserve">    container_name: pgadmin</w:t>
-      </w:r>
-    </w:p>
-    <w:p>
-      <w:pPr>
-        <w:shd w:fill="F4F4F4" w:val="clear"/>
-        <w:spacing w:after="60" w:before="60"/>
-        <w:ind w:left="360"/>
-      </w:pPr>
-      <w:r>
-        <w:rPr>
-          <w:rFonts w:ascii="Courier New" w:cs="Courier New" w:eastAsia="Courier New" w:hAnsi="Courier New"/>
-          <w:color w:val="1a1a1a"/>
-          <w:sz w:val="20"/>
-          <w:szCs w:val="20"/>
-        </w:rPr>
-        <w:t xml:space="preserve">    restart: always</w:t>
-      </w:r>
-    </w:p>
-    <w:p>
-      <w:pPr>
-        <w:shd w:fill="F4F4F4" w:val="clear"/>
-        <w:spacing w:after="60" w:before="60"/>
-        <w:ind w:left="360"/>
-      </w:pPr>
-      <w:r>
-        <w:rPr>
-          <w:rFonts w:ascii="Courier New" w:cs="Courier New" w:eastAsia="Courier New" w:hAnsi="Courier New"/>
-          <w:color w:val="1a1a1a"/>
-          <w:sz w:val="20"/>
-          <w:szCs w:val="20"/>
-        </w:rPr>
         <w:t xml:space="preserve">    environment:</w:t>
       </w:r>
     </w:p>
@@ -1899,70 +2164,6 @@
           <w:szCs w:val="20"/>
         </w:rPr>
         <w:t xml:space="preserve">      - '8080:80'</w:t>
-      </w:r>
-    </w:p>
-    <w:p>
-      <w:pPr>
-        <w:shd w:fill="F4F4F4" w:val="clear"/>
-        <w:spacing w:after="60" w:before="60"/>
-        <w:ind w:left="360"/>
-      </w:pPr>
-      <w:r>
-        <w:rPr>
-          <w:rFonts w:ascii="Courier New" w:cs="Courier New" w:eastAsia="Courier New" w:hAnsi="Courier New"/>
-          <w:color w:val="1a1a1a"/>
-          <w:sz w:val="20"/>
-          <w:szCs w:val="20"/>
-        </w:rPr>
-        <w:t xml:space="preserve">    depends_on:</w:t>
-      </w:r>
-    </w:p>
-    <w:p>
-      <w:pPr>
-        <w:shd w:fill="F4F4F4" w:val="clear"/>
-        <w:spacing w:after="60" w:before="60"/>
-        <w:ind w:left="360"/>
-      </w:pPr>
-      <w:r>
-        <w:rPr>
-          <w:rFonts w:ascii="Courier New" w:cs="Courier New" w:eastAsia="Courier New" w:hAnsi="Courier New"/>
-          <w:color w:val="1a1a1a"/>
-          <w:sz w:val="20"/>
-          <w:szCs w:val="20"/>
-        </w:rPr>
-        <w:t xml:space="preserve">      - db</w:t>
-      </w:r>
-    </w:p>
-    <w:p>
-      <w:pPr>
-        <w:shd w:fill="F4F4F4" w:val="clear"/>
-        <w:spacing w:after="60" w:before="60"/>
-        <w:ind w:left="360"/>
-      </w:pPr>
-      <w:r>
-        <w:rPr>
-          <w:rFonts w:ascii="Courier New" w:cs="Courier New" w:eastAsia="Courier New" w:hAnsi="Courier New"/>
-          <w:color w:val="1a1a1a"/>
-          <w:sz w:val="20"/>
-          <w:szCs w:val="20"/>
-        </w:rPr>
-        <w:t xml:space="preserve">volumes:</w:t>
-      </w:r>
-    </w:p>
-    <w:p>
-      <w:pPr>
-        <w:shd w:fill="F4F4F4" w:val="clear"/>
-        <w:spacing w:after="60" w:before="60"/>
-        <w:ind w:left="360"/>
-      </w:pPr>
-      <w:r>
-        <w:rPr>
-          <w:rFonts w:ascii="Courier New" w:cs="Courier New" w:eastAsia="Courier New" w:hAnsi="Courier New"/>
-          <w:color w:val="1a1a1a"/>
-          <w:sz w:val="20"/>
-          <w:szCs w:val="20"/>
-        </w:rPr>
-        <w:t xml:space="preserve">  postgres_data:</w:t>
       </w:r>
     </w:p>
     <w:p>
@@ -1986,23 +2187,765 @@
           <w:sz w:val="26"/>
           <w:szCs w:val="26"/>
         </w:rPr>
-        <w:t xml:space="preserve">Subindo os containers</w:t>
-      </w:r>
-    </w:p>
-    <w:p>
-      <w:pPr>
-        <w:shd w:fill="F4F4F4" w:val="clear"/>
-        <w:spacing w:after="60" w:before="60"/>
-        <w:ind w:left="360"/>
-      </w:pPr>
-      <w:r>
-        <w:rPr>
-          <w:rFonts w:ascii="Courier New" w:cs="Courier New" w:eastAsia="Courier New" w:hAnsi="Courier New"/>
-          <w:color w:val="1a1a1a"/>
-          <w:sz w:val="20"/>
-          <w:szCs w:val="20"/>
-        </w:rPr>
-        <w:t xml:space="preserve">docker compose up -d</w:t>
+        <w:t xml:space="preserve">Comandos Docker</w:t>
+      </w:r>
+    </w:p>
+    <w:p>
+      <w:pPr>
+        <w:shd w:fill="F4F4F4" w:val="clear"/>
+        <w:spacing w:after="60" w:before="60"/>
+        <w:ind w:left="360"/>
+      </w:pPr>
+      <w:r>
+        <w:rPr>
+          <w:rFonts w:ascii="Courier New" w:cs="Courier New" w:eastAsia="Courier New" w:hAnsi="Courier New"/>
+          <w:color w:val="1a1a1a"/>
+          <w:sz w:val="20"/>
+          <w:szCs w:val="20"/>
+        </w:rPr>
+        <w:t xml:space="preserve">docker compose up -d    # iniciar</w:t>
+      </w:r>
+    </w:p>
+    <w:p>
+      <w:pPr>
+        <w:shd w:fill="F4F4F4" w:val="clear"/>
+        <w:spacing w:after="60" w:before="60"/>
+        <w:ind w:left="360"/>
+      </w:pPr>
+      <w:r>
+        <w:rPr>
+          <w:rFonts w:ascii="Courier New" w:cs="Courier New" w:eastAsia="Courier New" w:hAnsi="Courier New"/>
+          <w:color w:val="1a1a1a"/>
+          <w:sz w:val="20"/>
+          <w:szCs w:val="20"/>
+        </w:rPr>
+        <w:t xml:space="preserve">docker compose down     # parar</w:t>
+      </w:r>
+    </w:p>
+    <w:p>
+      <w:pPr>
+        <w:shd w:fill="F4F4F4" w:val="clear"/>
+        <w:spacing w:after="60" w:before="60"/>
+        <w:ind w:left="360"/>
+      </w:pPr>
+      <w:r>
+        <w:rPr>
+          <w:rFonts w:ascii="Courier New" w:cs="Courier New" w:eastAsia="Courier New" w:hAnsi="Courier New"/>
+          <w:color w:val="1a1a1a"/>
+          <w:sz w:val="20"/>
+          <w:szCs w:val="20"/>
+        </w:rPr>
+        <w:t xml:space="preserve">docker ps               # verificar containers</w:t>
+      </w:r>
+    </w:p>
+    <w:p>
+      <w:pPr>
+        <w:spacing w:after="80"/>
+      </w:pPr>
+      <w:r>
+        <w:t xml:space="preserve"/>
+      </w:r>
+    </w:p>
+    <w:p>
+      <w:pPr>
+        <w:pStyle w:val="Heading2"/>
+      </w:pPr>
+      <w:r>
+        <w:rPr>
+          <w:rFonts w:ascii="Arial" w:cs="Arial" w:eastAsia="Arial" w:hAnsi="Arial"/>
+          <w:b/>
+          <w:bCs/>
+          <w:color w:val="2E75B6"/>
+          <w:sz w:val="26"/>
+          <w:szCs w:val="26"/>
+        </w:rPr>
+        <w:t xml:space="preserve">pgAdmin</w:t>
+      </w:r>
+    </w:p>
+    <w:p>
+      <w:pPr>
+        <w:pStyle w:val="ListParagraph"/>
+        <w:numPr>
+          <w:ilvl w:val="0"/>
+          <w:numId w:val="2"/>
+        </w:numPr>
+        <w:spacing w:after="80"/>
+      </w:pPr>
+      <w:r>
+        <w:rPr>
+          <w:rFonts w:ascii="Arial" w:cs="Arial" w:eastAsia="Arial" w:hAnsi="Arial"/>
+          <w:sz w:val="22"/>
+          <w:szCs w:val="22"/>
+        </w:rPr>
+        <w:t xml:space="preserve">URL: http://localhost:8080</w:t>
+      </w:r>
+    </w:p>
+    <w:p>
+      <w:pPr>
+        <w:pStyle w:val="ListParagraph"/>
+        <w:numPr>
+          <w:ilvl w:val="0"/>
+          <w:numId w:val="2"/>
+        </w:numPr>
+        <w:spacing w:after="80"/>
+      </w:pPr>
+      <w:r>
+        <w:rPr>
+          <w:rFonts w:ascii="Arial" w:cs="Arial" w:eastAsia="Arial" w:hAnsi="Arial"/>
+          <w:sz w:val="22"/>
+          <w:szCs w:val="22"/>
+        </w:rPr>
+        <w:t xml:space="preserve">Login: admin@admin.com / admin</w:t>
+      </w:r>
+    </w:p>
+    <w:p>
+      <w:pPr>
+        <w:pStyle w:val="ListParagraph"/>
+        <w:numPr>
+          <w:ilvl w:val="0"/>
+          <w:numId w:val="2"/>
+        </w:numPr>
+        <w:spacing w:after="80"/>
+      </w:pPr>
+      <w:r>
+        <w:rPr>
+          <w:rFonts w:ascii="Arial" w:cs="Arial" w:eastAsia="Arial" w:hAnsi="Arial"/>
+          <w:sz w:val="22"/>
+          <w:szCs w:val="22"/>
+        </w:rPr>
+        <w:t xml:space="preserve">Host: host.docker.internal | Port: 5432</w:t>
+      </w:r>
+    </w:p>
+    <w:p>
+      <w:pPr>
+        <w:pStyle w:val="ListParagraph"/>
+        <w:numPr>
+          <w:ilvl w:val="0"/>
+          <w:numId w:val="2"/>
+        </w:numPr>
+        <w:spacing w:after="80"/>
+      </w:pPr>
+      <w:r>
+        <w:rPr>
+          <w:rFonts w:ascii="Arial" w:cs="Arial" w:eastAsia="Arial" w:hAnsi="Arial"/>
+          <w:sz w:val="22"/>
+          <w:szCs w:val="22"/>
+        </w:rPr>
+        <w:t xml:space="preserve">Username: django_user | Password: django_senha</w:t>
+      </w:r>
+    </w:p>
+    <w:p>
+      <w:pPr>
+        <w:spacing w:after="80"/>
+      </w:pPr>
+      <w:r>
+        <w:t xml:space="preserve"/>
+      </w:r>
+    </w:p>
+    <w:p>
+      <w:r>
+        <w:br w:type="page"/>
+      </w:r>
+    </w:p>
+    <w:p>
+      <w:pPr>
+        <w:pStyle w:val="Heading1"/>
+      </w:pPr>
+      <w:r>
+        <w:rPr>
+          <w:rFonts w:ascii="Arial" w:cs="Arial" w:eastAsia="Arial" w:hAnsi="Arial"/>
+          <w:b/>
+          <w:bCs/>
+          <w:sz w:val="32"/>
+          <w:szCs w:val="32"/>
+        </w:rPr>
+        <w:t xml:space="preserve">3. Variáveis de Ambiente (.env)</w:t>
+      </w:r>
+    </w:p>
+    <w:p>
+      <w:pPr>
+        <w:spacing w:after="120"/>
+      </w:pPr>
+      <w:r>
+        <w:rPr>
+          <w:rFonts w:ascii="Arial" w:cs="Arial" w:eastAsia="Arial" w:hAnsi="Arial"/>
+          <w:sz w:val="22"/>
+          <w:szCs w:val="22"/>
+        </w:rPr>
+        <w:t xml:space="preserve">Arquivo criado em tutorialdjango/ usando python-decouple:</w:t>
+      </w:r>
+    </w:p>
+    <w:p>
+      <w:pPr>
+        <w:pStyle w:val="Heading2"/>
+      </w:pPr>
+      <w:r>
+        <w:rPr>
+          <w:rFonts w:ascii="Arial" w:cs="Arial" w:eastAsia="Arial" w:hAnsi="Arial"/>
+          <w:b/>
+          <w:bCs/>
+          <w:color w:val="2E75B6"/>
+          <w:sz w:val="26"/>
+          <w:szCs w:val="26"/>
+        </w:rPr>
+        <w:t xml:space="preserve">.env</w:t>
+      </w:r>
+    </w:p>
+    <w:p>
+      <w:pPr>
+        <w:shd w:fill="F4F4F4" w:val="clear"/>
+        <w:spacing w:after="60" w:before="60"/>
+        <w:ind w:left="360"/>
+      </w:pPr>
+      <w:r>
+        <w:rPr>
+          <w:rFonts w:ascii="Courier New" w:cs="Courier New" w:eastAsia="Courier New" w:hAnsi="Courier New"/>
+          <w:color w:val="1a1a1a"/>
+          <w:sz w:val="20"/>
+          <w:szCs w:val="20"/>
+        </w:rPr>
+        <w:t xml:space="preserve">DB_NAME=tutorialdjango_db</w:t>
+      </w:r>
+    </w:p>
+    <w:p>
+      <w:pPr>
+        <w:shd w:fill="F4F4F4" w:val="clear"/>
+        <w:spacing w:after="60" w:before="60"/>
+        <w:ind w:left="360"/>
+      </w:pPr>
+      <w:r>
+        <w:rPr>
+          <w:rFonts w:ascii="Courier New" w:cs="Courier New" w:eastAsia="Courier New" w:hAnsi="Courier New"/>
+          <w:color w:val="1a1a1a"/>
+          <w:sz w:val="20"/>
+          <w:szCs w:val="20"/>
+        </w:rPr>
+        <w:t xml:space="preserve">DB_USER=django_user</w:t>
+      </w:r>
+    </w:p>
+    <w:p>
+      <w:pPr>
+        <w:shd w:fill="F4F4F4" w:val="clear"/>
+        <w:spacing w:after="60" w:before="60"/>
+        <w:ind w:left="360"/>
+      </w:pPr>
+      <w:r>
+        <w:rPr>
+          <w:rFonts w:ascii="Courier New" w:cs="Courier New" w:eastAsia="Courier New" w:hAnsi="Courier New"/>
+          <w:color w:val="1a1a1a"/>
+          <w:sz w:val="20"/>
+          <w:szCs w:val="20"/>
+        </w:rPr>
+        <w:t xml:space="preserve">DB_PASSWORD=django_senha</w:t>
+      </w:r>
+    </w:p>
+    <w:p>
+      <w:pPr>
+        <w:shd w:fill="F4F4F4" w:val="clear"/>
+        <w:spacing w:after="60" w:before="60"/>
+        <w:ind w:left="360"/>
+      </w:pPr>
+      <w:r>
+        <w:rPr>
+          <w:rFonts w:ascii="Courier New" w:cs="Courier New" w:eastAsia="Courier New" w:hAnsi="Courier New"/>
+          <w:color w:val="1a1a1a"/>
+          <w:sz w:val="20"/>
+          <w:szCs w:val="20"/>
+        </w:rPr>
+        <w:t xml:space="preserve">DB_HOST=localhost</w:t>
+      </w:r>
+    </w:p>
+    <w:p>
+      <w:pPr>
+        <w:shd w:fill="F4F4F4" w:val="clear"/>
+        <w:spacing w:after="60" w:before="60"/>
+        <w:ind w:left="360"/>
+      </w:pPr>
+      <w:r>
+        <w:rPr>
+          <w:rFonts w:ascii="Courier New" w:cs="Courier New" w:eastAsia="Courier New" w:hAnsi="Courier New"/>
+          <w:color w:val="1a1a1a"/>
+          <w:sz w:val="20"/>
+          <w:szCs w:val="20"/>
+        </w:rPr>
+        <w:t xml:space="preserve">DB_PORT=5432</w:t>
+      </w:r>
+    </w:p>
+    <w:p>
+      <w:pPr>
+        <w:shd w:fill="F4F4F4" w:val="clear"/>
+        <w:spacing w:after="60" w:before="60"/>
+        <w:ind w:left="360"/>
+      </w:pPr>
+      <w:r>
+        <w:rPr>
+          <w:rFonts w:ascii="Courier New" w:cs="Courier New" w:eastAsia="Courier New" w:hAnsi="Courier New"/>
+          <w:color w:val="1a1a1a"/>
+          <w:sz w:val="20"/>
+          <w:szCs w:val="20"/>
+        </w:rPr>
+        <w:t xml:space="preserve">SECRET_KEY=sua_secret_key_aqui</w:t>
+      </w:r>
+    </w:p>
+    <w:p>
+      <w:pPr>
+        <w:shd w:fill="F4F4F4" w:val="clear"/>
+        <w:spacing w:after="60" w:before="60"/>
+        <w:ind w:left="360"/>
+      </w:pPr>
+      <w:r>
+        <w:rPr>
+          <w:rFonts w:ascii="Courier New" w:cs="Courier New" w:eastAsia="Courier New" w:hAnsi="Courier New"/>
+          <w:color w:val="1a1a1a"/>
+          <w:sz w:val="20"/>
+          <w:szCs w:val="20"/>
+        </w:rPr>
+        <w:t xml:space="preserve">DEBUG=True</w:t>
+      </w:r>
+    </w:p>
+    <w:p>
+      <w:pPr>
+        <w:spacing w:after="80"/>
+      </w:pPr>
+      <w:r>
+        <w:t xml:space="preserve"/>
+      </w:r>
+    </w:p>
+    <w:p>
+      <w:pPr>
+        <w:pStyle w:val="Heading2"/>
+      </w:pPr>
+      <w:r>
+        <w:rPr>
+          <w:rFonts w:ascii="Arial" w:cs="Arial" w:eastAsia="Arial" w:hAnsi="Arial"/>
+          <w:b/>
+          <w:bCs/>
+          <w:color w:val="2E75B6"/>
+          <w:sz w:val="26"/>
+          <w:szCs w:val="26"/>
+        </w:rPr>
+        <w:t xml:space="preserve">meusite/settings.py</w:t>
+      </w:r>
+    </w:p>
+    <w:p>
+      <w:pPr>
+        <w:shd w:fill="F4F4F4" w:val="clear"/>
+        <w:spacing w:after="60" w:before="60"/>
+        <w:ind w:left="360"/>
+      </w:pPr>
+      <w:r>
+        <w:rPr>
+          <w:rFonts w:ascii="Courier New" w:cs="Courier New" w:eastAsia="Courier New" w:hAnsi="Courier New"/>
+          <w:color w:val="1a1a1a"/>
+          <w:sz w:val="20"/>
+          <w:szCs w:val="20"/>
+        </w:rPr>
+        <w:t xml:space="preserve">from decouple import config</w:t>
+      </w:r>
+    </w:p>
+    <w:p>
+      <w:pPr>
+        <w:shd w:fill="F4F4F4" w:val="clear"/>
+        <w:spacing w:after="60" w:before="60"/>
+        <w:ind w:left="360"/>
+      </w:pPr>
+      <w:r>
+        <w:rPr>
+          <w:rFonts w:ascii="Courier New" w:cs="Courier New" w:eastAsia="Courier New" w:hAnsi="Courier New"/>
+          <w:color w:val="1a1a1a"/>
+          <w:sz w:val="20"/>
+          <w:szCs w:val="20"/>
+        </w:rPr>
+        <w:t xml:space="preserve"/>
+      </w:r>
+    </w:p>
+    <w:p>
+      <w:pPr>
+        <w:shd w:fill="F4F4F4" w:val="clear"/>
+        <w:spacing w:after="60" w:before="60"/>
+        <w:ind w:left="360"/>
+      </w:pPr>
+      <w:r>
+        <w:rPr>
+          <w:rFonts w:ascii="Courier New" w:cs="Courier New" w:eastAsia="Courier New" w:hAnsi="Courier New"/>
+          <w:color w:val="1a1a1a"/>
+          <w:sz w:val="20"/>
+          <w:szCs w:val="20"/>
+        </w:rPr>
+        <w:t xml:space="preserve">SECRET_KEY = config('SECRET_KEY')</w:t>
+      </w:r>
+    </w:p>
+    <w:p>
+      <w:pPr>
+        <w:shd w:fill="F4F4F4" w:val="clear"/>
+        <w:spacing w:after="60" w:before="60"/>
+        <w:ind w:left="360"/>
+      </w:pPr>
+      <w:r>
+        <w:rPr>
+          <w:rFonts w:ascii="Courier New" w:cs="Courier New" w:eastAsia="Courier New" w:hAnsi="Courier New"/>
+          <w:color w:val="1a1a1a"/>
+          <w:sz w:val="20"/>
+          <w:szCs w:val="20"/>
+        </w:rPr>
+        <w:t xml:space="preserve">DEBUG = config('DEBUG', cast=bool)</w:t>
+      </w:r>
+    </w:p>
+    <w:p>
+      <w:pPr>
+        <w:shd w:fill="F4F4F4" w:val="clear"/>
+        <w:spacing w:after="60" w:before="60"/>
+        <w:ind w:left="360"/>
+      </w:pPr>
+      <w:r>
+        <w:rPr>
+          <w:rFonts w:ascii="Courier New" w:cs="Courier New" w:eastAsia="Courier New" w:hAnsi="Courier New"/>
+          <w:color w:val="1a1a1a"/>
+          <w:sz w:val="20"/>
+          <w:szCs w:val="20"/>
+        </w:rPr>
+        <w:t xml:space="preserve"/>
+      </w:r>
+    </w:p>
+    <w:p>
+      <w:pPr>
+        <w:shd w:fill="F4F4F4" w:val="clear"/>
+        <w:spacing w:after="60" w:before="60"/>
+        <w:ind w:left="360"/>
+      </w:pPr>
+      <w:r>
+        <w:rPr>
+          <w:rFonts w:ascii="Courier New" w:cs="Courier New" w:eastAsia="Courier New" w:hAnsi="Courier New"/>
+          <w:color w:val="1a1a1a"/>
+          <w:sz w:val="20"/>
+          <w:szCs w:val="20"/>
+        </w:rPr>
+        <w:t xml:space="preserve">DATABASES = {</w:t>
+      </w:r>
+    </w:p>
+    <w:p>
+      <w:pPr>
+        <w:shd w:fill="F4F4F4" w:val="clear"/>
+        <w:spacing w:after="60" w:before="60"/>
+        <w:ind w:left="360"/>
+      </w:pPr>
+      <w:r>
+        <w:rPr>
+          <w:rFonts w:ascii="Courier New" w:cs="Courier New" w:eastAsia="Courier New" w:hAnsi="Courier New"/>
+          <w:color w:val="1a1a1a"/>
+          <w:sz w:val="20"/>
+          <w:szCs w:val="20"/>
+        </w:rPr>
+        <w:t xml:space="preserve">    'default': {</w:t>
+      </w:r>
+    </w:p>
+    <w:p>
+      <w:pPr>
+        <w:shd w:fill="F4F4F4" w:val="clear"/>
+        <w:spacing w:after="60" w:before="60"/>
+        <w:ind w:left="360"/>
+      </w:pPr>
+      <w:r>
+        <w:rPr>
+          <w:rFonts w:ascii="Courier New" w:cs="Courier New" w:eastAsia="Courier New" w:hAnsi="Courier New"/>
+          <w:color w:val="1a1a1a"/>
+          <w:sz w:val="20"/>
+          <w:szCs w:val="20"/>
+        </w:rPr>
+        <w:t xml:space="preserve">        'ENGINE': 'django.db.backends.postgresql',</w:t>
+      </w:r>
+    </w:p>
+    <w:p>
+      <w:pPr>
+        <w:shd w:fill="F4F4F4" w:val="clear"/>
+        <w:spacing w:after="60" w:before="60"/>
+        <w:ind w:left="360"/>
+      </w:pPr>
+      <w:r>
+        <w:rPr>
+          <w:rFonts w:ascii="Courier New" w:cs="Courier New" w:eastAsia="Courier New" w:hAnsi="Courier New"/>
+          <w:color w:val="1a1a1a"/>
+          <w:sz w:val="20"/>
+          <w:szCs w:val="20"/>
+        </w:rPr>
+        <w:t xml:space="preserve">        'NAME': config('DB_NAME'),</w:t>
+      </w:r>
+    </w:p>
+    <w:p>
+      <w:pPr>
+        <w:shd w:fill="F4F4F4" w:val="clear"/>
+        <w:spacing w:after="60" w:before="60"/>
+        <w:ind w:left="360"/>
+      </w:pPr>
+      <w:r>
+        <w:rPr>
+          <w:rFonts w:ascii="Courier New" w:cs="Courier New" w:eastAsia="Courier New" w:hAnsi="Courier New"/>
+          <w:color w:val="1a1a1a"/>
+          <w:sz w:val="20"/>
+          <w:szCs w:val="20"/>
+        </w:rPr>
+        <w:t xml:space="preserve">        'USER': config('DB_USER'),</w:t>
+      </w:r>
+    </w:p>
+    <w:p>
+      <w:pPr>
+        <w:shd w:fill="F4F4F4" w:val="clear"/>
+        <w:spacing w:after="60" w:before="60"/>
+        <w:ind w:left="360"/>
+      </w:pPr>
+      <w:r>
+        <w:rPr>
+          <w:rFonts w:ascii="Courier New" w:cs="Courier New" w:eastAsia="Courier New" w:hAnsi="Courier New"/>
+          <w:color w:val="1a1a1a"/>
+          <w:sz w:val="20"/>
+          <w:szCs w:val="20"/>
+        </w:rPr>
+        <w:t xml:space="preserve">        'PASSWORD': config('DB_PASSWORD'),</w:t>
+      </w:r>
+    </w:p>
+    <w:p>
+      <w:pPr>
+        <w:shd w:fill="F4F4F4" w:val="clear"/>
+        <w:spacing w:after="60" w:before="60"/>
+        <w:ind w:left="360"/>
+      </w:pPr>
+      <w:r>
+        <w:rPr>
+          <w:rFonts w:ascii="Courier New" w:cs="Courier New" w:eastAsia="Courier New" w:hAnsi="Courier New"/>
+          <w:color w:val="1a1a1a"/>
+          <w:sz w:val="20"/>
+          <w:szCs w:val="20"/>
+        </w:rPr>
+        <w:t xml:space="preserve">        'HOST': config('DB_HOST'),</w:t>
+      </w:r>
+    </w:p>
+    <w:p>
+      <w:pPr>
+        <w:shd w:fill="F4F4F4" w:val="clear"/>
+        <w:spacing w:after="60" w:before="60"/>
+        <w:ind w:left="360"/>
+      </w:pPr>
+      <w:r>
+        <w:rPr>
+          <w:rFonts w:ascii="Courier New" w:cs="Courier New" w:eastAsia="Courier New" w:hAnsi="Courier New"/>
+          <w:color w:val="1a1a1a"/>
+          <w:sz w:val="20"/>
+          <w:szCs w:val="20"/>
+        </w:rPr>
+        <w:t xml:space="preserve">        'PORT': config('DB_PORT'),</w:t>
+      </w:r>
+    </w:p>
+    <w:p>
+      <w:pPr>
+        <w:shd w:fill="F4F4F4" w:val="clear"/>
+        <w:spacing w:after="60" w:before="60"/>
+        <w:ind w:left="360"/>
+      </w:pPr>
+      <w:r>
+        <w:rPr>
+          <w:rFonts w:ascii="Courier New" w:cs="Courier New" w:eastAsia="Courier New" w:hAnsi="Courier New"/>
+          <w:color w:val="1a1a1a"/>
+          <w:sz w:val="20"/>
+          <w:szCs w:val="20"/>
+        </w:rPr>
+        <w:t xml:space="preserve">    }</w:t>
+      </w:r>
+    </w:p>
+    <w:p>
+      <w:pPr>
+        <w:shd w:fill="F4F4F4" w:val="clear"/>
+        <w:spacing w:after="60" w:before="60"/>
+        <w:ind w:left="360"/>
+      </w:pPr>
+      <w:r>
+        <w:rPr>
+          <w:rFonts w:ascii="Courier New" w:cs="Courier New" w:eastAsia="Courier New" w:hAnsi="Courier New"/>
+          <w:color w:val="1a1a1a"/>
+          <w:sz w:val="20"/>
+          <w:szCs w:val="20"/>
+        </w:rPr>
+        <w:t xml:space="preserve">}</w:t>
+      </w:r>
+    </w:p>
+    <w:p>
+      <w:pPr>
+        <w:spacing w:after="120"/>
+        <w:ind w:left="360"/>
+      </w:pPr>
+      <w:r>
+        <w:rPr>
+          <w:rFonts w:ascii="Arial" w:cs="Arial" w:eastAsia="Arial" w:hAnsi="Arial"/>
+          <w:i/>
+          <w:iCs/>
+          <w:color w:val="C0392B"/>
+          <w:sz w:val="22"/>
+          <w:szCs w:val="22"/>
+        </w:rPr>
+        <w:t xml:space="preserve">⚠️ Nunca subir o .env para o repositório. Sempre adicionar no .gitignore.</w:t>
+      </w:r>
+    </w:p>
+    <w:p>
+      <w:pPr>
+        <w:spacing w:after="80"/>
+      </w:pPr>
+      <w:r>
+        <w:t xml:space="preserve"/>
+      </w:r>
+    </w:p>
+    <w:p>
+      <w:r>
+        <w:br w:type="page"/>
+      </w:r>
+    </w:p>
+    <w:p>
+      <w:pPr>
+        <w:pStyle w:val="Heading1"/>
+      </w:pPr>
+      <w:r>
+        <w:rPr>
+          <w:rFonts w:ascii="Arial" w:cs="Arial" w:eastAsia="Arial" w:hAnsi="Arial"/>
+          <w:b/>
+          <w:bCs/>
+          <w:sz w:val="32"/>
+          <w:szCs w:val="32"/>
+        </w:rPr>
+        <w:t xml:space="preserve">4. Models</w:t>
+      </w:r>
+    </w:p>
+    <w:p>
+      <w:pPr>
+        <w:shd w:fill="F4F4F4" w:val="clear"/>
+        <w:spacing w:after="60" w:before="60"/>
+        <w:ind w:left="360"/>
+      </w:pPr>
+      <w:r>
+        <w:rPr>
+          <w:rFonts w:ascii="Courier New" w:cs="Courier New" w:eastAsia="Courier New" w:hAnsi="Courier New"/>
+          <w:color w:val="1a1a1a"/>
+          <w:sz w:val="20"/>
+          <w:szCs w:val="20"/>
+        </w:rPr>
+        <w:t xml:space="preserve">class Pergunta(models.Model):</w:t>
+      </w:r>
+    </w:p>
+    <w:p>
+      <w:pPr>
+        <w:shd w:fill="F4F4F4" w:val="clear"/>
+        <w:spacing w:after="60" w:before="60"/>
+        <w:ind w:left="360"/>
+      </w:pPr>
+      <w:r>
+        <w:rPr>
+          <w:rFonts w:ascii="Courier New" w:cs="Courier New" w:eastAsia="Courier New" w:hAnsi="Courier New"/>
+          <w:color w:val="1a1a1a"/>
+          <w:sz w:val="20"/>
+          <w:szCs w:val="20"/>
+        </w:rPr>
+        <w:t xml:space="preserve">    texto_pergunta = models.CharField(max_length=200)</w:t>
+      </w:r>
+    </w:p>
+    <w:p>
+      <w:pPr>
+        <w:shd w:fill="F4F4F4" w:val="clear"/>
+        <w:spacing w:after="60" w:before="60"/>
+        <w:ind w:left="360"/>
+      </w:pPr>
+      <w:r>
+        <w:rPr>
+          <w:rFonts w:ascii="Courier New" w:cs="Courier New" w:eastAsia="Courier New" w:hAnsi="Courier New"/>
+          <w:color w:val="1a1a1a"/>
+          <w:sz w:val="20"/>
+          <w:szCs w:val="20"/>
+        </w:rPr>
+        <w:t xml:space="preserve">    data_publicacao = models.DateTimeField('data de publicacao')</w:t>
+      </w:r>
+    </w:p>
+    <w:p>
+      <w:pPr>
+        <w:shd w:fill="F4F4F4" w:val="clear"/>
+        <w:spacing w:after="60" w:before="60"/>
+        <w:ind w:left="360"/>
+      </w:pPr>
+      <w:r>
+        <w:rPr>
+          <w:rFonts w:ascii="Courier New" w:cs="Courier New" w:eastAsia="Courier New" w:hAnsi="Courier New"/>
+          <w:color w:val="1a1a1a"/>
+          <w:sz w:val="20"/>
+          <w:szCs w:val="20"/>
+        </w:rPr>
+        <w:t xml:space="preserve"/>
+      </w:r>
+    </w:p>
+    <w:p>
+      <w:pPr>
+        <w:shd w:fill="F4F4F4" w:val="clear"/>
+        <w:spacing w:after="60" w:before="60"/>
+        <w:ind w:left="360"/>
+      </w:pPr>
+      <w:r>
+        <w:rPr>
+          <w:rFonts w:ascii="Courier New" w:cs="Courier New" w:eastAsia="Courier New" w:hAnsi="Courier New"/>
+          <w:color w:val="1a1a1a"/>
+          <w:sz w:val="20"/>
+          <w:szCs w:val="20"/>
+        </w:rPr>
+        <w:t xml:space="preserve">class Opcao(models.Model):</w:t>
+      </w:r>
+    </w:p>
+    <w:p>
+      <w:pPr>
+        <w:shd w:fill="F4F4F4" w:val="clear"/>
+        <w:spacing w:after="60" w:before="60"/>
+        <w:ind w:left="360"/>
+      </w:pPr>
+      <w:r>
+        <w:rPr>
+          <w:rFonts w:ascii="Courier New" w:cs="Courier New" w:eastAsia="Courier New" w:hAnsi="Courier New"/>
+          <w:color w:val="1a1a1a"/>
+          <w:sz w:val="20"/>
+          <w:szCs w:val="20"/>
+        </w:rPr>
+        <w:t xml:space="preserve">    pergunta = models.ForeignKey(Pergunta, on_delete=models.CASCADE, related_name='opcoes')</w:t>
+      </w:r>
+    </w:p>
+    <w:p>
+      <w:pPr>
+        <w:shd w:fill="F4F4F4" w:val="clear"/>
+        <w:spacing w:after="60" w:before="60"/>
+        <w:ind w:left="360"/>
+      </w:pPr>
+      <w:r>
+        <w:rPr>
+          <w:rFonts w:ascii="Courier New" w:cs="Courier New" w:eastAsia="Courier New" w:hAnsi="Courier New"/>
+          <w:color w:val="1a1a1a"/>
+          <w:sz w:val="20"/>
+          <w:szCs w:val="20"/>
+        </w:rPr>
+        <w:t xml:space="preserve">    texto_opcao = models.CharField(max_length=200)</w:t>
+      </w:r>
+    </w:p>
+    <w:p>
+      <w:pPr>
+        <w:shd w:fill="F4F4F4" w:val="clear"/>
+        <w:spacing w:after="60" w:before="60"/>
+        <w:ind w:left="360"/>
+      </w:pPr>
+      <w:r>
+        <w:rPr>
+          <w:rFonts w:ascii="Courier New" w:cs="Courier New" w:eastAsia="Courier New" w:hAnsi="Courier New"/>
+          <w:color w:val="1a1a1a"/>
+          <w:sz w:val="20"/>
+          <w:szCs w:val="20"/>
+        </w:rPr>
+        <w:t xml:space="preserve">    votos = models.IntegerField(default=0)</w:t>
+      </w:r>
+    </w:p>
+    <w:p>
+      <w:pPr>
+        <w:spacing w:after="80"/>
+      </w:pPr>
+      <w:r>
+        <w:t xml:space="preserve"/>
       </w:r>
     </w:p>
     <w:p>
@@ -2019,7 +2962,7 @@
           <w:sz w:val="22"/>
           <w:szCs w:val="22"/>
         </w:rPr>
-        <w:t xml:space="preserve">💡 O -d faz rodar em segundo plano. A imagem do PostgreSQL é baixada automaticamente na primeira execução.</w:t>
+        <w:t xml:space="preserve">💡 O related_name='opcoes' é obrigatório para o serializer conseguir trazer as opções junto com a pergunta.</w:t>
       </w:r>
     </w:p>
     <w:p>
@@ -2043,79 +2986,39 @@
           <w:sz w:val="26"/>
           <w:szCs w:val="26"/>
         </w:rPr>
-        <w:t xml:space="preserve">Acessando o pgAdmin</w:t>
-      </w:r>
-    </w:p>
-    <w:p>
-      <w:pPr>
-        <w:pStyle w:val="ListParagraph"/>
-        <w:numPr>
-          <w:ilvl w:val="0"/>
-          <w:numId w:val="2"/>
-        </w:numPr>
-        <w:spacing w:after="80"/>
-      </w:pPr>
-      <w:r>
-        <w:rPr>
-          <w:rFonts w:ascii="Arial" w:cs="Arial" w:eastAsia="Arial" w:hAnsi="Arial"/>
-          <w:sz w:val="22"/>
-          <w:szCs w:val="22"/>
-        </w:rPr>
-        <w:t xml:space="preserve">URL: http://localhost:8080</w:t>
-      </w:r>
-    </w:p>
-    <w:p>
-      <w:pPr>
-        <w:pStyle w:val="ListParagraph"/>
-        <w:numPr>
-          <w:ilvl w:val="0"/>
-          <w:numId w:val="2"/>
-        </w:numPr>
-        <w:spacing w:after="80"/>
-      </w:pPr>
-      <w:r>
-        <w:rPr>
-          <w:rFonts w:ascii="Arial" w:cs="Arial" w:eastAsia="Arial" w:hAnsi="Arial"/>
-          <w:sz w:val="22"/>
-          <w:szCs w:val="22"/>
-        </w:rPr>
-        <w:t xml:space="preserve">Login: admin@admin.com / admin</w:t>
-      </w:r>
-    </w:p>
-    <w:p>
-      <w:pPr>
-        <w:pStyle w:val="ListParagraph"/>
-        <w:numPr>
-          <w:ilvl w:val="0"/>
-          <w:numId w:val="2"/>
-        </w:numPr>
-        <w:spacing w:after="80"/>
-      </w:pPr>
-      <w:r>
-        <w:rPr>
-          <w:rFonts w:ascii="Arial" w:cs="Arial" w:eastAsia="Arial" w:hAnsi="Arial"/>
-          <w:sz w:val="22"/>
-          <w:szCs w:val="22"/>
-        </w:rPr>
-        <w:t xml:space="preserve">Add New Server -&gt; Host: host.docker.internal (Windows/Mac)</w:t>
-      </w:r>
-    </w:p>
-    <w:p>
-      <w:pPr>
-        <w:pStyle w:val="ListParagraph"/>
-        <w:numPr>
-          <w:ilvl w:val="0"/>
-          <w:numId w:val="2"/>
-        </w:numPr>
-        <w:spacing w:after="80"/>
-      </w:pPr>
-      <w:r>
-        <w:rPr>
-          <w:rFonts w:ascii="Arial" w:cs="Arial" w:eastAsia="Arial" w:hAnsi="Arial"/>
-          <w:sz w:val="22"/>
-          <w:szCs w:val="22"/>
-        </w:rPr>
-        <w:t xml:space="preserve">Port: 5432 | Username: django_user | Password: django_senha</w:t>
+        <w:t xml:space="preserve">Fluxo de migrações</w:t>
+      </w:r>
+    </w:p>
+    <w:p>
+      <w:pPr>
+        <w:shd w:fill="F4F4F4" w:val="clear"/>
+        <w:spacing w:after="60" w:before="60"/>
+        <w:ind w:left="360"/>
+      </w:pPr>
+      <w:r>
+        <w:rPr>
+          <w:rFonts w:ascii="Courier New" w:cs="Courier New" w:eastAsia="Courier New" w:hAnsi="Courier New"/>
+          <w:color w:val="1a1a1a"/>
+          <w:sz w:val="20"/>
+          <w:szCs w:val="20"/>
+        </w:rPr>
+        <w:t xml:space="preserve">python manage.py makemigrations enquete</w:t>
+      </w:r>
+    </w:p>
+    <w:p>
+      <w:pPr>
+        <w:shd w:fill="F4F4F4" w:val="clear"/>
+        <w:spacing w:after="60" w:before="60"/>
+        <w:ind w:left="360"/>
+      </w:pPr>
+      <w:r>
+        <w:rPr>
+          <w:rFonts w:ascii="Courier New" w:cs="Courier New" w:eastAsia="Courier New" w:hAnsi="Courier New"/>
+          <w:color w:val="1a1a1a"/>
+          <w:sz w:val="20"/>
+          <w:szCs w:val="20"/>
+        </w:rPr>
+        <w:t xml:space="preserve">python manage.py migrate</w:t>
       </w:r>
     </w:p>
     <w:p>
@@ -2143,7 +3046,44 @@
           <w:sz w:val="32"/>
           <w:szCs w:val="32"/>
         </w:rPr>
-        <w:t xml:space="preserve">3. Integrando Django com PostgreSQL</w:t>
+        <w:t xml:space="preserve">5. Django REST Framework (DRF)</w:t>
+      </w:r>
+    </w:p>
+    <w:p>
+      <w:pPr>
+        <w:spacing w:after="120"/>
+      </w:pPr>
+      <w:r>
+        <w:rPr>
+          <w:rFonts w:ascii="Arial" w:cs="Arial" w:eastAsia="Arial" w:hAnsi="Arial"/>
+          <w:sz w:val="22"/>
+          <w:szCs w:val="22"/>
+        </w:rPr>
+        <w:t xml:space="preserve">Instalação:</w:t>
+      </w:r>
+    </w:p>
+    <w:p>
+      <w:pPr>
+        <w:shd w:fill="F4F4F4" w:val="clear"/>
+        <w:spacing w:after="60" w:before="60"/>
+        <w:ind w:left="360"/>
+      </w:pPr>
+      <w:r>
+        <w:rPr>
+          <w:rFonts w:ascii="Courier New" w:cs="Courier New" w:eastAsia="Courier New" w:hAnsi="Courier New"/>
+          <w:color w:val="1a1a1a"/>
+          <w:sz w:val="20"/>
+          <w:szCs w:val="20"/>
+        </w:rPr>
+        <w:t xml:space="preserve">pip install djangorestframework django-cors-headers</w:t>
+      </w:r>
+    </w:p>
+    <w:p>
+      <w:pPr>
+        <w:spacing w:after="80"/>
+      </w:pPr>
+      <w:r>
+        <w:t xml:space="preserve"/>
       </w:r>
     </w:p>
     <w:p>
@@ -2159,23 +3099,215 @@
           <w:sz w:val="26"/>
           <w:szCs w:val="26"/>
         </w:rPr>
-        <w:t xml:space="preserve">Instalação do adapter</w:t>
-      </w:r>
-    </w:p>
-    <w:p>
-      <w:pPr>
-        <w:shd w:fill="F4F4F4" w:val="clear"/>
-        <w:spacing w:after="60" w:before="60"/>
-        <w:ind w:left="360"/>
-      </w:pPr>
-      <w:r>
-        <w:rPr>
-          <w:rFonts w:ascii="Courier New" w:cs="Courier New" w:eastAsia="Courier New" w:hAnsi="Courier New"/>
-          <w:color w:val="1a1a1a"/>
-          <w:sz w:val="20"/>
-          <w:szCs w:val="20"/>
-        </w:rPr>
-        <w:t xml:space="preserve">pip install psycopg2-binary</w:t>
+        <w:t xml:space="preserve">enquete/serializers.py</w:t>
+      </w:r>
+    </w:p>
+    <w:p>
+      <w:pPr>
+        <w:shd w:fill="F4F4F4" w:val="clear"/>
+        <w:spacing w:after="60" w:before="60"/>
+        <w:ind w:left="360"/>
+      </w:pPr>
+      <w:r>
+        <w:rPr>
+          <w:rFonts w:ascii="Courier New" w:cs="Courier New" w:eastAsia="Courier New" w:hAnsi="Courier New"/>
+          <w:color w:val="1a1a1a"/>
+          <w:sz w:val="20"/>
+          <w:szCs w:val="20"/>
+        </w:rPr>
+        <w:t xml:space="preserve">from rest_framework import serializers</w:t>
+      </w:r>
+    </w:p>
+    <w:p>
+      <w:pPr>
+        <w:shd w:fill="F4F4F4" w:val="clear"/>
+        <w:spacing w:after="60" w:before="60"/>
+        <w:ind w:left="360"/>
+      </w:pPr>
+      <w:r>
+        <w:rPr>
+          <w:rFonts w:ascii="Courier New" w:cs="Courier New" w:eastAsia="Courier New" w:hAnsi="Courier New"/>
+          <w:color w:val="1a1a1a"/>
+          <w:sz w:val="20"/>
+          <w:szCs w:val="20"/>
+        </w:rPr>
+        <w:t xml:space="preserve">from .models import Pergunta, Opcao</w:t>
+      </w:r>
+    </w:p>
+    <w:p>
+      <w:pPr>
+        <w:shd w:fill="F4F4F4" w:val="clear"/>
+        <w:spacing w:after="60" w:before="60"/>
+        <w:ind w:left="360"/>
+      </w:pPr>
+      <w:r>
+        <w:rPr>
+          <w:rFonts w:ascii="Courier New" w:cs="Courier New" w:eastAsia="Courier New" w:hAnsi="Courier New"/>
+          <w:color w:val="1a1a1a"/>
+          <w:sz w:val="20"/>
+          <w:szCs w:val="20"/>
+        </w:rPr>
+        <w:t xml:space="preserve"/>
+      </w:r>
+    </w:p>
+    <w:p>
+      <w:pPr>
+        <w:shd w:fill="F4F4F4" w:val="clear"/>
+        <w:spacing w:after="60" w:before="60"/>
+        <w:ind w:left="360"/>
+      </w:pPr>
+      <w:r>
+        <w:rPr>
+          <w:rFonts w:ascii="Courier New" w:cs="Courier New" w:eastAsia="Courier New" w:hAnsi="Courier New"/>
+          <w:color w:val="1a1a1a"/>
+          <w:sz w:val="20"/>
+          <w:szCs w:val="20"/>
+        </w:rPr>
+        <w:t xml:space="preserve">class OpcaoSerializer(serializers.ModelSerializer):</w:t>
+      </w:r>
+    </w:p>
+    <w:p>
+      <w:pPr>
+        <w:shd w:fill="F4F4F4" w:val="clear"/>
+        <w:spacing w:after="60" w:before="60"/>
+        <w:ind w:left="360"/>
+      </w:pPr>
+      <w:r>
+        <w:rPr>
+          <w:rFonts w:ascii="Courier New" w:cs="Courier New" w:eastAsia="Courier New" w:hAnsi="Courier New"/>
+          <w:color w:val="1a1a1a"/>
+          <w:sz w:val="20"/>
+          <w:szCs w:val="20"/>
+        </w:rPr>
+        <w:t xml:space="preserve">    class Meta:</w:t>
+      </w:r>
+    </w:p>
+    <w:p>
+      <w:pPr>
+        <w:shd w:fill="F4F4F4" w:val="clear"/>
+        <w:spacing w:after="60" w:before="60"/>
+        <w:ind w:left="360"/>
+      </w:pPr>
+      <w:r>
+        <w:rPr>
+          <w:rFonts w:ascii="Courier New" w:cs="Courier New" w:eastAsia="Courier New" w:hAnsi="Courier New"/>
+          <w:color w:val="1a1a1a"/>
+          <w:sz w:val="20"/>
+          <w:szCs w:val="20"/>
+        </w:rPr>
+        <w:t xml:space="preserve">        model = Opcao</w:t>
+      </w:r>
+    </w:p>
+    <w:p>
+      <w:pPr>
+        <w:shd w:fill="F4F4F4" w:val="clear"/>
+        <w:spacing w:after="60" w:before="60"/>
+        <w:ind w:left="360"/>
+      </w:pPr>
+      <w:r>
+        <w:rPr>
+          <w:rFonts w:ascii="Courier New" w:cs="Courier New" w:eastAsia="Courier New" w:hAnsi="Courier New"/>
+          <w:color w:val="1a1a1a"/>
+          <w:sz w:val="20"/>
+          <w:szCs w:val="20"/>
+        </w:rPr>
+        <w:t xml:space="preserve">        fields = ['id', 'texto_opcao', 'votos']</w:t>
+      </w:r>
+    </w:p>
+    <w:p>
+      <w:pPr>
+        <w:shd w:fill="F4F4F4" w:val="clear"/>
+        <w:spacing w:after="60" w:before="60"/>
+        <w:ind w:left="360"/>
+      </w:pPr>
+      <w:r>
+        <w:rPr>
+          <w:rFonts w:ascii="Courier New" w:cs="Courier New" w:eastAsia="Courier New" w:hAnsi="Courier New"/>
+          <w:color w:val="1a1a1a"/>
+          <w:sz w:val="20"/>
+          <w:szCs w:val="20"/>
+        </w:rPr>
+        <w:t xml:space="preserve"/>
+      </w:r>
+    </w:p>
+    <w:p>
+      <w:pPr>
+        <w:shd w:fill="F4F4F4" w:val="clear"/>
+        <w:spacing w:after="60" w:before="60"/>
+        <w:ind w:left="360"/>
+      </w:pPr>
+      <w:r>
+        <w:rPr>
+          <w:rFonts w:ascii="Courier New" w:cs="Courier New" w:eastAsia="Courier New" w:hAnsi="Courier New"/>
+          <w:color w:val="1a1a1a"/>
+          <w:sz w:val="20"/>
+          <w:szCs w:val="20"/>
+        </w:rPr>
+        <w:t xml:space="preserve">class PerguntaSerializer(serializers.ModelSerializer):</w:t>
+      </w:r>
+    </w:p>
+    <w:p>
+      <w:pPr>
+        <w:shd w:fill="F4F4F4" w:val="clear"/>
+        <w:spacing w:after="60" w:before="60"/>
+        <w:ind w:left="360"/>
+      </w:pPr>
+      <w:r>
+        <w:rPr>
+          <w:rFonts w:ascii="Courier New" w:cs="Courier New" w:eastAsia="Courier New" w:hAnsi="Courier New"/>
+          <w:color w:val="1a1a1a"/>
+          <w:sz w:val="20"/>
+          <w:szCs w:val="20"/>
+        </w:rPr>
+        <w:t xml:space="preserve">    opcoes = OpcaoSerializer(many=True, read_only=True)</w:t>
+      </w:r>
+    </w:p>
+    <w:p>
+      <w:pPr>
+        <w:shd w:fill="F4F4F4" w:val="clear"/>
+        <w:spacing w:after="60" w:before="60"/>
+        <w:ind w:left="360"/>
+      </w:pPr>
+      <w:r>
+        <w:rPr>
+          <w:rFonts w:ascii="Courier New" w:cs="Courier New" w:eastAsia="Courier New" w:hAnsi="Courier New"/>
+          <w:color w:val="1a1a1a"/>
+          <w:sz w:val="20"/>
+          <w:szCs w:val="20"/>
+        </w:rPr>
+        <w:t xml:space="preserve">    class Meta:</w:t>
+      </w:r>
+    </w:p>
+    <w:p>
+      <w:pPr>
+        <w:shd w:fill="F4F4F4" w:val="clear"/>
+        <w:spacing w:after="60" w:before="60"/>
+        <w:ind w:left="360"/>
+      </w:pPr>
+      <w:r>
+        <w:rPr>
+          <w:rFonts w:ascii="Courier New" w:cs="Courier New" w:eastAsia="Courier New" w:hAnsi="Courier New"/>
+          <w:color w:val="1a1a1a"/>
+          <w:sz w:val="20"/>
+          <w:szCs w:val="20"/>
+        </w:rPr>
+        <w:t xml:space="preserve">        model = Pergunta</w:t>
+      </w:r>
+    </w:p>
+    <w:p>
+      <w:pPr>
+        <w:shd w:fill="F4F4F4" w:val="clear"/>
+        <w:spacing w:after="60" w:before="60"/>
+        <w:ind w:left="360"/>
+      </w:pPr>
+      <w:r>
+        <w:rPr>
+          <w:rFonts w:ascii="Courier New" w:cs="Courier New" w:eastAsia="Courier New" w:hAnsi="Courier New"/>
+          <w:color w:val="1a1a1a"/>
+          <w:sz w:val="20"/>
+          <w:szCs w:val="20"/>
+        </w:rPr>
+        <w:t xml:space="preserve">        fields = ['id', 'texto_pergunta', 'data_publicacao', 'opcoes']</w:t>
       </w:r>
     </w:p>
     <w:p>
@@ -2199,184 +3331,183 @@
           <w:sz w:val="26"/>
           <w:szCs w:val="26"/>
         </w:rPr>
-        <w:t xml:space="preserve">Configuração em meusite/settings.py</w:t>
-      </w:r>
-    </w:p>
-    <w:p>
-      <w:pPr>
-        <w:shd w:fill="F4F4F4" w:val="clear"/>
-        <w:spacing w:after="60" w:before="60"/>
-        <w:ind w:left="360"/>
-      </w:pPr>
-      <w:r>
-        <w:rPr>
-          <w:rFonts w:ascii="Courier New" w:cs="Courier New" w:eastAsia="Courier New" w:hAnsi="Courier New"/>
-          <w:color w:val="1a1a1a"/>
-          <w:sz w:val="20"/>
-          <w:szCs w:val="20"/>
-        </w:rPr>
-        <w:t xml:space="preserve">DATABASES = {</w:t>
-      </w:r>
-    </w:p>
-    <w:p>
-      <w:pPr>
-        <w:shd w:fill="F4F4F4" w:val="clear"/>
-        <w:spacing w:after="60" w:before="60"/>
-        <w:ind w:left="360"/>
-      </w:pPr>
-      <w:r>
-        <w:rPr>
-          <w:rFonts w:ascii="Courier New" w:cs="Courier New" w:eastAsia="Courier New" w:hAnsi="Courier New"/>
-          <w:color w:val="1a1a1a"/>
-          <w:sz w:val="20"/>
-          <w:szCs w:val="20"/>
-        </w:rPr>
-        <w:t xml:space="preserve">    'default': {</w:t>
-      </w:r>
-    </w:p>
-    <w:p>
-      <w:pPr>
-        <w:shd w:fill="F4F4F4" w:val="clear"/>
-        <w:spacing w:after="60" w:before="60"/>
-        <w:ind w:left="360"/>
-      </w:pPr>
-      <w:r>
-        <w:rPr>
-          <w:rFonts w:ascii="Courier New" w:cs="Courier New" w:eastAsia="Courier New" w:hAnsi="Courier New"/>
-          <w:color w:val="1a1a1a"/>
-          <w:sz w:val="20"/>
-          <w:szCs w:val="20"/>
-        </w:rPr>
-        <w:t xml:space="preserve">        'ENGINE': 'django.db.backends.postgresql',</w:t>
-      </w:r>
-    </w:p>
-    <w:p>
-      <w:pPr>
-        <w:shd w:fill="F4F4F4" w:val="clear"/>
-        <w:spacing w:after="60" w:before="60"/>
-        <w:ind w:left="360"/>
-      </w:pPr>
-      <w:r>
-        <w:rPr>
-          <w:rFonts w:ascii="Courier New" w:cs="Courier New" w:eastAsia="Courier New" w:hAnsi="Courier New"/>
-          <w:color w:val="1a1a1a"/>
-          <w:sz w:val="20"/>
-          <w:szCs w:val="20"/>
-        </w:rPr>
-        <w:t xml:space="preserve">        'NAME': 'tutorialdjango_db',</w:t>
-      </w:r>
-    </w:p>
-    <w:p>
-      <w:pPr>
-        <w:shd w:fill="F4F4F4" w:val="clear"/>
-        <w:spacing w:after="60" w:before="60"/>
-        <w:ind w:left="360"/>
-      </w:pPr>
-      <w:r>
-        <w:rPr>
-          <w:rFonts w:ascii="Courier New" w:cs="Courier New" w:eastAsia="Courier New" w:hAnsi="Courier New"/>
-          <w:color w:val="1a1a1a"/>
-          <w:sz w:val="20"/>
-          <w:szCs w:val="20"/>
-        </w:rPr>
-        <w:t xml:space="preserve">        'USER': 'django_user',</w:t>
-      </w:r>
-    </w:p>
-    <w:p>
-      <w:pPr>
-        <w:shd w:fill="F4F4F4" w:val="clear"/>
-        <w:spacing w:after="60" w:before="60"/>
-        <w:ind w:left="360"/>
-      </w:pPr>
-      <w:r>
-        <w:rPr>
-          <w:rFonts w:ascii="Courier New" w:cs="Courier New" w:eastAsia="Courier New" w:hAnsi="Courier New"/>
-          <w:color w:val="1a1a1a"/>
-          <w:sz w:val="20"/>
-          <w:szCs w:val="20"/>
-        </w:rPr>
-        <w:t xml:space="preserve">        'PASSWORD': 'django_senha',</w:t>
-      </w:r>
-    </w:p>
-    <w:p>
-      <w:pPr>
-        <w:shd w:fill="F4F4F4" w:val="clear"/>
-        <w:spacing w:after="60" w:before="60"/>
-        <w:ind w:left="360"/>
-      </w:pPr>
-      <w:r>
-        <w:rPr>
-          <w:rFonts w:ascii="Courier New" w:cs="Courier New" w:eastAsia="Courier New" w:hAnsi="Courier New"/>
-          <w:color w:val="1a1a1a"/>
-          <w:sz w:val="20"/>
-          <w:szCs w:val="20"/>
-        </w:rPr>
-        <w:t xml:space="preserve">        'HOST': 'localhost',</w:t>
-      </w:r>
-    </w:p>
-    <w:p>
-      <w:pPr>
-        <w:shd w:fill="F4F4F4" w:val="clear"/>
-        <w:spacing w:after="60" w:before="60"/>
-        <w:ind w:left="360"/>
-      </w:pPr>
-      <w:r>
-        <w:rPr>
-          <w:rFonts w:ascii="Courier New" w:cs="Courier New" w:eastAsia="Courier New" w:hAnsi="Courier New"/>
-          <w:color w:val="1a1a1a"/>
-          <w:sz w:val="20"/>
-          <w:szCs w:val="20"/>
-        </w:rPr>
-        <w:t xml:space="preserve">        'PORT': '5432',</w:t>
-      </w:r>
-    </w:p>
-    <w:p>
-      <w:pPr>
-        <w:shd w:fill="F4F4F4" w:val="clear"/>
-        <w:spacing w:after="60" w:before="60"/>
-        <w:ind w:left="360"/>
-      </w:pPr>
-      <w:r>
-        <w:rPr>
-          <w:rFonts w:ascii="Courier New" w:cs="Courier New" w:eastAsia="Courier New" w:hAnsi="Courier New"/>
-          <w:color w:val="1a1a1a"/>
-          <w:sz w:val="20"/>
-          <w:szCs w:val="20"/>
-        </w:rPr>
-        <w:t xml:space="preserve">    }</w:t>
-      </w:r>
-    </w:p>
-    <w:p>
-      <w:pPr>
-        <w:shd w:fill="F4F4F4" w:val="clear"/>
-        <w:spacing w:after="60" w:before="60"/>
-        <w:ind w:left="360"/>
-      </w:pPr>
-      <w:r>
-        <w:rPr>
-          <w:rFonts w:ascii="Courier New" w:cs="Courier New" w:eastAsia="Courier New" w:hAnsi="Courier New"/>
-          <w:color w:val="1a1a1a"/>
-          <w:sz w:val="20"/>
-          <w:szCs w:val="20"/>
-        </w:rPr>
-        <w:t xml:space="preserve">}</w:t>
-      </w:r>
-    </w:p>
-    <w:p>
-      <w:pPr>
-        <w:spacing w:after="120"/>
-        <w:ind w:left="360"/>
-      </w:pPr>
-      <w:r>
-        <w:rPr>
-          <w:rFonts w:ascii="Arial" w:cs="Arial" w:eastAsia="Arial" w:hAnsi="Arial"/>
-          <w:i/>
-          <w:iCs/>
-          <w:color w:val="C0392B"/>
-          <w:sz w:val="22"/>
-          <w:szCs w:val="22"/>
-        </w:rPr>
-        <w:t xml:space="preserve">⚠️ Para produção ou GitHub, use python-decouple com .env para não expor credenciais.</w:t>
+        <w:t xml:space="preserve">enquete/views.py</w:t>
+      </w:r>
+    </w:p>
+    <w:p>
+      <w:pPr>
+        <w:shd w:fill="F4F4F4" w:val="clear"/>
+        <w:spacing w:after="60" w:before="60"/>
+        <w:ind w:left="360"/>
+      </w:pPr>
+      <w:r>
+        <w:rPr>
+          <w:rFonts w:ascii="Courier New" w:cs="Courier New" w:eastAsia="Courier New" w:hAnsi="Courier New"/>
+          <w:color w:val="1a1a1a"/>
+          <w:sz w:val="20"/>
+          <w:szCs w:val="20"/>
+        </w:rPr>
+        <w:t xml:space="preserve">from rest_framework import viewsets</w:t>
+      </w:r>
+    </w:p>
+    <w:p>
+      <w:pPr>
+        <w:shd w:fill="F4F4F4" w:val="clear"/>
+        <w:spacing w:after="60" w:before="60"/>
+        <w:ind w:left="360"/>
+      </w:pPr>
+      <w:r>
+        <w:rPr>
+          <w:rFonts w:ascii="Courier New" w:cs="Courier New" w:eastAsia="Courier New" w:hAnsi="Courier New"/>
+          <w:color w:val="1a1a1a"/>
+          <w:sz w:val="20"/>
+          <w:szCs w:val="20"/>
+        </w:rPr>
+        <w:t xml:space="preserve">from .models import Pergunta, Opcao</w:t>
+      </w:r>
+    </w:p>
+    <w:p>
+      <w:pPr>
+        <w:shd w:fill="F4F4F4" w:val="clear"/>
+        <w:spacing w:after="60" w:before="60"/>
+        <w:ind w:left="360"/>
+      </w:pPr>
+      <w:r>
+        <w:rPr>
+          <w:rFonts w:ascii="Courier New" w:cs="Courier New" w:eastAsia="Courier New" w:hAnsi="Courier New"/>
+          <w:color w:val="1a1a1a"/>
+          <w:sz w:val="20"/>
+          <w:szCs w:val="20"/>
+        </w:rPr>
+        <w:t xml:space="preserve">from .serializers import PerguntaSerializer, OpcaoSerializer</w:t>
+      </w:r>
+    </w:p>
+    <w:p>
+      <w:pPr>
+        <w:shd w:fill="F4F4F4" w:val="clear"/>
+        <w:spacing w:after="60" w:before="60"/>
+        <w:ind w:left="360"/>
+      </w:pPr>
+      <w:r>
+        <w:rPr>
+          <w:rFonts w:ascii="Courier New" w:cs="Courier New" w:eastAsia="Courier New" w:hAnsi="Courier New"/>
+          <w:color w:val="1a1a1a"/>
+          <w:sz w:val="20"/>
+          <w:szCs w:val="20"/>
+        </w:rPr>
+        <w:t xml:space="preserve"/>
+      </w:r>
+    </w:p>
+    <w:p>
+      <w:pPr>
+        <w:shd w:fill="F4F4F4" w:val="clear"/>
+        <w:spacing w:after="60" w:before="60"/>
+        <w:ind w:left="360"/>
+      </w:pPr>
+      <w:r>
+        <w:rPr>
+          <w:rFonts w:ascii="Courier New" w:cs="Courier New" w:eastAsia="Courier New" w:hAnsi="Courier New"/>
+          <w:color w:val="1a1a1a"/>
+          <w:sz w:val="20"/>
+          <w:szCs w:val="20"/>
+        </w:rPr>
+        <w:t xml:space="preserve">class PerguntaViewSet(viewsets.ModelViewSet):</w:t>
+      </w:r>
+    </w:p>
+    <w:p>
+      <w:pPr>
+        <w:shd w:fill="F4F4F4" w:val="clear"/>
+        <w:spacing w:after="60" w:before="60"/>
+        <w:ind w:left="360"/>
+      </w:pPr>
+      <w:r>
+        <w:rPr>
+          <w:rFonts w:ascii="Courier New" w:cs="Courier New" w:eastAsia="Courier New" w:hAnsi="Courier New"/>
+          <w:color w:val="1a1a1a"/>
+          <w:sz w:val="20"/>
+          <w:szCs w:val="20"/>
+        </w:rPr>
+        <w:t xml:space="preserve">    queryset = Pergunta.objects.all()</w:t>
+      </w:r>
+    </w:p>
+    <w:p>
+      <w:pPr>
+        <w:shd w:fill="F4F4F4" w:val="clear"/>
+        <w:spacing w:after="60" w:before="60"/>
+        <w:ind w:left="360"/>
+      </w:pPr>
+      <w:r>
+        <w:rPr>
+          <w:rFonts w:ascii="Courier New" w:cs="Courier New" w:eastAsia="Courier New" w:hAnsi="Courier New"/>
+          <w:color w:val="1a1a1a"/>
+          <w:sz w:val="20"/>
+          <w:szCs w:val="20"/>
+        </w:rPr>
+        <w:t xml:space="preserve">    serializer_class = PerguntaSerializer</w:t>
+      </w:r>
+    </w:p>
+    <w:p>
+      <w:pPr>
+        <w:shd w:fill="F4F4F4" w:val="clear"/>
+        <w:spacing w:after="60" w:before="60"/>
+        <w:ind w:left="360"/>
+      </w:pPr>
+      <w:r>
+        <w:rPr>
+          <w:rFonts w:ascii="Courier New" w:cs="Courier New" w:eastAsia="Courier New" w:hAnsi="Courier New"/>
+          <w:color w:val="1a1a1a"/>
+          <w:sz w:val="20"/>
+          <w:szCs w:val="20"/>
+        </w:rPr>
+        <w:t xml:space="preserve"/>
+      </w:r>
+    </w:p>
+    <w:p>
+      <w:pPr>
+        <w:shd w:fill="F4F4F4" w:val="clear"/>
+        <w:spacing w:after="60" w:before="60"/>
+        <w:ind w:left="360"/>
+      </w:pPr>
+      <w:r>
+        <w:rPr>
+          <w:rFonts w:ascii="Courier New" w:cs="Courier New" w:eastAsia="Courier New" w:hAnsi="Courier New"/>
+          <w:color w:val="1a1a1a"/>
+          <w:sz w:val="20"/>
+          <w:szCs w:val="20"/>
+        </w:rPr>
+        <w:t xml:space="preserve">class OpcaoViewSet(viewsets.ModelViewSet):</w:t>
+      </w:r>
+    </w:p>
+    <w:p>
+      <w:pPr>
+        <w:shd w:fill="F4F4F4" w:val="clear"/>
+        <w:spacing w:after="60" w:before="60"/>
+        <w:ind w:left="360"/>
+      </w:pPr>
+      <w:r>
+        <w:rPr>
+          <w:rFonts w:ascii="Courier New" w:cs="Courier New" w:eastAsia="Courier New" w:hAnsi="Courier New"/>
+          <w:color w:val="1a1a1a"/>
+          <w:sz w:val="20"/>
+          <w:szCs w:val="20"/>
+        </w:rPr>
+        <w:t xml:space="preserve">    queryset = Opcao.objects.all()</w:t>
+      </w:r>
+    </w:p>
+    <w:p>
+      <w:pPr>
+        <w:shd w:fill="F4F4F4" w:val="clear"/>
+        <w:spacing w:after="60" w:before="60"/>
+        <w:ind w:left="360"/>
+      </w:pPr>
+      <w:r>
+        <w:rPr>
+          <w:rFonts w:ascii="Courier New" w:cs="Courier New" w:eastAsia="Courier New" w:hAnsi="Courier New"/>
+          <w:color w:val="1a1a1a"/>
+          <w:sz w:val="20"/>
+          <w:szCs w:val="20"/>
+        </w:rPr>
+        <w:t xml:space="preserve">    serializer_class = OpcaoSerializer</w:t>
       </w:r>
     </w:p>
     <w:p>
@@ -2400,23 +3531,151 @@
           <w:sz w:val="26"/>
           <w:szCs w:val="26"/>
         </w:rPr>
-        <w:t xml:space="preserve">Aplicando as Migrações</w:t>
-      </w:r>
-    </w:p>
-    <w:p>
-      <w:pPr>
-        <w:shd w:fill="F4F4F4" w:val="clear"/>
-        <w:spacing w:after="60" w:before="60"/>
-        <w:ind w:left="360"/>
-      </w:pPr>
-      <w:r>
-        <w:rPr>
-          <w:rFonts w:ascii="Courier New" w:cs="Courier New" w:eastAsia="Courier New" w:hAnsi="Courier New"/>
-          <w:color w:val="1a1a1a"/>
-          <w:sz w:val="20"/>
-          <w:szCs w:val="20"/>
-        </w:rPr>
-        <w:t xml:space="preserve">python manage.py migrate</w:t>
+        <w:t xml:space="preserve">enquete/urls.py</w:t>
+      </w:r>
+    </w:p>
+    <w:p>
+      <w:pPr>
+        <w:shd w:fill="F4F4F4" w:val="clear"/>
+        <w:spacing w:after="60" w:before="60"/>
+        <w:ind w:left="360"/>
+      </w:pPr>
+      <w:r>
+        <w:rPr>
+          <w:rFonts w:ascii="Courier New" w:cs="Courier New" w:eastAsia="Courier New" w:hAnsi="Courier New"/>
+          <w:color w:val="1a1a1a"/>
+          <w:sz w:val="20"/>
+          <w:szCs w:val="20"/>
+        </w:rPr>
+        <w:t xml:space="preserve">from django.urls import path, include</w:t>
+      </w:r>
+    </w:p>
+    <w:p>
+      <w:pPr>
+        <w:shd w:fill="F4F4F4" w:val="clear"/>
+        <w:spacing w:after="60" w:before="60"/>
+        <w:ind w:left="360"/>
+      </w:pPr>
+      <w:r>
+        <w:rPr>
+          <w:rFonts w:ascii="Courier New" w:cs="Courier New" w:eastAsia="Courier New" w:hAnsi="Courier New"/>
+          <w:color w:val="1a1a1a"/>
+          <w:sz w:val="20"/>
+          <w:szCs w:val="20"/>
+        </w:rPr>
+        <w:t xml:space="preserve">from rest_framework.routers import DefaultRouter</w:t>
+      </w:r>
+    </w:p>
+    <w:p>
+      <w:pPr>
+        <w:shd w:fill="F4F4F4" w:val="clear"/>
+        <w:spacing w:after="60" w:before="60"/>
+        <w:ind w:left="360"/>
+      </w:pPr>
+      <w:r>
+        <w:rPr>
+          <w:rFonts w:ascii="Courier New" w:cs="Courier New" w:eastAsia="Courier New" w:hAnsi="Courier New"/>
+          <w:color w:val="1a1a1a"/>
+          <w:sz w:val="20"/>
+          <w:szCs w:val="20"/>
+        </w:rPr>
+        <w:t xml:space="preserve">from . import views</w:t>
+      </w:r>
+    </w:p>
+    <w:p>
+      <w:pPr>
+        <w:shd w:fill="F4F4F4" w:val="clear"/>
+        <w:spacing w:after="60" w:before="60"/>
+        <w:ind w:left="360"/>
+      </w:pPr>
+      <w:r>
+        <w:rPr>
+          <w:rFonts w:ascii="Courier New" w:cs="Courier New" w:eastAsia="Courier New" w:hAnsi="Courier New"/>
+          <w:color w:val="1a1a1a"/>
+          <w:sz w:val="20"/>
+          <w:szCs w:val="20"/>
+        </w:rPr>
+        <w:t xml:space="preserve"/>
+      </w:r>
+    </w:p>
+    <w:p>
+      <w:pPr>
+        <w:shd w:fill="F4F4F4" w:val="clear"/>
+        <w:spacing w:after="60" w:before="60"/>
+        <w:ind w:left="360"/>
+      </w:pPr>
+      <w:r>
+        <w:rPr>
+          <w:rFonts w:ascii="Courier New" w:cs="Courier New" w:eastAsia="Courier New" w:hAnsi="Courier New"/>
+          <w:color w:val="1a1a1a"/>
+          <w:sz w:val="20"/>
+          <w:szCs w:val="20"/>
+        </w:rPr>
+        <w:t xml:space="preserve">router = DefaultRouter()</w:t>
+      </w:r>
+    </w:p>
+    <w:p>
+      <w:pPr>
+        <w:shd w:fill="F4F4F4" w:val="clear"/>
+        <w:spacing w:after="60" w:before="60"/>
+        <w:ind w:left="360"/>
+      </w:pPr>
+      <w:r>
+        <w:rPr>
+          <w:rFonts w:ascii="Courier New" w:cs="Courier New" w:eastAsia="Courier New" w:hAnsi="Courier New"/>
+          <w:color w:val="1a1a1a"/>
+          <w:sz w:val="20"/>
+          <w:szCs w:val="20"/>
+        </w:rPr>
+        <w:t xml:space="preserve">router.register(r'perguntas', views.PerguntaViewSet)</w:t>
+      </w:r>
+    </w:p>
+    <w:p>
+      <w:pPr>
+        <w:shd w:fill="F4F4F4" w:val="clear"/>
+        <w:spacing w:after="60" w:before="60"/>
+        <w:ind w:left="360"/>
+      </w:pPr>
+      <w:r>
+        <w:rPr>
+          <w:rFonts w:ascii="Courier New" w:cs="Courier New" w:eastAsia="Courier New" w:hAnsi="Courier New"/>
+          <w:color w:val="1a1a1a"/>
+          <w:sz w:val="20"/>
+          <w:szCs w:val="20"/>
+        </w:rPr>
+        <w:t xml:space="preserve">router.register(r'opcoes', views.OpcaoViewSet)</w:t>
+      </w:r>
+    </w:p>
+    <w:p>
+      <w:pPr>
+        <w:shd w:fill="F4F4F4" w:val="clear"/>
+        <w:spacing w:after="60" w:before="60"/>
+        <w:ind w:left="360"/>
+      </w:pPr>
+      <w:r>
+        <w:rPr>
+          <w:rFonts w:ascii="Courier New" w:cs="Courier New" w:eastAsia="Courier New" w:hAnsi="Courier New"/>
+          <w:color w:val="1a1a1a"/>
+          <w:sz w:val="20"/>
+          <w:szCs w:val="20"/>
+        </w:rPr>
+        <w:t xml:space="preserve"/>
+      </w:r>
+    </w:p>
+    <w:p>
+      <w:pPr>
+        <w:shd w:fill="F4F4F4" w:val="clear"/>
+        <w:spacing w:after="60" w:before="60"/>
+        <w:ind w:left="360"/>
+      </w:pPr>
+      <w:r>
+        <w:rPr>
+          <w:rFonts w:ascii="Courier New" w:cs="Courier New" w:eastAsia="Courier New" w:hAnsi="Courier New"/>
+          <w:color w:val="1a1a1a"/>
+          <w:sz w:val="20"/>
+          <w:szCs w:val="20"/>
+        </w:rPr>
+        <w:t xml:space="preserve">urlpatterns = [path('', include(router.urls))]</w:t>
       </w:r>
     </w:p>
     <w:p>
@@ -2440,1031 +3699,119 @@
           <w:sz w:val="26"/>
           <w:szCs w:val="26"/>
         </w:rPr>
-        <w:t xml:space="preserve">Verificando as tabelas</w:t>
-      </w:r>
-    </w:p>
-    <w:p>
-      <w:pPr>
-        <w:shd w:fill="F4F4F4" w:val="clear"/>
-        <w:spacing w:after="60" w:before="60"/>
-        <w:ind w:left="360"/>
-      </w:pPr>
-      <w:r>
-        <w:rPr>
-          <w:rFonts w:ascii="Courier New" w:cs="Courier New" w:eastAsia="Courier New" w:hAnsi="Courier New"/>
-          <w:color w:val="1a1a1a"/>
-          <w:sz w:val="20"/>
-          <w:szCs w:val="20"/>
-        </w:rPr>
-        <w:t xml:space="preserve">docker exec -it postgres_db psql -U django_user -d tutorialdjango_db -c "\dt"</w:t>
-      </w:r>
-    </w:p>
-    <w:p>
-      <w:pPr>
-        <w:spacing w:after="120"/>
-      </w:pPr>
-      <w:r>
-        <w:rPr>
-          <w:rFonts w:ascii="Arial" w:cs="Arial" w:eastAsia="Arial" w:hAnsi="Arial"/>
-          <w:sz w:val="22"/>
-          <w:szCs w:val="22"/>
-        </w:rPr>
-        <w:t xml:space="preserve">Tabelas criadas: enquete_pergunta, enquete_opcao, além das tabelas padrão do Django.</w:t>
-      </w:r>
-    </w:p>
-    <w:p>
-      <w:pPr>
-        <w:spacing w:after="80"/>
-      </w:pPr>
-      <w:r>
+        <w:t xml:space="preserve">CORS em meusite/settings.py</w:t>
+      </w:r>
+    </w:p>
+    <w:p>
+      <w:pPr>
+        <w:shd w:fill="F4F4F4" w:val="clear"/>
+        <w:spacing w:after="60" w:before="60"/>
+        <w:ind w:left="360"/>
+      </w:pPr>
+      <w:r>
+        <w:rPr>
+          <w:rFonts w:ascii="Courier New" w:cs="Courier New" w:eastAsia="Courier New" w:hAnsi="Courier New"/>
+          <w:color w:val="1a1a1a"/>
+          <w:sz w:val="20"/>
+          <w:szCs w:val="20"/>
+        </w:rPr>
+        <w:t xml:space="preserve">MIDDLEWARE = [</w:t>
+      </w:r>
+    </w:p>
+    <w:p>
+      <w:pPr>
+        <w:shd w:fill="F4F4F4" w:val="clear"/>
+        <w:spacing w:after="60" w:before="60"/>
+        <w:ind w:left="360"/>
+      </w:pPr>
+      <w:r>
+        <w:rPr>
+          <w:rFonts w:ascii="Courier New" w:cs="Courier New" w:eastAsia="Courier New" w:hAnsi="Courier New"/>
+          <w:color w:val="1a1a1a"/>
+          <w:sz w:val="20"/>
+          <w:szCs w:val="20"/>
+        </w:rPr>
+        <w:t xml:space="preserve">    'corsheaders.middleware.CorsMiddleware',  # primeiro!</w:t>
+      </w:r>
+    </w:p>
+    <w:p>
+      <w:pPr>
+        <w:shd w:fill="F4F4F4" w:val="clear"/>
+        <w:spacing w:after="60" w:before="60"/>
+        <w:ind w:left="360"/>
+      </w:pPr>
+      <w:r>
+        <w:rPr>
+          <w:rFonts w:ascii="Courier New" w:cs="Courier New" w:eastAsia="Courier New" w:hAnsi="Courier New"/>
+          <w:color w:val="1a1a1a"/>
+          <w:sz w:val="20"/>
+          <w:szCs w:val="20"/>
+        </w:rPr>
+        <w:t xml:space="preserve">    ...</w:t>
+      </w:r>
+    </w:p>
+    <w:p>
+      <w:pPr>
+        <w:shd w:fill="F4F4F4" w:val="clear"/>
+        <w:spacing w:after="60" w:before="60"/>
+        <w:ind w:left="360"/>
+      </w:pPr>
+      <w:r>
+        <w:rPr>
+          <w:rFonts w:ascii="Courier New" w:cs="Courier New" w:eastAsia="Courier New" w:hAnsi="Courier New"/>
+          <w:color w:val="1a1a1a"/>
+          <w:sz w:val="20"/>
+          <w:szCs w:val="20"/>
+        </w:rPr>
+        <w:t xml:space="preserve">]</w:t>
+      </w:r>
+    </w:p>
+    <w:p>
+      <w:pPr>
+        <w:shd w:fill="F4F4F4" w:val="clear"/>
+        <w:spacing w:after="60" w:before="60"/>
+        <w:ind w:left="360"/>
+      </w:pPr>
+      <w:r>
+        <w:rPr>
+          <w:rFonts w:ascii="Courier New" w:cs="Courier New" w:eastAsia="Courier New" w:hAnsi="Courier New"/>
+          <w:color w:val="1a1a1a"/>
+          <w:sz w:val="20"/>
+          <w:szCs w:val="20"/>
+        </w:rPr>
         <w:t xml:space="preserve"/>
       </w:r>
     </w:p>
     <w:p>
-      <w:r>
-        <w:br w:type="page"/>
-      </w:r>
-    </w:p>
-    <w:p>
-      <w:pPr>
-        <w:pStyle w:val="Heading1"/>
-      </w:pPr>
-      <w:r>
-        <w:rPr>
-          <w:rFonts w:ascii="Arial" w:cs="Arial" w:eastAsia="Arial" w:hAnsi="Arial"/>
-          <w:b/>
-          <w:bCs/>
-          <w:sz w:val="32"/>
-          <w:szCs w:val="32"/>
-        </w:rPr>
-        <w:t xml:space="preserve">4. Models do App enquete</w:t>
-      </w:r>
-    </w:p>
-    <w:p>
-      <w:pPr>
-        <w:shd w:fill="F4F4F4" w:val="clear"/>
-        <w:spacing w:after="60" w:before="60"/>
-        <w:ind w:left="360"/>
-      </w:pPr>
-      <w:r>
-        <w:rPr>
-          <w:rFonts w:ascii="Courier New" w:cs="Courier New" w:eastAsia="Courier New" w:hAnsi="Courier New"/>
-          <w:color w:val="1a1a1a"/>
-          <w:sz w:val="20"/>
-          <w:szCs w:val="20"/>
-        </w:rPr>
-        <w:t xml:space="preserve">class Pergunta(models.Model):</w:t>
-      </w:r>
-    </w:p>
-    <w:p>
-      <w:pPr>
-        <w:shd w:fill="F4F4F4" w:val="clear"/>
-        <w:spacing w:after="60" w:before="60"/>
-        <w:ind w:left="360"/>
-      </w:pPr>
-      <w:r>
-        <w:rPr>
-          <w:rFonts w:ascii="Courier New" w:cs="Courier New" w:eastAsia="Courier New" w:hAnsi="Courier New"/>
-          <w:color w:val="1a1a1a"/>
-          <w:sz w:val="20"/>
-          <w:szCs w:val="20"/>
-        </w:rPr>
-        <w:t xml:space="preserve">    texto_pergunta = models.CharField(max_length=200)</w:t>
-      </w:r>
-    </w:p>
-    <w:p>
-      <w:pPr>
-        <w:shd w:fill="F4F4F4" w:val="clear"/>
-        <w:spacing w:after="60" w:before="60"/>
-        <w:ind w:left="360"/>
-      </w:pPr>
-      <w:r>
-        <w:rPr>
-          <w:rFonts w:ascii="Courier New" w:cs="Courier New" w:eastAsia="Courier New" w:hAnsi="Courier New"/>
-          <w:color w:val="1a1a1a"/>
-          <w:sz w:val="20"/>
-          <w:szCs w:val="20"/>
-        </w:rPr>
-        <w:t xml:space="preserve">    data_publicacao = models.DateTimeField('data de publicacao')</w:t>
-      </w:r>
-    </w:p>
-    <w:p>
-      <w:pPr>
-        <w:shd w:fill="F4F4F4" w:val="clear"/>
-        <w:spacing w:after="60" w:before="60"/>
-        <w:ind w:left="360"/>
-      </w:pPr>
-      <w:r>
-        <w:rPr>
-          <w:rFonts w:ascii="Courier New" w:cs="Courier New" w:eastAsia="Courier New" w:hAnsi="Courier New"/>
-          <w:color w:val="1a1a1a"/>
-          <w:sz w:val="20"/>
-          <w:szCs w:val="20"/>
-        </w:rPr>
-        <w:t xml:space="preserve"/>
-      </w:r>
-    </w:p>
-    <w:p>
-      <w:pPr>
-        <w:shd w:fill="F4F4F4" w:val="clear"/>
-        <w:spacing w:after="60" w:before="60"/>
-        <w:ind w:left="360"/>
-      </w:pPr>
-      <w:r>
-        <w:rPr>
-          <w:rFonts w:ascii="Courier New" w:cs="Courier New" w:eastAsia="Courier New" w:hAnsi="Courier New"/>
-          <w:color w:val="1a1a1a"/>
-          <w:sz w:val="20"/>
-          <w:szCs w:val="20"/>
-        </w:rPr>
-        <w:t xml:space="preserve">class Opcao(models.Model):</w:t>
-      </w:r>
-    </w:p>
-    <w:p>
-      <w:pPr>
-        <w:shd w:fill="F4F4F4" w:val="clear"/>
-        <w:spacing w:after="60" w:before="60"/>
-        <w:ind w:left="360"/>
-      </w:pPr>
-      <w:r>
-        <w:rPr>
-          <w:rFonts w:ascii="Courier New" w:cs="Courier New" w:eastAsia="Courier New" w:hAnsi="Courier New"/>
-          <w:color w:val="1a1a1a"/>
-          <w:sz w:val="20"/>
-          <w:szCs w:val="20"/>
-        </w:rPr>
-        <w:t xml:space="preserve">    pergunta = models.ForeignKey(Pergunta, on_delete=models.CASCADE)</w:t>
-      </w:r>
-    </w:p>
-    <w:p>
-      <w:pPr>
-        <w:shd w:fill="F4F4F4" w:val="clear"/>
-        <w:spacing w:after="60" w:before="60"/>
-        <w:ind w:left="360"/>
-      </w:pPr>
-      <w:r>
-        <w:rPr>
-          <w:rFonts w:ascii="Courier New" w:cs="Courier New" w:eastAsia="Courier New" w:hAnsi="Courier New"/>
-          <w:color w:val="1a1a1a"/>
-          <w:sz w:val="20"/>
-          <w:szCs w:val="20"/>
-        </w:rPr>
-        <w:t xml:space="preserve">    texto_opcao = models.CharField(max_length=200)</w:t>
-      </w:r>
-    </w:p>
-    <w:p>
-      <w:pPr>
-        <w:shd w:fill="F4F4F4" w:val="clear"/>
-        <w:spacing w:after="60" w:before="60"/>
-        <w:ind w:left="360"/>
-      </w:pPr>
-      <w:r>
-        <w:rPr>
-          <w:rFonts w:ascii="Courier New" w:cs="Courier New" w:eastAsia="Courier New" w:hAnsi="Courier New"/>
-          <w:color w:val="1a1a1a"/>
-          <w:sz w:val="20"/>
-          <w:szCs w:val="20"/>
-        </w:rPr>
-        <w:t xml:space="preserve">    votos = models.IntegerField(default=0)</w:t>
-      </w:r>
-    </w:p>
-    <w:p>
-      <w:pPr>
-        <w:spacing w:after="80"/>
-      </w:pPr>
-      <w:r>
-        <w:t xml:space="preserve"/>
-      </w:r>
-    </w:p>
-    <w:p>
-      <w:pPr>
-        <w:pStyle w:val="Heading2"/>
-      </w:pPr>
-      <w:r>
-        <w:rPr>
-          <w:rFonts w:ascii="Arial" w:cs="Arial" w:eastAsia="Arial" w:hAnsi="Arial"/>
-          <w:b/>
-          <w:bCs/>
-          <w:color w:val="2E75B6"/>
-          <w:sz w:val="26"/>
-          <w:szCs w:val="26"/>
-        </w:rPr>
-        <w:t xml:space="preserve">Fluxo para alterações nos Models</w:t>
-      </w:r>
-    </w:p>
-    <w:p>
-      <w:pPr>
-        <w:shd w:fill="F4F4F4" w:val="clear"/>
-        <w:spacing w:after="60" w:before="60"/>
-        <w:ind w:left="360"/>
-      </w:pPr>
-      <w:r>
-        <w:rPr>
-          <w:rFonts w:ascii="Courier New" w:cs="Courier New" w:eastAsia="Courier New" w:hAnsi="Courier New"/>
-          <w:color w:val="1a1a1a"/>
-          <w:sz w:val="20"/>
-          <w:szCs w:val="20"/>
-        </w:rPr>
-        <w:t xml:space="preserve">python manage.py makemigrations enquete</w:t>
-      </w:r>
-    </w:p>
-    <w:p>
-      <w:pPr>
-        <w:shd w:fill="F4F4F4" w:val="clear"/>
-        <w:spacing w:after="60" w:before="60"/>
-        <w:ind w:left="360"/>
-      </w:pPr>
-      <w:r>
-        <w:rPr>
-          <w:rFonts w:ascii="Courier New" w:cs="Courier New" w:eastAsia="Courier New" w:hAnsi="Courier New"/>
-          <w:color w:val="1a1a1a"/>
-          <w:sz w:val="20"/>
-          <w:szCs w:val="20"/>
-        </w:rPr>
-        <w:t xml:space="preserve">python manage.py migrate</w:t>
-      </w:r>
-    </w:p>
-    <w:p>
-      <w:pPr>
-        <w:spacing w:after="120"/>
-        <w:ind w:left="360"/>
-      </w:pPr>
-      <w:r>
-        <w:rPr>
-          <w:rFonts w:ascii="Arial" w:cs="Arial" w:eastAsia="Arial" w:hAnsi="Arial"/>
-          <w:i/>
-          <w:iCs/>
-          <w:color w:val="555555"/>
-          <w:sz w:val="22"/>
-          <w:szCs w:val="22"/>
-        </w:rPr>
-        <w:t xml:space="preserve">💡 Sempre rodar os dois comandos em sequência ao criar ou modificar qualquer model.</w:t>
-      </w:r>
-    </w:p>
-    <w:p>
-      <w:pPr>
-        <w:spacing w:after="80"/>
-      </w:pPr>
-      <w:r>
-        <w:t xml:space="preserve"/>
-      </w:r>
-    </w:p>
-    <w:p>
-      <w:r>
-        <w:br w:type="page"/>
-      </w:r>
-    </w:p>
-    <w:p>
-      <w:pPr>
-        <w:pStyle w:val="Heading1"/>
-      </w:pPr>
-      <w:r>
-        <w:rPr>
-          <w:rFonts w:ascii="Arial" w:cs="Arial" w:eastAsia="Arial" w:hAnsi="Arial"/>
-          <w:b/>
-          <w:bCs/>
-          <w:sz w:val="32"/>
-          <w:szCs w:val="32"/>
-        </w:rPr>
-        <w:t xml:space="preserve">5. Django REST Framework (DRF)</w:t>
-      </w:r>
-    </w:p>
-    <w:p>
-      <w:pPr>
-        <w:spacing w:after="120"/>
-      </w:pPr>
-      <w:r>
-        <w:rPr>
-          <w:rFonts w:ascii="Arial" w:cs="Arial" w:eastAsia="Arial" w:hAnsi="Arial"/>
-          <w:sz w:val="22"/>
-          <w:szCs w:val="22"/>
-        </w:rPr>
-        <w:t xml:space="preserve">O DRF transforma o Django em uma API REST que retorna JSON em vez de HTML, permitindo que o React consuma os dados.</w:t>
-      </w:r>
-    </w:p>
-    <w:p>
-      <w:pPr>
-        <w:pStyle w:val="Heading2"/>
-      </w:pPr>
-      <w:r>
-        <w:rPr>
-          <w:rFonts w:ascii="Arial" w:cs="Arial" w:eastAsia="Arial" w:hAnsi="Arial"/>
-          <w:b/>
-          <w:bCs/>
-          <w:color w:val="2E75B6"/>
-          <w:sz w:val="26"/>
-          <w:szCs w:val="26"/>
-        </w:rPr>
-        <w:t xml:space="preserve">Instalação</w:t>
-      </w:r>
-    </w:p>
-    <w:p>
-      <w:pPr>
-        <w:shd w:fill="F4F4F4" w:val="clear"/>
-        <w:spacing w:after="60" w:before="60"/>
-        <w:ind w:left="360"/>
-      </w:pPr>
-      <w:r>
-        <w:rPr>
-          <w:rFonts w:ascii="Courier New" w:cs="Courier New" w:eastAsia="Courier New" w:hAnsi="Courier New"/>
-          <w:color w:val="1a1a1a"/>
-          <w:sz w:val="20"/>
-          <w:szCs w:val="20"/>
-        </w:rPr>
-        <w:t xml:space="preserve">pip install djangorestframework</w:t>
-      </w:r>
-    </w:p>
-    <w:p>
-      <w:pPr>
-        <w:spacing w:after="120"/>
-      </w:pPr>
-      <w:r>
-        <w:rPr>
-          <w:rFonts w:ascii="Arial" w:cs="Arial" w:eastAsia="Arial" w:hAnsi="Arial"/>
-          <w:sz w:val="22"/>
-          <w:szCs w:val="22"/>
-        </w:rPr>
-        <w:t xml:space="preserve">Registrar em meusite/settings.py:</w:t>
-      </w:r>
-    </w:p>
-    <w:p>
-      <w:pPr>
-        <w:shd w:fill="F4F4F4" w:val="clear"/>
-        <w:spacing w:after="60" w:before="60"/>
-        <w:ind w:left="360"/>
-      </w:pPr>
-      <w:r>
-        <w:rPr>
-          <w:rFonts w:ascii="Courier New" w:cs="Courier New" w:eastAsia="Courier New" w:hAnsi="Courier New"/>
-          <w:color w:val="1a1a1a"/>
-          <w:sz w:val="20"/>
-          <w:szCs w:val="20"/>
-        </w:rPr>
-        <w:t xml:space="preserve">INSTALLED_APPS = [</w:t>
-      </w:r>
-    </w:p>
-    <w:p>
-      <w:pPr>
-        <w:shd w:fill="F4F4F4" w:val="clear"/>
-        <w:spacing w:after="60" w:before="60"/>
-        <w:ind w:left="360"/>
-      </w:pPr>
-      <w:r>
-        <w:rPr>
-          <w:rFonts w:ascii="Courier New" w:cs="Courier New" w:eastAsia="Courier New" w:hAnsi="Courier New"/>
-          <w:color w:val="1a1a1a"/>
-          <w:sz w:val="20"/>
-          <w:szCs w:val="20"/>
-        </w:rPr>
-        <w:t xml:space="preserve">    ...</w:t>
-      </w:r>
-    </w:p>
-    <w:p>
-      <w:pPr>
-        <w:shd w:fill="F4F4F4" w:val="clear"/>
-        <w:spacing w:after="60" w:before="60"/>
-        <w:ind w:left="360"/>
-      </w:pPr>
-      <w:r>
-        <w:rPr>
-          <w:rFonts w:ascii="Courier New" w:cs="Courier New" w:eastAsia="Courier New" w:hAnsi="Courier New"/>
-          <w:color w:val="1a1a1a"/>
-          <w:sz w:val="20"/>
-          <w:szCs w:val="20"/>
-        </w:rPr>
-        <w:t xml:space="preserve">    'rest_framework',</w:t>
-      </w:r>
-    </w:p>
-    <w:p>
-      <w:pPr>
-        <w:shd w:fill="F4F4F4" w:val="clear"/>
-        <w:spacing w:after="60" w:before="60"/>
-        <w:ind w:left="360"/>
-      </w:pPr>
-      <w:r>
-        <w:rPr>
-          <w:rFonts w:ascii="Courier New" w:cs="Courier New" w:eastAsia="Courier New" w:hAnsi="Courier New"/>
-          <w:color w:val="1a1a1a"/>
-          <w:sz w:val="20"/>
-          <w:szCs w:val="20"/>
-        </w:rPr>
-        <w:t xml:space="preserve">]</w:t>
-      </w:r>
-    </w:p>
-    <w:p>
-      <w:pPr>
-        <w:spacing w:after="80"/>
-      </w:pPr>
-      <w:r>
-        <w:t xml:space="preserve"/>
-      </w:r>
-    </w:p>
-    <w:p>
-      <w:pPr>
-        <w:pStyle w:val="Heading2"/>
-      </w:pPr>
-      <w:r>
-        <w:rPr>
-          <w:rFonts w:ascii="Arial" w:cs="Arial" w:eastAsia="Arial" w:hAnsi="Arial"/>
-          <w:b/>
-          <w:bCs/>
-          <w:color w:val="2E75B6"/>
-          <w:sz w:val="26"/>
-          <w:szCs w:val="26"/>
-        </w:rPr>
-        <w:t xml:space="preserve">enquete/serializers.py</w:t>
-      </w:r>
-    </w:p>
-    <w:p>
-      <w:pPr>
-        <w:shd w:fill="F4F4F4" w:val="clear"/>
-        <w:spacing w:after="60" w:before="60"/>
-        <w:ind w:left="360"/>
-      </w:pPr>
-      <w:r>
-        <w:rPr>
-          <w:rFonts w:ascii="Courier New" w:cs="Courier New" w:eastAsia="Courier New" w:hAnsi="Courier New"/>
-          <w:color w:val="1a1a1a"/>
-          <w:sz w:val="20"/>
-          <w:szCs w:val="20"/>
-        </w:rPr>
-        <w:t xml:space="preserve">from rest_framework import serializers</w:t>
-      </w:r>
-    </w:p>
-    <w:p>
-      <w:pPr>
-        <w:shd w:fill="F4F4F4" w:val="clear"/>
-        <w:spacing w:after="60" w:before="60"/>
-        <w:ind w:left="360"/>
-      </w:pPr>
-      <w:r>
-        <w:rPr>
-          <w:rFonts w:ascii="Courier New" w:cs="Courier New" w:eastAsia="Courier New" w:hAnsi="Courier New"/>
-          <w:color w:val="1a1a1a"/>
-          <w:sz w:val="20"/>
-          <w:szCs w:val="20"/>
-        </w:rPr>
-        <w:t xml:space="preserve">from .models import Pergunta, Opcao</w:t>
-      </w:r>
-    </w:p>
-    <w:p>
-      <w:pPr>
-        <w:shd w:fill="F4F4F4" w:val="clear"/>
-        <w:spacing w:after="60" w:before="60"/>
-        <w:ind w:left="360"/>
-      </w:pPr>
-      <w:r>
-        <w:rPr>
-          <w:rFonts w:ascii="Courier New" w:cs="Courier New" w:eastAsia="Courier New" w:hAnsi="Courier New"/>
-          <w:color w:val="1a1a1a"/>
-          <w:sz w:val="20"/>
-          <w:szCs w:val="20"/>
-        </w:rPr>
-        <w:t xml:space="preserve"/>
-      </w:r>
-    </w:p>
-    <w:p>
-      <w:pPr>
-        <w:shd w:fill="F4F4F4" w:val="clear"/>
-        <w:spacing w:after="60" w:before="60"/>
-        <w:ind w:left="360"/>
-      </w:pPr>
-      <w:r>
-        <w:rPr>
-          <w:rFonts w:ascii="Courier New" w:cs="Courier New" w:eastAsia="Courier New" w:hAnsi="Courier New"/>
-          <w:color w:val="1a1a1a"/>
-          <w:sz w:val="20"/>
-          <w:szCs w:val="20"/>
-        </w:rPr>
-        <w:t xml:space="preserve">class OpcaoSerializer(serializers.ModelSerializer):</w:t>
-      </w:r>
-    </w:p>
-    <w:p>
-      <w:pPr>
-        <w:shd w:fill="F4F4F4" w:val="clear"/>
-        <w:spacing w:after="60" w:before="60"/>
-        <w:ind w:left="360"/>
-      </w:pPr>
-      <w:r>
-        <w:rPr>
-          <w:rFonts w:ascii="Courier New" w:cs="Courier New" w:eastAsia="Courier New" w:hAnsi="Courier New"/>
-          <w:color w:val="1a1a1a"/>
-          <w:sz w:val="20"/>
-          <w:szCs w:val="20"/>
-        </w:rPr>
-        <w:t xml:space="preserve">    class Meta:</w:t>
-      </w:r>
-    </w:p>
-    <w:p>
-      <w:pPr>
-        <w:shd w:fill="F4F4F4" w:val="clear"/>
-        <w:spacing w:after="60" w:before="60"/>
-        <w:ind w:left="360"/>
-      </w:pPr>
-      <w:r>
-        <w:rPr>
-          <w:rFonts w:ascii="Courier New" w:cs="Courier New" w:eastAsia="Courier New" w:hAnsi="Courier New"/>
-          <w:color w:val="1a1a1a"/>
-          <w:sz w:val="20"/>
-          <w:szCs w:val="20"/>
-        </w:rPr>
-        <w:t xml:space="preserve">        model = Opcao</w:t>
-      </w:r>
-    </w:p>
-    <w:p>
-      <w:pPr>
-        <w:shd w:fill="F4F4F4" w:val="clear"/>
-        <w:spacing w:after="60" w:before="60"/>
-        <w:ind w:left="360"/>
-      </w:pPr>
-      <w:r>
-        <w:rPr>
-          <w:rFonts w:ascii="Courier New" w:cs="Courier New" w:eastAsia="Courier New" w:hAnsi="Courier New"/>
-          <w:color w:val="1a1a1a"/>
-          <w:sz w:val="20"/>
-          <w:szCs w:val="20"/>
-        </w:rPr>
-        <w:t xml:space="preserve">        fields = ['id', 'texto_opcao', 'votos']</w:t>
-      </w:r>
-    </w:p>
-    <w:p>
-      <w:pPr>
-        <w:shd w:fill="F4F4F4" w:val="clear"/>
-        <w:spacing w:after="60" w:before="60"/>
-        <w:ind w:left="360"/>
-      </w:pPr>
-      <w:r>
-        <w:rPr>
-          <w:rFonts w:ascii="Courier New" w:cs="Courier New" w:eastAsia="Courier New" w:hAnsi="Courier New"/>
-          <w:color w:val="1a1a1a"/>
-          <w:sz w:val="20"/>
-          <w:szCs w:val="20"/>
-        </w:rPr>
-        <w:t xml:space="preserve"/>
-      </w:r>
-    </w:p>
-    <w:p>
-      <w:pPr>
-        <w:shd w:fill="F4F4F4" w:val="clear"/>
-        <w:spacing w:after="60" w:before="60"/>
-        <w:ind w:left="360"/>
-      </w:pPr>
-      <w:r>
-        <w:rPr>
-          <w:rFonts w:ascii="Courier New" w:cs="Courier New" w:eastAsia="Courier New" w:hAnsi="Courier New"/>
-          <w:color w:val="1a1a1a"/>
-          <w:sz w:val="20"/>
-          <w:szCs w:val="20"/>
-        </w:rPr>
-        <w:t xml:space="preserve">class PerguntaSerializer(serializers.ModelSerializer):</w:t>
-      </w:r>
-    </w:p>
-    <w:p>
-      <w:pPr>
-        <w:shd w:fill="F4F4F4" w:val="clear"/>
-        <w:spacing w:after="60" w:before="60"/>
-        <w:ind w:left="360"/>
-      </w:pPr>
-      <w:r>
-        <w:rPr>
-          <w:rFonts w:ascii="Courier New" w:cs="Courier New" w:eastAsia="Courier New" w:hAnsi="Courier New"/>
-          <w:color w:val="1a1a1a"/>
-          <w:sz w:val="20"/>
-          <w:szCs w:val="20"/>
-        </w:rPr>
-        <w:t xml:space="preserve">    opcoes = OpcaoSerializer(many=True, read_only=True)</w:t>
-      </w:r>
-    </w:p>
-    <w:p>
-      <w:pPr>
-        <w:shd w:fill="F4F4F4" w:val="clear"/>
-        <w:spacing w:after="60" w:before="60"/>
-        <w:ind w:left="360"/>
-      </w:pPr>
-      <w:r>
-        <w:rPr>
-          <w:rFonts w:ascii="Courier New" w:cs="Courier New" w:eastAsia="Courier New" w:hAnsi="Courier New"/>
-          <w:color w:val="1a1a1a"/>
-          <w:sz w:val="20"/>
-          <w:szCs w:val="20"/>
-        </w:rPr>
-        <w:t xml:space="preserve">    class Meta:</w:t>
-      </w:r>
-    </w:p>
-    <w:p>
-      <w:pPr>
-        <w:shd w:fill="F4F4F4" w:val="clear"/>
-        <w:spacing w:after="60" w:before="60"/>
-        <w:ind w:left="360"/>
-      </w:pPr>
-      <w:r>
-        <w:rPr>
-          <w:rFonts w:ascii="Courier New" w:cs="Courier New" w:eastAsia="Courier New" w:hAnsi="Courier New"/>
-          <w:color w:val="1a1a1a"/>
-          <w:sz w:val="20"/>
-          <w:szCs w:val="20"/>
-        </w:rPr>
-        <w:t xml:space="preserve">        model = Pergunta</w:t>
-      </w:r>
-    </w:p>
-    <w:p>
-      <w:pPr>
-        <w:shd w:fill="F4F4F4" w:val="clear"/>
-        <w:spacing w:after="60" w:before="60"/>
-        <w:ind w:left="360"/>
-      </w:pPr>
-      <w:r>
-        <w:rPr>
-          <w:rFonts w:ascii="Courier New" w:cs="Courier New" w:eastAsia="Courier New" w:hAnsi="Courier New"/>
-          <w:color w:val="1a1a1a"/>
-          <w:sz w:val="20"/>
-          <w:szCs w:val="20"/>
-        </w:rPr>
-        <w:t xml:space="preserve">        fields = ['id', 'texto_pergunta', 'data_publicacao', 'opcoes']</w:t>
-      </w:r>
-    </w:p>
-    <w:p>
-      <w:pPr>
-        <w:spacing w:after="80"/>
-      </w:pPr>
-      <w:r>
-        <w:t xml:space="preserve"/>
-      </w:r>
-    </w:p>
-    <w:p>
-      <w:pPr>
-        <w:pStyle w:val="Heading2"/>
-      </w:pPr>
-      <w:r>
-        <w:rPr>
-          <w:rFonts w:ascii="Arial" w:cs="Arial" w:eastAsia="Arial" w:hAnsi="Arial"/>
-          <w:b/>
-          <w:bCs/>
-          <w:color w:val="2E75B6"/>
-          <w:sz w:val="26"/>
-          <w:szCs w:val="26"/>
-        </w:rPr>
-        <w:t xml:space="preserve">enquete/views.py</w:t>
-      </w:r>
-    </w:p>
-    <w:p>
-      <w:pPr>
-        <w:shd w:fill="F4F4F4" w:val="clear"/>
-        <w:spacing w:after="60" w:before="60"/>
-        <w:ind w:left="360"/>
-      </w:pPr>
-      <w:r>
-        <w:rPr>
-          <w:rFonts w:ascii="Courier New" w:cs="Courier New" w:eastAsia="Courier New" w:hAnsi="Courier New"/>
-          <w:color w:val="1a1a1a"/>
-          <w:sz w:val="20"/>
-          <w:szCs w:val="20"/>
-        </w:rPr>
-        <w:t xml:space="preserve">from rest_framework import viewsets</w:t>
-      </w:r>
-    </w:p>
-    <w:p>
-      <w:pPr>
-        <w:shd w:fill="F4F4F4" w:val="clear"/>
-        <w:spacing w:after="60" w:before="60"/>
-        <w:ind w:left="360"/>
-      </w:pPr>
-      <w:r>
-        <w:rPr>
-          <w:rFonts w:ascii="Courier New" w:cs="Courier New" w:eastAsia="Courier New" w:hAnsi="Courier New"/>
-          <w:color w:val="1a1a1a"/>
-          <w:sz w:val="20"/>
-          <w:szCs w:val="20"/>
-        </w:rPr>
-        <w:t xml:space="preserve">from .models import Pergunta, Opcao</w:t>
-      </w:r>
-    </w:p>
-    <w:p>
-      <w:pPr>
-        <w:shd w:fill="F4F4F4" w:val="clear"/>
-        <w:spacing w:after="60" w:before="60"/>
-        <w:ind w:left="360"/>
-      </w:pPr>
-      <w:r>
-        <w:rPr>
-          <w:rFonts w:ascii="Courier New" w:cs="Courier New" w:eastAsia="Courier New" w:hAnsi="Courier New"/>
-          <w:color w:val="1a1a1a"/>
-          <w:sz w:val="20"/>
-          <w:szCs w:val="20"/>
-        </w:rPr>
-        <w:t xml:space="preserve">from .serializers import PerguntaSerializer, OpcaoSerializer</w:t>
-      </w:r>
-    </w:p>
-    <w:p>
-      <w:pPr>
-        <w:shd w:fill="F4F4F4" w:val="clear"/>
-        <w:spacing w:after="60" w:before="60"/>
-        <w:ind w:left="360"/>
-      </w:pPr>
-      <w:r>
-        <w:rPr>
-          <w:rFonts w:ascii="Courier New" w:cs="Courier New" w:eastAsia="Courier New" w:hAnsi="Courier New"/>
-          <w:color w:val="1a1a1a"/>
-          <w:sz w:val="20"/>
-          <w:szCs w:val="20"/>
-        </w:rPr>
-        <w:t xml:space="preserve"/>
-      </w:r>
-    </w:p>
-    <w:p>
-      <w:pPr>
-        <w:shd w:fill="F4F4F4" w:val="clear"/>
-        <w:spacing w:after="60" w:before="60"/>
-        <w:ind w:left="360"/>
-      </w:pPr>
-      <w:r>
-        <w:rPr>
-          <w:rFonts w:ascii="Courier New" w:cs="Courier New" w:eastAsia="Courier New" w:hAnsi="Courier New"/>
-          <w:color w:val="1a1a1a"/>
-          <w:sz w:val="20"/>
-          <w:szCs w:val="20"/>
-        </w:rPr>
-        <w:t xml:space="preserve">class PerguntaViewSet(viewsets.ModelViewSet):</w:t>
-      </w:r>
-    </w:p>
-    <w:p>
-      <w:pPr>
-        <w:shd w:fill="F4F4F4" w:val="clear"/>
-        <w:spacing w:after="60" w:before="60"/>
-        <w:ind w:left="360"/>
-      </w:pPr>
-      <w:r>
-        <w:rPr>
-          <w:rFonts w:ascii="Courier New" w:cs="Courier New" w:eastAsia="Courier New" w:hAnsi="Courier New"/>
-          <w:color w:val="1a1a1a"/>
-          <w:sz w:val="20"/>
-          <w:szCs w:val="20"/>
-        </w:rPr>
-        <w:t xml:space="preserve">    queryset = Pergunta.objects.all()</w:t>
-      </w:r>
-    </w:p>
-    <w:p>
-      <w:pPr>
-        <w:shd w:fill="F4F4F4" w:val="clear"/>
-        <w:spacing w:after="60" w:before="60"/>
-        <w:ind w:left="360"/>
-      </w:pPr>
-      <w:r>
-        <w:rPr>
-          <w:rFonts w:ascii="Courier New" w:cs="Courier New" w:eastAsia="Courier New" w:hAnsi="Courier New"/>
-          <w:color w:val="1a1a1a"/>
-          <w:sz w:val="20"/>
-          <w:szCs w:val="20"/>
-        </w:rPr>
-        <w:t xml:space="preserve">    serializer_class = PerguntaSerializer</w:t>
-      </w:r>
-    </w:p>
-    <w:p>
-      <w:pPr>
-        <w:shd w:fill="F4F4F4" w:val="clear"/>
-        <w:spacing w:after="60" w:before="60"/>
-        <w:ind w:left="360"/>
-      </w:pPr>
-      <w:r>
-        <w:rPr>
-          <w:rFonts w:ascii="Courier New" w:cs="Courier New" w:eastAsia="Courier New" w:hAnsi="Courier New"/>
-          <w:color w:val="1a1a1a"/>
-          <w:sz w:val="20"/>
-          <w:szCs w:val="20"/>
-        </w:rPr>
-        <w:t xml:space="preserve"/>
-      </w:r>
-    </w:p>
-    <w:p>
-      <w:pPr>
-        <w:shd w:fill="F4F4F4" w:val="clear"/>
-        <w:spacing w:after="60" w:before="60"/>
-        <w:ind w:left="360"/>
-      </w:pPr>
-      <w:r>
-        <w:rPr>
-          <w:rFonts w:ascii="Courier New" w:cs="Courier New" w:eastAsia="Courier New" w:hAnsi="Courier New"/>
-          <w:color w:val="1a1a1a"/>
-          <w:sz w:val="20"/>
-          <w:szCs w:val="20"/>
-        </w:rPr>
-        <w:t xml:space="preserve">class OpcaoViewSet(viewsets.ModelViewSet):</w:t>
-      </w:r>
-    </w:p>
-    <w:p>
-      <w:pPr>
-        <w:shd w:fill="F4F4F4" w:val="clear"/>
-        <w:spacing w:after="60" w:before="60"/>
-        <w:ind w:left="360"/>
-      </w:pPr>
-      <w:r>
-        <w:rPr>
-          <w:rFonts w:ascii="Courier New" w:cs="Courier New" w:eastAsia="Courier New" w:hAnsi="Courier New"/>
-          <w:color w:val="1a1a1a"/>
-          <w:sz w:val="20"/>
-          <w:szCs w:val="20"/>
-        </w:rPr>
-        <w:t xml:space="preserve">    queryset = Opcao.objects.all()</w:t>
-      </w:r>
-    </w:p>
-    <w:p>
-      <w:pPr>
-        <w:shd w:fill="F4F4F4" w:val="clear"/>
-        <w:spacing w:after="60" w:before="60"/>
-        <w:ind w:left="360"/>
-      </w:pPr>
-      <w:r>
-        <w:rPr>
-          <w:rFonts w:ascii="Courier New" w:cs="Courier New" w:eastAsia="Courier New" w:hAnsi="Courier New"/>
-          <w:color w:val="1a1a1a"/>
-          <w:sz w:val="20"/>
-          <w:szCs w:val="20"/>
-        </w:rPr>
-        <w:t xml:space="preserve">    serializer_class = OpcaoSerializer</w:t>
-      </w:r>
-    </w:p>
-    <w:p>
-      <w:pPr>
-        <w:spacing w:after="80"/>
-      </w:pPr>
-      <w:r>
-        <w:t xml:space="preserve"/>
-      </w:r>
-    </w:p>
-    <w:p>
-      <w:pPr>
-        <w:pStyle w:val="Heading2"/>
-      </w:pPr>
-      <w:r>
-        <w:rPr>
-          <w:rFonts w:ascii="Arial" w:cs="Arial" w:eastAsia="Arial" w:hAnsi="Arial"/>
-          <w:b/>
-          <w:bCs/>
-          <w:color w:val="2E75B6"/>
-          <w:sz w:val="26"/>
-          <w:szCs w:val="26"/>
-        </w:rPr>
-        <w:t xml:space="preserve">enquete/urls.py</w:t>
-      </w:r>
-    </w:p>
-    <w:p>
-      <w:pPr>
-        <w:shd w:fill="F4F4F4" w:val="clear"/>
-        <w:spacing w:after="60" w:before="60"/>
-        <w:ind w:left="360"/>
-      </w:pPr>
-      <w:r>
-        <w:rPr>
-          <w:rFonts w:ascii="Courier New" w:cs="Courier New" w:eastAsia="Courier New" w:hAnsi="Courier New"/>
-          <w:color w:val="1a1a1a"/>
-          <w:sz w:val="20"/>
-          <w:szCs w:val="20"/>
-        </w:rPr>
-        <w:t xml:space="preserve">from django.urls import path, include</w:t>
-      </w:r>
-    </w:p>
-    <w:p>
-      <w:pPr>
-        <w:shd w:fill="F4F4F4" w:val="clear"/>
-        <w:spacing w:after="60" w:before="60"/>
-        <w:ind w:left="360"/>
-      </w:pPr>
-      <w:r>
-        <w:rPr>
-          <w:rFonts w:ascii="Courier New" w:cs="Courier New" w:eastAsia="Courier New" w:hAnsi="Courier New"/>
-          <w:color w:val="1a1a1a"/>
-          <w:sz w:val="20"/>
-          <w:szCs w:val="20"/>
-        </w:rPr>
-        <w:t xml:space="preserve">from rest_framework.routers import DefaultRouter</w:t>
-      </w:r>
-    </w:p>
-    <w:p>
-      <w:pPr>
-        <w:shd w:fill="F4F4F4" w:val="clear"/>
-        <w:spacing w:after="60" w:before="60"/>
-        <w:ind w:left="360"/>
-      </w:pPr>
-      <w:r>
-        <w:rPr>
-          <w:rFonts w:ascii="Courier New" w:cs="Courier New" w:eastAsia="Courier New" w:hAnsi="Courier New"/>
-          <w:color w:val="1a1a1a"/>
-          <w:sz w:val="20"/>
-          <w:szCs w:val="20"/>
-        </w:rPr>
-        <w:t xml:space="preserve">from . import views</w:t>
-      </w:r>
-    </w:p>
-    <w:p>
-      <w:pPr>
-        <w:shd w:fill="F4F4F4" w:val="clear"/>
-        <w:spacing w:after="60" w:before="60"/>
-        <w:ind w:left="360"/>
-      </w:pPr>
-      <w:r>
-        <w:rPr>
-          <w:rFonts w:ascii="Courier New" w:cs="Courier New" w:eastAsia="Courier New" w:hAnsi="Courier New"/>
-          <w:color w:val="1a1a1a"/>
-          <w:sz w:val="20"/>
-          <w:szCs w:val="20"/>
-        </w:rPr>
-        <w:t xml:space="preserve"/>
-      </w:r>
-    </w:p>
-    <w:p>
-      <w:pPr>
-        <w:shd w:fill="F4F4F4" w:val="clear"/>
-        <w:spacing w:after="60" w:before="60"/>
-        <w:ind w:left="360"/>
-      </w:pPr>
-      <w:r>
-        <w:rPr>
-          <w:rFonts w:ascii="Courier New" w:cs="Courier New" w:eastAsia="Courier New" w:hAnsi="Courier New"/>
-          <w:color w:val="1a1a1a"/>
-          <w:sz w:val="20"/>
-          <w:szCs w:val="20"/>
-        </w:rPr>
-        <w:t xml:space="preserve">router = DefaultRouter()</w:t>
-      </w:r>
-    </w:p>
-    <w:p>
-      <w:pPr>
-        <w:shd w:fill="F4F4F4" w:val="clear"/>
-        <w:spacing w:after="60" w:before="60"/>
-        <w:ind w:left="360"/>
-      </w:pPr>
-      <w:r>
-        <w:rPr>
-          <w:rFonts w:ascii="Courier New" w:cs="Courier New" w:eastAsia="Courier New" w:hAnsi="Courier New"/>
-          <w:color w:val="1a1a1a"/>
-          <w:sz w:val="20"/>
-          <w:szCs w:val="20"/>
-        </w:rPr>
-        <w:t xml:space="preserve">router.register(r'perguntas', views.PerguntaViewSet)</w:t>
-      </w:r>
-    </w:p>
-    <w:p>
-      <w:pPr>
-        <w:shd w:fill="F4F4F4" w:val="clear"/>
-        <w:spacing w:after="60" w:before="60"/>
-        <w:ind w:left="360"/>
-      </w:pPr>
-      <w:r>
-        <w:rPr>
-          <w:rFonts w:ascii="Courier New" w:cs="Courier New" w:eastAsia="Courier New" w:hAnsi="Courier New"/>
-          <w:color w:val="1a1a1a"/>
-          <w:sz w:val="20"/>
-          <w:szCs w:val="20"/>
-        </w:rPr>
-        <w:t xml:space="preserve">router.register(r'opcoes', views.OpcaoViewSet)</w:t>
-      </w:r>
-    </w:p>
-    <w:p>
-      <w:pPr>
-        <w:shd w:fill="F4F4F4" w:val="clear"/>
-        <w:spacing w:after="60" w:before="60"/>
-        <w:ind w:left="360"/>
-      </w:pPr>
-      <w:r>
-        <w:rPr>
-          <w:rFonts w:ascii="Courier New" w:cs="Courier New" w:eastAsia="Courier New" w:hAnsi="Courier New"/>
-          <w:color w:val="1a1a1a"/>
-          <w:sz w:val="20"/>
-          <w:szCs w:val="20"/>
-        </w:rPr>
-        <w:t xml:space="preserve"/>
-      </w:r>
-    </w:p>
-    <w:p>
-      <w:pPr>
-        <w:shd w:fill="F4F4F4" w:val="clear"/>
-        <w:spacing w:after="60" w:before="60"/>
-        <w:ind w:left="360"/>
-      </w:pPr>
-      <w:r>
-        <w:rPr>
-          <w:rFonts w:ascii="Courier New" w:cs="Courier New" w:eastAsia="Courier New" w:hAnsi="Courier New"/>
-          <w:color w:val="1a1a1a"/>
-          <w:sz w:val="20"/>
-          <w:szCs w:val="20"/>
-        </w:rPr>
-        <w:t xml:space="preserve">urlpatterns = [</w:t>
-      </w:r>
-    </w:p>
-    <w:p>
-      <w:pPr>
-        <w:shd w:fill="F4F4F4" w:val="clear"/>
-        <w:spacing w:after="60" w:before="60"/>
-        <w:ind w:left="360"/>
-      </w:pPr>
-      <w:r>
-        <w:rPr>
-          <w:rFonts w:ascii="Courier New" w:cs="Courier New" w:eastAsia="Courier New" w:hAnsi="Courier New"/>
-          <w:color w:val="1a1a1a"/>
-          <w:sz w:val="20"/>
-          <w:szCs w:val="20"/>
-        </w:rPr>
-        <w:t xml:space="preserve">    path('', include(router.urls)),</w:t>
+      <w:pPr>
+        <w:shd w:fill="F4F4F4" w:val="clear"/>
+        <w:spacing w:after="60" w:before="60"/>
+        <w:ind w:left="360"/>
+      </w:pPr>
+      <w:r>
+        <w:rPr>
+          <w:rFonts w:ascii="Courier New" w:cs="Courier New" w:eastAsia="Courier New" w:hAnsi="Courier New"/>
+          <w:color w:val="1a1a1a"/>
+          <w:sz w:val="20"/>
+          <w:szCs w:val="20"/>
+        </w:rPr>
+        <w:t xml:space="preserve">CORS_ALLOWED_ORIGINS = [</w:t>
+      </w:r>
+    </w:p>
+    <w:p>
+      <w:pPr>
+        <w:shd w:fill="F4F4F4" w:val="clear"/>
+        <w:spacing w:after="60" w:before="60"/>
+        <w:ind w:left="360"/>
+      </w:pPr>
+      <w:r>
+        <w:rPr>
+          <w:rFonts w:ascii="Courier New" w:cs="Courier New" w:eastAsia="Courier New" w:hAnsi="Courier New"/>
+          <w:color w:val="1a1a1a"/>
+          <w:sz w:val="20"/>
+          <w:szCs w:val="20"/>
+        </w:rPr>
+        <w:t xml:space="preserve">    'http://localhost:5173',</w:t>
       </w:r>
     </w:p>
     <w:p>
@@ -3804,7 +4151,7 @@
                 <w:sz w:val="20"/>
                 <w:szCs w:val="20"/>
               </w:rPr>
-              <w:t xml:space="preserve">Detalhe de uma pergunta</w:t>
+              <w:t xml:space="preserve">Detalhe com opções</w:t>
             </w:r>
           </w:p>
         </w:tc>
@@ -3994,7 +4341,7 @@
                 <w:sz w:val="20"/>
                 <w:szCs w:val="20"/>
               </w:rPr>
-              <w:t xml:space="preserve">Lista todas as opcoes</w:t>
+              <w:t xml:space="preserve">Lista todas as opções</w:t>
             </w:r>
           </w:p>
         </w:tc>
@@ -4025,20 +4372,7 @@
           <w:sz w:val="32"/>
           <w:szCs w:val="32"/>
         </w:rPr>
-        <w:t xml:space="preserve">6. CORS</w:t>
-      </w:r>
-    </w:p>
-    <w:p>
-      <w:pPr>
-        <w:spacing w:after="120"/>
-      </w:pPr>
-      <w:r>
-        <w:rPr>
-          <w:rFonts w:ascii="Arial" w:cs="Arial" w:eastAsia="Arial" w:hAnsi="Arial"/>
-          <w:sz w:val="22"/>
-          <w:szCs w:val="22"/>
-        </w:rPr>
-        <w:t xml:space="preserve">Necessário para que o React (porta 5173) consiga se comunicar com o Django (porta 8000).</w:t>
+        <w:t xml:space="preserve">6. Front-end React + TypeScript</w:t>
       </w:r>
     </w:p>
     <w:p>
@@ -4054,23 +4388,311 @@
           <w:sz w:val="26"/>
           <w:szCs w:val="26"/>
         </w:rPr>
-        <w:t xml:space="preserve">Instalação</w:t>
-      </w:r>
-    </w:p>
-    <w:p>
-      <w:pPr>
-        <w:shd w:fill="F4F4F4" w:val="clear"/>
-        <w:spacing w:after="60" w:before="60"/>
-        <w:ind w:left="360"/>
-      </w:pPr>
-      <w:r>
-        <w:rPr>
-          <w:rFonts w:ascii="Courier New" w:cs="Courier New" w:eastAsia="Courier New" w:hAnsi="Courier New"/>
-          <w:color w:val="1a1a1a"/>
-          <w:sz w:val="20"/>
-          <w:szCs w:val="20"/>
-        </w:rPr>
-        <w:t xml:space="preserve">pip install django-cors-headers</w:t>
+        <w:t xml:space="preserve">Estrutura de pastas</w:t>
+      </w:r>
+    </w:p>
+    <w:p>
+      <w:pPr>
+        <w:shd w:fill="F4F4F4" w:val="clear"/>
+        <w:spacing w:after="60" w:before="60"/>
+        <w:ind w:left="360"/>
+      </w:pPr>
+      <w:r>
+        <w:rPr>
+          <w:rFonts w:ascii="Courier New" w:cs="Courier New" w:eastAsia="Courier New" w:hAnsi="Courier New"/>
+          <w:color w:val="1a1a1a"/>
+          <w:sz w:val="20"/>
+          <w:szCs w:val="20"/>
+        </w:rPr>
+        <w:t xml:space="preserve">django_back_end/</w:t>
+      </w:r>
+    </w:p>
+    <w:p>
+      <w:pPr>
+        <w:shd w:fill="F4F4F4" w:val="clear"/>
+        <w:spacing w:after="60" w:before="60"/>
+        <w:ind w:left="360"/>
+      </w:pPr>
+      <w:r>
+        <w:rPr>
+          <w:rFonts w:ascii="Courier New" w:cs="Courier New" w:eastAsia="Courier New" w:hAnsi="Courier New"/>
+          <w:color w:val="1a1a1a"/>
+          <w:sz w:val="20"/>
+          <w:szCs w:val="20"/>
+        </w:rPr>
+        <w:t xml:space="preserve">└── tutorialdjango/       &lt;- backend</w:t>
+      </w:r>
+    </w:p>
+    <w:p>
+      <w:pPr>
+        <w:shd w:fill="F4F4F4" w:val="clear"/>
+        <w:spacing w:after="60" w:before="60"/>
+        <w:ind w:left="360"/>
+      </w:pPr>
+      <w:r>
+        <w:rPr>
+          <w:rFonts w:ascii="Courier New" w:cs="Courier New" w:eastAsia="Courier New" w:hAnsi="Courier New"/>
+          <w:color w:val="1a1a1a"/>
+          <w:sz w:val="20"/>
+          <w:szCs w:val="20"/>
+        </w:rPr>
+        <w:t xml:space="preserve">enquete-front/            &lt;- frontend (pasta irmã)</w:t>
+      </w:r>
+    </w:p>
+    <w:p>
+      <w:pPr>
+        <w:shd w:fill="F4F4F4" w:val="clear"/>
+        <w:spacing w:after="60" w:before="60"/>
+        <w:ind w:left="360"/>
+      </w:pPr>
+      <w:r>
+        <w:rPr>
+          <w:rFonts w:ascii="Courier New" w:cs="Courier New" w:eastAsia="Courier New" w:hAnsi="Courier New"/>
+          <w:color w:val="1a1a1a"/>
+          <w:sz w:val="20"/>
+          <w:szCs w:val="20"/>
+        </w:rPr>
+        <w:t xml:space="preserve">    ├── src/</w:t>
+      </w:r>
+    </w:p>
+    <w:p>
+      <w:pPr>
+        <w:shd w:fill="F4F4F4" w:val="clear"/>
+        <w:spacing w:after="60" w:before="60"/>
+        <w:ind w:left="360"/>
+      </w:pPr>
+      <w:r>
+        <w:rPr>
+          <w:rFonts w:ascii="Courier New" w:cs="Courier New" w:eastAsia="Courier New" w:hAnsi="Courier New"/>
+          <w:color w:val="1a1a1a"/>
+          <w:sz w:val="20"/>
+          <w:szCs w:val="20"/>
+        </w:rPr>
+        <w:t xml:space="preserve">    │   ├── pages/</w:t>
+      </w:r>
+    </w:p>
+    <w:p>
+      <w:pPr>
+        <w:shd w:fill="F4F4F4" w:val="clear"/>
+        <w:spacing w:after="60" w:before="60"/>
+        <w:ind w:left="360"/>
+      </w:pPr>
+      <w:r>
+        <w:rPr>
+          <w:rFonts w:ascii="Courier New" w:cs="Courier New" w:eastAsia="Courier New" w:hAnsi="Courier New"/>
+          <w:color w:val="1a1a1a"/>
+          <w:sz w:val="20"/>
+          <w:szCs w:val="20"/>
+        </w:rPr>
+        <w:t xml:space="preserve">    │   │   └── Lista.tsx</w:t>
+      </w:r>
+    </w:p>
+    <w:p>
+      <w:pPr>
+        <w:shd w:fill="F4F4F4" w:val="clear"/>
+        <w:spacing w:after="60" w:before="60"/>
+        <w:ind w:left="360"/>
+      </w:pPr>
+      <w:r>
+        <w:rPr>
+          <w:rFonts w:ascii="Courier New" w:cs="Courier New" w:eastAsia="Courier New" w:hAnsi="Courier New"/>
+          <w:color w:val="1a1a1a"/>
+          <w:sz w:val="20"/>
+          <w:szCs w:val="20"/>
+        </w:rPr>
+        <w:t xml:space="preserve">    │   ├── components/</w:t>
+      </w:r>
+    </w:p>
+    <w:p>
+      <w:pPr>
+        <w:shd w:fill="F4F4F4" w:val="clear"/>
+        <w:spacing w:after="60" w:before="60"/>
+        <w:ind w:left="360"/>
+      </w:pPr>
+      <w:r>
+        <w:rPr>
+          <w:rFonts w:ascii="Courier New" w:cs="Courier New" w:eastAsia="Courier New" w:hAnsi="Courier New"/>
+          <w:color w:val="1a1a1a"/>
+          <w:sz w:val="20"/>
+          <w:szCs w:val="20"/>
+        </w:rPr>
+        <w:t xml:space="preserve">    │   │   └── ModalOpcoes.tsx</w:t>
+      </w:r>
+    </w:p>
+    <w:p>
+      <w:pPr>
+        <w:shd w:fill="F4F4F4" w:val="clear"/>
+        <w:spacing w:after="60" w:before="60"/>
+        <w:ind w:left="360"/>
+      </w:pPr>
+      <w:r>
+        <w:rPr>
+          <w:rFonts w:ascii="Courier New" w:cs="Courier New" w:eastAsia="Courier New" w:hAnsi="Courier New"/>
+          <w:color w:val="1a1a1a"/>
+          <w:sz w:val="20"/>
+          <w:szCs w:val="20"/>
+        </w:rPr>
+        <w:t xml:space="preserve">    │   ├── hooks/</w:t>
+      </w:r>
+    </w:p>
+    <w:p>
+      <w:pPr>
+        <w:shd w:fill="F4F4F4" w:val="clear"/>
+        <w:spacing w:after="60" w:before="60"/>
+        <w:ind w:left="360"/>
+      </w:pPr>
+      <w:r>
+        <w:rPr>
+          <w:rFonts w:ascii="Courier New" w:cs="Courier New" w:eastAsia="Courier New" w:hAnsi="Courier New"/>
+          <w:color w:val="1a1a1a"/>
+          <w:sz w:val="20"/>
+          <w:szCs w:val="20"/>
+        </w:rPr>
+        <w:t xml:space="preserve">    │   │   ├── usePerguntas.ts</w:t>
+      </w:r>
+    </w:p>
+    <w:p>
+      <w:pPr>
+        <w:shd w:fill="F4F4F4" w:val="clear"/>
+        <w:spacing w:after="60" w:before="60"/>
+        <w:ind w:left="360"/>
+      </w:pPr>
+      <w:r>
+        <w:rPr>
+          <w:rFonts w:ascii="Courier New" w:cs="Courier New" w:eastAsia="Courier New" w:hAnsi="Courier New"/>
+          <w:color w:val="1a1a1a"/>
+          <w:sz w:val="20"/>
+          <w:szCs w:val="20"/>
+        </w:rPr>
+        <w:t xml:space="preserve">    │   │   └── usePerguntaById.ts</w:t>
+      </w:r>
+    </w:p>
+    <w:p>
+      <w:pPr>
+        <w:shd w:fill="F4F4F4" w:val="clear"/>
+        <w:spacing w:after="60" w:before="60"/>
+        <w:ind w:left="360"/>
+      </w:pPr>
+      <w:r>
+        <w:rPr>
+          <w:rFonts w:ascii="Courier New" w:cs="Courier New" w:eastAsia="Courier New" w:hAnsi="Courier New"/>
+          <w:color w:val="1a1a1a"/>
+          <w:sz w:val="20"/>
+          <w:szCs w:val="20"/>
+        </w:rPr>
+        <w:t xml:space="preserve">    │   ├── services/</w:t>
+      </w:r>
+    </w:p>
+    <w:p>
+      <w:pPr>
+        <w:shd w:fill="F4F4F4" w:val="clear"/>
+        <w:spacing w:after="60" w:before="60"/>
+        <w:ind w:left="360"/>
+      </w:pPr>
+      <w:r>
+        <w:rPr>
+          <w:rFonts w:ascii="Courier New" w:cs="Courier New" w:eastAsia="Courier New" w:hAnsi="Courier New"/>
+          <w:color w:val="1a1a1a"/>
+          <w:sz w:val="20"/>
+          <w:szCs w:val="20"/>
+        </w:rPr>
+        <w:t xml:space="preserve">    │   │   └── enqueteService.ts</w:t>
+      </w:r>
+    </w:p>
+    <w:p>
+      <w:pPr>
+        <w:shd w:fill="F4F4F4" w:val="clear"/>
+        <w:spacing w:after="60" w:before="60"/>
+        <w:ind w:left="360"/>
+      </w:pPr>
+      <w:r>
+        <w:rPr>
+          <w:rFonts w:ascii="Courier New" w:cs="Courier New" w:eastAsia="Courier New" w:hAnsi="Courier New"/>
+          <w:color w:val="1a1a1a"/>
+          <w:sz w:val="20"/>
+          <w:szCs w:val="20"/>
+        </w:rPr>
+        <w:t xml:space="preserve">    │   ├── types/</w:t>
+      </w:r>
+    </w:p>
+    <w:p>
+      <w:pPr>
+        <w:shd w:fill="F4F4F4" w:val="clear"/>
+        <w:spacing w:after="60" w:before="60"/>
+        <w:ind w:left="360"/>
+      </w:pPr>
+      <w:r>
+        <w:rPr>
+          <w:rFonts w:ascii="Courier New" w:cs="Courier New" w:eastAsia="Courier New" w:hAnsi="Courier New"/>
+          <w:color w:val="1a1a1a"/>
+          <w:sz w:val="20"/>
+          <w:szCs w:val="20"/>
+        </w:rPr>
+        <w:t xml:space="preserve">    │   │   └── Pergunta.ts</w:t>
+      </w:r>
+    </w:p>
+    <w:p>
+      <w:pPr>
+        <w:shd w:fill="F4F4F4" w:val="clear"/>
+        <w:spacing w:after="60" w:before="60"/>
+        <w:ind w:left="360"/>
+      </w:pPr>
+      <w:r>
+        <w:rPr>
+          <w:rFonts w:ascii="Courier New" w:cs="Courier New" w:eastAsia="Courier New" w:hAnsi="Courier New"/>
+          <w:color w:val="1a1a1a"/>
+          <w:sz w:val="20"/>
+          <w:szCs w:val="20"/>
+        </w:rPr>
+        <w:t xml:space="preserve">    │   ├── App.tsx</w:t>
+      </w:r>
+    </w:p>
+    <w:p>
+      <w:pPr>
+        <w:shd w:fill="F4F4F4" w:val="clear"/>
+        <w:spacing w:after="60" w:before="60"/>
+        <w:ind w:left="360"/>
+      </w:pPr>
+      <w:r>
+        <w:rPr>
+          <w:rFonts w:ascii="Courier New" w:cs="Courier New" w:eastAsia="Courier New" w:hAnsi="Courier New"/>
+          <w:color w:val="1a1a1a"/>
+          <w:sz w:val="20"/>
+          <w:szCs w:val="20"/>
+        </w:rPr>
+        <w:t xml:space="preserve">    │   └── main.tsx</w:t>
+      </w:r>
+    </w:p>
+    <w:p>
+      <w:pPr>
+        <w:shd w:fill="F4F4F4" w:val="clear"/>
+        <w:spacing w:after="60" w:before="60"/>
+        <w:ind w:left="360"/>
+      </w:pPr>
+      <w:r>
+        <w:rPr>
+          <w:rFonts w:ascii="Courier New" w:cs="Courier New" w:eastAsia="Courier New" w:hAnsi="Courier New"/>
+          <w:color w:val="1a1a1a"/>
+          <w:sz w:val="20"/>
+          <w:szCs w:val="20"/>
+        </w:rPr>
+        <w:t xml:space="preserve">    ├── .env</w:t>
+      </w:r>
+    </w:p>
+    <w:p>
+      <w:pPr>
+        <w:shd w:fill="F4F4F4" w:val="clear"/>
+        <w:spacing w:after="60" w:before="60"/>
+        <w:ind w:left="360"/>
+      </w:pPr>
+      <w:r>
+        <w:rPr>
+          <w:rFonts w:ascii="Courier New" w:cs="Courier New" w:eastAsia="Courier New" w:hAnsi="Courier New"/>
+          <w:color w:val="1a1a1a"/>
+          <w:sz w:val="20"/>
+          <w:szCs w:val="20"/>
+        </w:rPr>
+        <w:t xml:space="preserve">    └── .gitignore</w:t>
       </w:r>
     </w:p>
     <w:p>
@@ -4094,256 +4716,79 @@
           <w:sz w:val="26"/>
           <w:szCs w:val="26"/>
         </w:rPr>
-        <w:t xml:space="preserve">Configuração em meusite/settings.py</w:t>
-      </w:r>
-    </w:p>
-    <w:p>
-      <w:pPr>
-        <w:shd w:fill="F4F4F4" w:val="clear"/>
-        <w:spacing w:after="60" w:before="60"/>
-        <w:ind w:left="360"/>
-      </w:pPr>
-      <w:r>
-        <w:rPr>
-          <w:rFonts w:ascii="Courier New" w:cs="Courier New" w:eastAsia="Courier New" w:hAnsi="Courier New"/>
-          <w:color w:val="1a1a1a"/>
-          <w:sz w:val="20"/>
-          <w:szCs w:val="20"/>
-        </w:rPr>
-        <w:t xml:space="preserve">INSTALLED_APPS = [</w:t>
-      </w:r>
-    </w:p>
-    <w:p>
-      <w:pPr>
-        <w:shd w:fill="F4F4F4" w:val="clear"/>
-        <w:spacing w:after="60" w:before="60"/>
-        <w:ind w:left="360"/>
-      </w:pPr>
-      <w:r>
-        <w:rPr>
-          <w:rFonts w:ascii="Courier New" w:cs="Courier New" w:eastAsia="Courier New" w:hAnsi="Courier New"/>
-          <w:color w:val="1a1a1a"/>
-          <w:sz w:val="20"/>
-          <w:szCs w:val="20"/>
-        </w:rPr>
-        <w:t xml:space="preserve">    ...</w:t>
-      </w:r>
-    </w:p>
-    <w:p>
-      <w:pPr>
-        <w:shd w:fill="F4F4F4" w:val="clear"/>
-        <w:spacing w:after="60" w:before="60"/>
-        <w:ind w:left="360"/>
-      </w:pPr>
-      <w:r>
-        <w:rPr>
-          <w:rFonts w:ascii="Courier New" w:cs="Courier New" w:eastAsia="Courier New" w:hAnsi="Courier New"/>
-          <w:color w:val="1a1a1a"/>
-          <w:sz w:val="20"/>
-          <w:szCs w:val="20"/>
-        </w:rPr>
-        <w:t xml:space="preserve">    'corsheaders',</w:t>
-      </w:r>
-    </w:p>
-    <w:p>
-      <w:pPr>
-        <w:shd w:fill="F4F4F4" w:val="clear"/>
-        <w:spacing w:after="60" w:before="60"/>
-        <w:ind w:left="360"/>
-      </w:pPr>
-      <w:r>
-        <w:rPr>
-          <w:rFonts w:ascii="Courier New" w:cs="Courier New" w:eastAsia="Courier New" w:hAnsi="Courier New"/>
-          <w:color w:val="1a1a1a"/>
-          <w:sz w:val="20"/>
-          <w:szCs w:val="20"/>
-        </w:rPr>
-        <w:t xml:space="preserve">]</w:t>
-      </w:r>
-    </w:p>
-    <w:p>
-      <w:pPr>
-        <w:shd w:fill="F4F4F4" w:val="clear"/>
-        <w:spacing w:after="60" w:before="60"/>
-        <w:ind w:left="360"/>
-      </w:pPr>
-      <w:r>
-        <w:rPr>
-          <w:rFonts w:ascii="Courier New" w:cs="Courier New" w:eastAsia="Courier New" w:hAnsi="Courier New"/>
-          <w:color w:val="1a1a1a"/>
-          <w:sz w:val="20"/>
-          <w:szCs w:val="20"/>
-        </w:rPr>
+        <w:t xml:space="preserve">Instalações</w:t>
+      </w:r>
+    </w:p>
+    <w:p>
+      <w:pPr>
+        <w:shd w:fill="F4F4F4" w:val="clear"/>
+        <w:spacing w:after="60" w:before="60"/>
+        <w:ind w:left="360"/>
+      </w:pPr>
+      <w:r>
+        <w:rPr>
+          <w:rFonts w:ascii="Courier New" w:cs="Courier New" w:eastAsia="Courier New" w:hAnsi="Courier New"/>
+          <w:color w:val="1a1a1a"/>
+          <w:sz w:val="20"/>
+          <w:szCs w:val="20"/>
+        </w:rPr>
+        <w:t xml:space="preserve">npm create vite@latest enquete-front -- --template react-ts</w:t>
+      </w:r>
+    </w:p>
+    <w:p>
+      <w:pPr>
+        <w:shd w:fill="F4F4F4" w:val="clear"/>
+        <w:spacing w:after="60" w:before="60"/>
+        <w:ind w:left="360"/>
+      </w:pPr>
+      <w:r>
+        <w:rPr>
+          <w:rFonts w:ascii="Courier New" w:cs="Courier New" w:eastAsia="Courier New" w:hAnsi="Courier New"/>
+          <w:color w:val="1a1a1a"/>
+          <w:sz w:val="20"/>
+          <w:szCs w:val="20"/>
+        </w:rPr>
+        <w:t xml:space="preserve">npm install primereact primeicons primeflex</w:t>
+      </w:r>
+    </w:p>
+    <w:p>
+      <w:pPr>
+        <w:shd w:fill="F4F4F4" w:val="clear"/>
+        <w:spacing w:after="60" w:before="60"/>
+        <w:ind w:left="360"/>
+      </w:pPr>
+      <w:r>
+        <w:rPr>
+          <w:rFonts w:ascii="Courier New" w:cs="Courier New" w:eastAsia="Courier New" w:hAnsi="Courier New"/>
+          <w:color w:val="1a1a1a"/>
+          <w:sz w:val="20"/>
+          <w:szCs w:val="20"/>
+        </w:rPr>
+        <w:t xml:space="preserve">npm install axios</w:t>
+      </w:r>
+    </w:p>
+    <w:p>
+      <w:pPr>
+        <w:shd w:fill="F4F4F4" w:val="clear"/>
+        <w:spacing w:after="60" w:before="60"/>
+        <w:ind w:left="360"/>
+      </w:pPr>
+      <w:r>
+        <w:rPr>
+          <w:rFonts w:ascii="Courier New" w:cs="Courier New" w:eastAsia="Courier New" w:hAnsi="Courier New"/>
+          <w:color w:val="1a1a1a"/>
+          <w:sz w:val="20"/>
+          <w:szCs w:val="20"/>
+        </w:rPr>
+        <w:t xml:space="preserve">npm install react-router-dom</w:t>
+      </w:r>
+    </w:p>
+    <w:p>
+      <w:pPr>
+        <w:spacing w:after="80"/>
+      </w:pPr>
+      <w:r>
         <w:t xml:space="preserve"/>
-      </w:r>
-    </w:p>
-    <w:p>
-      <w:pPr>
-        <w:shd w:fill="F4F4F4" w:val="clear"/>
-        <w:spacing w:after="60" w:before="60"/>
-        <w:ind w:left="360"/>
-      </w:pPr>
-      <w:r>
-        <w:rPr>
-          <w:rFonts w:ascii="Courier New" w:cs="Courier New" w:eastAsia="Courier New" w:hAnsi="Courier New"/>
-          <w:color w:val="1a1a1a"/>
-          <w:sz w:val="20"/>
-          <w:szCs w:val="20"/>
-        </w:rPr>
-        <w:t xml:space="preserve">MIDDLEWARE = [</w:t>
-      </w:r>
-    </w:p>
-    <w:p>
-      <w:pPr>
-        <w:shd w:fill="F4F4F4" w:val="clear"/>
-        <w:spacing w:after="60" w:before="60"/>
-        <w:ind w:left="360"/>
-      </w:pPr>
-      <w:r>
-        <w:rPr>
-          <w:rFonts w:ascii="Courier New" w:cs="Courier New" w:eastAsia="Courier New" w:hAnsi="Courier New"/>
-          <w:color w:val="1a1a1a"/>
-          <w:sz w:val="20"/>
-          <w:szCs w:val="20"/>
-        </w:rPr>
-        <w:t xml:space="preserve">    'corsheaders.middleware.CorsMiddleware',  # deve ser o primeiro!</w:t>
-      </w:r>
-    </w:p>
-    <w:p>
-      <w:pPr>
-        <w:shd w:fill="F4F4F4" w:val="clear"/>
-        <w:spacing w:after="60" w:before="60"/>
-        <w:ind w:left="360"/>
-      </w:pPr>
-      <w:r>
-        <w:rPr>
-          <w:rFonts w:ascii="Courier New" w:cs="Courier New" w:eastAsia="Courier New" w:hAnsi="Courier New"/>
-          <w:color w:val="1a1a1a"/>
-          <w:sz w:val="20"/>
-          <w:szCs w:val="20"/>
-        </w:rPr>
-        <w:t xml:space="preserve">    ...</w:t>
-      </w:r>
-    </w:p>
-    <w:p>
-      <w:pPr>
-        <w:shd w:fill="F4F4F4" w:val="clear"/>
-        <w:spacing w:after="60" w:before="60"/>
-        <w:ind w:left="360"/>
-      </w:pPr>
-      <w:r>
-        <w:rPr>
-          <w:rFonts w:ascii="Courier New" w:cs="Courier New" w:eastAsia="Courier New" w:hAnsi="Courier New"/>
-          <w:color w:val="1a1a1a"/>
-          <w:sz w:val="20"/>
-          <w:szCs w:val="20"/>
-        </w:rPr>
-        <w:t xml:space="preserve">]</w:t>
-      </w:r>
-    </w:p>
-    <w:p>
-      <w:pPr>
-        <w:shd w:fill="F4F4F4" w:val="clear"/>
-        <w:spacing w:after="60" w:before="60"/>
-        <w:ind w:left="360"/>
-      </w:pPr>
-      <w:r>
-        <w:rPr>
-          <w:rFonts w:ascii="Courier New" w:cs="Courier New" w:eastAsia="Courier New" w:hAnsi="Courier New"/>
-          <w:color w:val="1a1a1a"/>
-          <w:sz w:val="20"/>
-          <w:szCs w:val="20"/>
-        </w:rPr>
-        <w:t xml:space="preserve"/>
-      </w:r>
-    </w:p>
-    <w:p>
-      <w:pPr>
-        <w:shd w:fill="F4F4F4" w:val="clear"/>
-        <w:spacing w:after="60" w:before="60"/>
-        <w:ind w:left="360"/>
-      </w:pPr>
-      <w:r>
-        <w:rPr>
-          <w:rFonts w:ascii="Courier New" w:cs="Courier New" w:eastAsia="Courier New" w:hAnsi="Courier New"/>
-          <w:color w:val="1a1a1a"/>
-          <w:sz w:val="20"/>
-          <w:szCs w:val="20"/>
-        </w:rPr>
-        <w:t xml:space="preserve">CORS_ALLOWED_ORIGINS = [</w:t>
-      </w:r>
-    </w:p>
-    <w:p>
-      <w:pPr>
-        <w:shd w:fill="F4F4F4" w:val="clear"/>
-        <w:spacing w:after="60" w:before="60"/>
-        <w:ind w:left="360"/>
-      </w:pPr>
-      <w:r>
-        <w:rPr>
-          <w:rFonts w:ascii="Courier New" w:cs="Courier New" w:eastAsia="Courier New" w:hAnsi="Courier New"/>
-          <w:color w:val="1a1a1a"/>
-          <w:sz w:val="20"/>
-          <w:szCs w:val="20"/>
-        </w:rPr>
-        <w:t xml:space="preserve">    'http://localhost:5173',  # porta padrão do Vite</w:t>
-      </w:r>
-    </w:p>
-    <w:p>
-      <w:pPr>
-        <w:shd w:fill="F4F4F4" w:val="clear"/>
-        <w:spacing w:after="60" w:before="60"/>
-        <w:ind w:left="360"/>
-      </w:pPr>
-      <w:r>
-        <w:rPr>
-          <w:rFonts w:ascii="Courier New" w:cs="Courier New" w:eastAsia="Courier New" w:hAnsi="Courier New"/>
-          <w:color w:val="1a1a1a"/>
-          <w:sz w:val="20"/>
-          <w:szCs w:val="20"/>
-        </w:rPr>
-        <w:t xml:space="preserve">]</w:t>
-      </w:r>
-    </w:p>
-    <w:p>
-      <w:pPr>
-        <w:spacing w:after="80"/>
-      </w:pPr>
-      <w:r>
-        <w:t xml:space="preserve"/>
-      </w:r>
-    </w:p>
-    <w:p>
-      <w:r>
-        <w:br w:type="page"/>
-      </w:r>
-    </w:p>
-    <w:p>
-      <w:pPr>
-        <w:pStyle w:val="Heading1"/>
-      </w:pPr>
-      <w:r>
-        <w:rPr>
-          <w:rFonts w:ascii="Arial" w:cs="Arial" w:eastAsia="Arial" w:hAnsi="Arial"/>
-          <w:b/>
-          <w:bCs/>
-          <w:sz w:val="32"/>
-          <w:szCs w:val="32"/>
-        </w:rPr>
-        <w:t xml:space="preserve">7. Front-end React + TypeScript</w:t>
-      </w:r>
-    </w:p>
-    <w:p>
-      <w:pPr>
-        <w:spacing w:after="120"/>
-      </w:pPr>
-      <w:r>
-        <w:rPr>
-          <w:rFonts w:ascii="Arial" w:cs="Arial" w:eastAsia="Arial" w:hAnsi="Arial"/>
-          <w:sz w:val="22"/>
-          <w:szCs w:val="22"/>
-        </w:rPr>
-        <w:t xml:space="preserve">O front-end foi criado separado do backend, como pasta irmã de django_back_end.</w:t>
       </w:r>
     </w:p>
     <w:p>
@@ -4359,103 +4804,199 @@
           <w:sz w:val="26"/>
           <w:szCs w:val="26"/>
         </w:rPr>
-        <w:t xml:space="preserve">Arquitetura de pastas</w:t>
-      </w:r>
-    </w:p>
-    <w:p>
-      <w:pPr>
-        <w:shd w:fill="F4F4F4" w:val="clear"/>
-        <w:spacing w:after="60" w:before="60"/>
-        <w:ind w:left="360"/>
-      </w:pPr>
-      <w:r>
-        <w:rPr>
-          <w:rFonts w:ascii="Courier New" w:cs="Courier New" w:eastAsia="Courier New" w:hAnsi="Courier New"/>
-          <w:color w:val="1a1a1a"/>
-          <w:sz w:val="20"/>
-          <w:szCs w:val="20"/>
-        </w:rPr>
-        <w:t xml:space="preserve">django_back_end/</w:t>
-      </w:r>
-    </w:p>
-    <w:p>
-      <w:pPr>
-        <w:shd w:fill="F4F4F4" w:val="clear"/>
-        <w:spacing w:after="60" w:before="60"/>
-        <w:ind w:left="360"/>
-      </w:pPr>
-      <w:r>
-        <w:rPr>
-          <w:rFonts w:ascii="Courier New" w:cs="Courier New" w:eastAsia="Courier New" w:hAnsi="Courier New"/>
-          <w:color w:val="1a1a1a"/>
-          <w:sz w:val="20"/>
-          <w:szCs w:val="20"/>
-        </w:rPr>
-        <w:t xml:space="preserve">└── tutorialdjango/     &lt;- backend</w:t>
-      </w:r>
-    </w:p>
-    <w:p>
-      <w:pPr>
-        <w:shd w:fill="F4F4F4" w:val="clear"/>
-        <w:spacing w:after="60" w:before="60"/>
-        <w:ind w:left="360"/>
-      </w:pPr>
-      <w:r>
-        <w:rPr>
-          <w:rFonts w:ascii="Courier New" w:cs="Courier New" w:eastAsia="Courier New" w:hAnsi="Courier New"/>
-          <w:color w:val="1a1a1a"/>
-          <w:sz w:val="20"/>
-          <w:szCs w:val="20"/>
-        </w:rPr>
-        <w:t xml:space="preserve">enquete-front/          &lt;- frontend (pasta irmã)</w:t>
-      </w:r>
-    </w:p>
-    <w:p>
-      <w:pPr>
-        <w:shd w:fill="F4F4F4" w:val="clear"/>
-        <w:spacing w:after="60" w:before="60"/>
-        <w:ind w:left="360"/>
-      </w:pPr>
-      <w:r>
-        <w:rPr>
-          <w:rFonts w:ascii="Courier New" w:cs="Courier New" w:eastAsia="Courier New" w:hAnsi="Courier New"/>
-          <w:color w:val="1a1a1a"/>
-          <w:sz w:val="20"/>
-          <w:szCs w:val="20"/>
-        </w:rPr>
-        <w:t xml:space="preserve">    ├── src/</w:t>
-      </w:r>
-    </w:p>
-    <w:p>
-      <w:pPr>
-        <w:shd w:fill="F4F4F4" w:val="clear"/>
-        <w:spacing w:after="60" w:before="60"/>
-        <w:ind w:left="360"/>
-      </w:pPr>
-      <w:r>
-        <w:rPr>
-          <w:rFonts w:ascii="Courier New" w:cs="Courier New" w:eastAsia="Courier New" w:hAnsi="Courier New"/>
-          <w:color w:val="1a1a1a"/>
-          <w:sz w:val="20"/>
-          <w:szCs w:val="20"/>
-        </w:rPr>
-        <w:t xml:space="preserve">    ├── package.json</w:t>
-      </w:r>
-    </w:p>
-    <w:p>
-      <w:pPr>
-        <w:shd w:fill="F4F4F4" w:val="clear"/>
-        <w:spacing w:after="60" w:before="60"/>
-        <w:ind w:left="360"/>
-      </w:pPr>
-      <w:r>
-        <w:rPr>
-          <w:rFonts w:ascii="Courier New" w:cs="Courier New" w:eastAsia="Courier New" w:hAnsi="Courier New"/>
-          <w:color w:val="1a1a1a"/>
-          <w:sz w:val="20"/>
-          <w:szCs w:val="20"/>
-        </w:rPr>
-        <w:t xml:space="preserve">    └── ...</w:t>
+        <w:t xml:space="preserve">src/types/Pergunta.ts</w:t>
+      </w:r>
+    </w:p>
+    <w:p>
+      <w:pPr>
+        <w:shd w:fill="F4F4F4" w:val="clear"/>
+        <w:spacing w:after="60" w:before="60"/>
+        <w:ind w:left="360"/>
+      </w:pPr>
+      <w:r>
+        <w:rPr>
+          <w:rFonts w:ascii="Courier New" w:cs="Courier New" w:eastAsia="Courier New" w:hAnsi="Courier New"/>
+          <w:color w:val="1a1a1a"/>
+          <w:sz w:val="20"/>
+          <w:szCs w:val="20"/>
+        </w:rPr>
+        <w:t xml:space="preserve">export interface Opcao {</w:t>
+      </w:r>
+    </w:p>
+    <w:p>
+      <w:pPr>
+        <w:shd w:fill="F4F4F4" w:val="clear"/>
+        <w:spacing w:after="60" w:before="60"/>
+        <w:ind w:left="360"/>
+      </w:pPr>
+      <w:r>
+        <w:rPr>
+          <w:rFonts w:ascii="Courier New" w:cs="Courier New" w:eastAsia="Courier New" w:hAnsi="Courier New"/>
+          <w:color w:val="1a1a1a"/>
+          <w:sz w:val="20"/>
+          <w:szCs w:val="20"/>
+        </w:rPr>
+        <w:t xml:space="preserve">  id: number</w:t>
+      </w:r>
+    </w:p>
+    <w:p>
+      <w:pPr>
+        <w:shd w:fill="F4F4F4" w:val="clear"/>
+        <w:spacing w:after="60" w:before="60"/>
+        <w:ind w:left="360"/>
+      </w:pPr>
+      <w:r>
+        <w:rPr>
+          <w:rFonts w:ascii="Courier New" w:cs="Courier New" w:eastAsia="Courier New" w:hAnsi="Courier New"/>
+          <w:color w:val="1a1a1a"/>
+          <w:sz w:val="20"/>
+          <w:szCs w:val="20"/>
+        </w:rPr>
+        <w:t xml:space="preserve">  texto_opcao: string</w:t>
+      </w:r>
+    </w:p>
+    <w:p>
+      <w:pPr>
+        <w:shd w:fill="F4F4F4" w:val="clear"/>
+        <w:spacing w:after="60" w:before="60"/>
+        <w:ind w:left="360"/>
+      </w:pPr>
+      <w:r>
+        <w:rPr>
+          <w:rFonts w:ascii="Courier New" w:cs="Courier New" w:eastAsia="Courier New" w:hAnsi="Courier New"/>
+          <w:color w:val="1a1a1a"/>
+          <w:sz w:val="20"/>
+          <w:szCs w:val="20"/>
+        </w:rPr>
+        <w:t xml:space="preserve">  votos: number</w:t>
+      </w:r>
+    </w:p>
+    <w:p>
+      <w:pPr>
+        <w:shd w:fill="F4F4F4" w:val="clear"/>
+        <w:spacing w:after="60" w:before="60"/>
+        <w:ind w:left="360"/>
+      </w:pPr>
+      <w:r>
+        <w:rPr>
+          <w:rFonts w:ascii="Courier New" w:cs="Courier New" w:eastAsia="Courier New" w:hAnsi="Courier New"/>
+          <w:color w:val="1a1a1a"/>
+          <w:sz w:val="20"/>
+          <w:szCs w:val="20"/>
+        </w:rPr>
+        <w:t xml:space="preserve">}</w:t>
+      </w:r>
+    </w:p>
+    <w:p>
+      <w:pPr>
+        <w:shd w:fill="F4F4F4" w:val="clear"/>
+        <w:spacing w:after="60" w:before="60"/>
+        <w:ind w:left="360"/>
+      </w:pPr>
+      <w:r>
+        <w:rPr>
+          <w:rFonts w:ascii="Courier New" w:cs="Courier New" w:eastAsia="Courier New" w:hAnsi="Courier New"/>
+          <w:color w:val="1a1a1a"/>
+          <w:sz w:val="20"/>
+          <w:szCs w:val="20"/>
+        </w:rPr>
+        <w:t xml:space="preserve"/>
+      </w:r>
+    </w:p>
+    <w:p>
+      <w:pPr>
+        <w:shd w:fill="F4F4F4" w:val="clear"/>
+        <w:spacing w:after="60" w:before="60"/>
+        <w:ind w:left="360"/>
+      </w:pPr>
+      <w:r>
+        <w:rPr>
+          <w:rFonts w:ascii="Courier New" w:cs="Courier New" w:eastAsia="Courier New" w:hAnsi="Courier New"/>
+          <w:color w:val="1a1a1a"/>
+          <w:sz w:val="20"/>
+          <w:szCs w:val="20"/>
+        </w:rPr>
+        <w:t xml:space="preserve">export interface Pergunta {</w:t>
+      </w:r>
+    </w:p>
+    <w:p>
+      <w:pPr>
+        <w:shd w:fill="F4F4F4" w:val="clear"/>
+        <w:spacing w:after="60" w:before="60"/>
+        <w:ind w:left="360"/>
+      </w:pPr>
+      <w:r>
+        <w:rPr>
+          <w:rFonts w:ascii="Courier New" w:cs="Courier New" w:eastAsia="Courier New" w:hAnsi="Courier New"/>
+          <w:color w:val="1a1a1a"/>
+          <w:sz w:val="20"/>
+          <w:szCs w:val="20"/>
+        </w:rPr>
+        <w:t xml:space="preserve">  id: number</w:t>
+      </w:r>
+    </w:p>
+    <w:p>
+      <w:pPr>
+        <w:shd w:fill="F4F4F4" w:val="clear"/>
+        <w:spacing w:after="60" w:before="60"/>
+        <w:ind w:left="360"/>
+      </w:pPr>
+      <w:r>
+        <w:rPr>
+          <w:rFonts w:ascii="Courier New" w:cs="Courier New" w:eastAsia="Courier New" w:hAnsi="Courier New"/>
+          <w:color w:val="1a1a1a"/>
+          <w:sz w:val="20"/>
+          <w:szCs w:val="20"/>
+        </w:rPr>
+        <w:t xml:space="preserve">  texto_pergunta: string</w:t>
+      </w:r>
+    </w:p>
+    <w:p>
+      <w:pPr>
+        <w:shd w:fill="F4F4F4" w:val="clear"/>
+        <w:spacing w:after="60" w:before="60"/>
+        <w:ind w:left="360"/>
+      </w:pPr>
+      <w:r>
+        <w:rPr>
+          <w:rFonts w:ascii="Courier New" w:cs="Courier New" w:eastAsia="Courier New" w:hAnsi="Courier New"/>
+          <w:color w:val="1a1a1a"/>
+          <w:sz w:val="20"/>
+          <w:szCs w:val="20"/>
+        </w:rPr>
+        <w:t xml:space="preserve">  data_publicacao: string</w:t>
+      </w:r>
+    </w:p>
+    <w:p>
+      <w:pPr>
+        <w:shd w:fill="F4F4F4" w:val="clear"/>
+        <w:spacing w:after="60" w:before="60"/>
+        <w:ind w:left="360"/>
+      </w:pPr>
+      <w:r>
+        <w:rPr>
+          <w:rFonts w:ascii="Courier New" w:cs="Courier New" w:eastAsia="Courier New" w:hAnsi="Courier New"/>
+          <w:color w:val="1a1a1a"/>
+          <w:sz w:val="20"/>
+          <w:szCs w:val="20"/>
+        </w:rPr>
+        <w:t xml:space="preserve">  opcoes: Opcao[]</w:t>
+      </w:r>
+    </w:p>
+    <w:p>
+      <w:pPr>
+        <w:shd w:fill="F4F4F4" w:val="clear"/>
+        <w:spacing w:after="60" w:before="60"/>
+        <w:ind w:left="360"/>
+      </w:pPr>
+      <w:r>
+        <w:rPr>
+          <w:rFonts w:ascii="Courier New" w:cs="Courier New" w:eastAsia="Courier New" w:hAnsi="Courier New"/>
+          <w:color w:val="1a1a1a"/>
+          <w:sz w:val="20"/>
+          <w:szCs w:val="20"/>
+        </w:rPr>
+        <w:t xml:space="preserve">}</w:t>
       </w:r>
     </w:p>
     <w:p>
@@ -4479,68 +5020,247 @@
           <w:sz w:val="26"/>
           <w:szCs w:val="26"/>
         </w:rPr>
-        <w:t xml:space="preserve">Criação do projeto</w:t>
-      </w:r>
-    </w:p>
-    <w:p>
-      <w:pPr>
-        <w:spacing w:after="120"/>
-      </w:pPr>
-      <w:r>
-        <w:rPr>
-          <w:rFonts w:ascii="Arial" w:cs="Arial" w:eastAsia="Arial" w:hAnsi="Arial"/>
-          <w:sz w:val="22"/>
-          <w:szCs w:val="22"/>
-        </w:rPr>
-        <w:t xml:space="preserve">Rodar o comando na pasta pai (django_back_end/):</w:t>
-      </w:r>
-    </w:p>
-    <w:p>
-      <w:pPr>
-        <w:shd w:fill="F4F4F4" w:val="clear"/>
-        <w:spacing w:after="60" w:before="60"/>
-        <w:ind w:left="360"/>
-      </w:pPr>
-      <w:r>
-        <w:rPr>
-          <w:rFonts w:ascii="Courier New" w:cs="Courier New" w:eastAsia="Courier New" w:hAnsi="Courier New"/>
-          <w:color w:val="1a1a1a"/>
-          <w:sz w:val="20"/>
-          <w:szCs w:val="20"/>
-        </w:rPr>
-        <w:t xml:space="preserve">npm create vite@latest enquete-front -- --template react-ts</w:t>
-      </w:r>
-    </w:p>
-    <w:p>
-      <w:pPr>
-        <w:shd w:fill="F4F4F4" w:val="clear"/>
-        <w:spacing w:after="60" w:before="60"/>
-        <w:ind w:left="360"/>
-      </w:pPr>
-      <w:r>
-        <w:rPr>
-          <w:rFonts w:ascii="Courier New" w:cs="Courier New" w:eastAsia="Courier New" w:hAnsi="Courier New"/>
-          <w:color w:val="1a1a1a"/>
-          <w:sz w:val="20"/>
-          <w:szCs w:val="20"/>
-        </w:rPr>
-        <w:t xml:space="preserve">cd enquete-front</w:t>
-      </w:r>
-    </w:p>
-    <w:p>
-      <w:pPr>
-        <w:shd w:fill="F4F4F4" w:val="clear"/>
-        <w:spacing w:after="60" w:before="60"/>
-        <w:ind w:left="360"/>
-      </w:pPr>
-      <w:r>
-        <w:rPr>
-          <w:rFonts w:ascii="Courier New" w:cs="Courier New" w:eastAsia="Courier New" w:hAnsi="Courier New"/>
-          <w:color w:val="1a1a1a"/>
-          <w:sz w:val="20"/>
-          <w:szCs w:val="20"/>
-        </w:rPr>
-        <w:t xml:space="preserve">npm install</w:t>
+        <w:t xml:space="preserve">src/services/enqueteService.ts</w:t>
+      </w:r>
+    </w:p>
+    <w:p>
+      <w:pPr>
+        <w:shd w:fill="F4F4F4" w:val="clear"/>
+        <w:spacing w:after="60" w:before="60"/>
+        <w:ind w:left="360"/>
+      </w:pPr>
+      <w:r>
+        <w:rPr>
+          <w:rFonts w:ascii="Courier New" w:cs="Courier New" w:eastAsia="Courier New" w:hAnsi="Courier New"/>
+          <w:color w:val="1a1a1a"/>
+          <w:sz w:val="20"/>
+          <w:szCs w:val="20"/>
+        </w:rPr>
+        <w:t xml:space="preserve">import axios from 'axios'</w:t>
+      </w:r>
+    </w:p>
+    <w:p>
+      <w:pPr>
+        <w:shd w:fill="F4F4F4" w:val="clear"/>
+        <w:spacing w:after="60" w:before="60"/>
+        <w:ind w:left="360"/>
+      </w:pPr>
+      <w:r>
+        <w:rPr>
+          <w:rFonts w:ascii="Courier New" w:cs="Courier New" w:eastAsia="Courier New" w:hAnsi="Courier New"/>
+          <w:color w:val="1a1a1a"/>
+          <w:sz w:val="20"/>
+          <w:szCs w:val="20"/>
+        </w:rPr>
+        <w:t xml:space="preserve"/>
+      </w:r>
+    </w:p>
+    <w:p>
+      <w:pPr>
+        <w:shd w:fill="F4F4F4" w:val="clear"/>
+        <w:spacing w:after="60" w:before="60"/>
+        <w:ind w:left="360"/>
+      </w:pPr>
+      <w:r>
+        <w:rPr>
+          <w:rFonts w:ascii="Courier New" w:cs="Courier New" w:eastAsia="Courier New" w:hAnsi="Courier New"/>
+          <w:color w:val="1a1a1a"/>
+          <w:sz w:val="20"/>
+          <w:szCs w:val="20"/>
+        </w:rPr>
+        <w:t xml:space="preserve">const api = axios.create({</w:t>
+      </w:r>
+    </w:p>
+    <w:p>
+      <w:pPr>
+        <w:shd w:fill="F4F4F4" w:val="clear"/>
+        <w:spacing w:after="60" w:before="60"/>
+        <w:ind w:left="360"/>
+      </w:pPr>
+      <w:r>
+        <w:rPr>
+          <w:rFonts w:ascii="Courier New" w:cs="Courier New" w:eastAsia="Courier New" w:hAnsi="Courier New"/>
+          <w:color w:val="1a1a1a"/>
+          <w:sz w:val="20"/>
+          <w:szCs w:val="20"/>
+        </w:rPr>
+        <w:t xml:space="preserve">  baseURL: import.meta.env.VITE_API_BASE_URL,</w:t>
+      </w:r>
+    </w:p>
+    <w:p>
+      <w:pPr>
+        <w:shd w:fill="F4F4F4" w:val="clear"/>
+        <w:spacing w:after="60" w:before="60"/>
+        <w:ind w:left="360"/>
+      </w:pPr>
+      <w:r>
+        <w:rPr>
+          <w:rFonts w:ascii="Courier New" w:cs="Courier New" w:eastAsia="Courier New" w:hAnsi="Courier New"/>
+          <w:color w:val="1a1a1a"/>
+          <w:sz w:val="20"/>
+          <w:szCs w:val="20"/>
+        </w:rPr>
+        <w:t xml:space="preserve">})</w:t>
+      </w:r>
+    </w:p>
+    <w:p>
+      <w:pPr>
+        <w:shd w:fill="F4F4F4" w:val="clear"/>
+        <w:spacing w:after="60" w:before="60"/>
+        <w:ind w:left="360"/>
+      </w:pPr>
+      <w:r>
+        <w:rPr>
+          <w:rFonts w:ascii="Courier New" w:cs="Courier New" w:eastAsia="Courier New" w:hAnsi="Courier New"/>
+          <w:color w:val="1a1a1a"/>
+          <w:sz w:val="20"/>
+          <w:szCs w:val="20"/>
+        </w:rPr>
+        <w:t xml:space="preserve"/>
+      </w:r>
+    </w:p>
+    <w:p>
+      <w:pPr>
+        <w:shd w:fill="F4F4F4" w:val="clear"/>
+        <w:spacing w:after="60" w:before="60"/>
+        <w:ind w:left="360"/>
+      </w:pPr>
+      <w:r>
+        <w:rPr>
+          <w:rFonts w:ascii="Courier New" w:cs="Courier New" w:eastAsia="Courier New" w:hAnsi="Courier New"/>
+          <w:color w:val="1a1a1a"/>
+          <w:sz w:val="20"/>
+          <w:szCs w:val="20"/>
+        </w:rPr>
+        <w:t xml:space="preserve">export const getPergunta = async () =&gt; {</w:t>
+      </w:r>
+    </w:p>
+    <w:p>
+      <w:pPr>
+        <w:shd w:fill="F4F4F4" w:val="clear"/>
+        <w:spacing w:after="60" w:before="60"/>
+        <w:ind w:left="360"/>
+      </w:pPr>
+      <w:r>
+        <w:rPr>
+          <w:rFonts w:ascii="Courier New" w:cs="Courier New" w:eastAsia="Courier New" w:hAnsi="Courier New"/>
+          <w:color w:val="1a1a1a"/>
+          <w:sz w:val="20"/>
+          <w:szCs w:val="20"/>
+        </w:rPr>
+        <w:t xml:space="preserve">  const response = await api.get('/perguntas/')</w:t>
+      </w:r>
+    </w:p>
+    <w:p>
+      <w:pPr>
+        <w:shd w:fill="F4F4F4" w:val="clear"/>
+        <w:spacing w:after="60" w:before="60"/>
+        <w:ind w:left="360"/>
+      </w:pPr>
+      <w:r>
+        <w:rPr>
+          <w:rFonts w:ascii="Courier New" w:cs="Courier New" w:eastAsia="Courier New" w:hAnsi="Courier New"/>
+          <w:color w:val="1a1a1a"/>
+          <w:sz w:val="20"/>
+          <w:szCs w:val="20"/>
+        </w:rPr>
+        <w:t xml:space="preserve">  return response.data</w:t>
+      </w:r>
+    </w:p>
+    <w:p>
+      <w:pPr>
+        <w:shd w:fill="F4F4F4" w:val="clear"/>
+        <w:spacing w:after="60" w:before="60"/>
+        <w:ind w:left="360"/>
+      </w:pPr>
+      <w:r>
+        <w:rPr>
+          <w:rFonts w:ascii="Courier New" w:cs="Courier New" w:eastAsia="Courier New" w:hAnsi="Courier New"/>
+          <w:color w:val="1a1a1a"/>
+          <w:sz w:val="20"/>
+          <w:szCs w:val="20"/>
+        </w:rPr>
+        <w:t xml:space="preserve">}</w:t>
+      </w:r>
+    </w:p>
+    <w:p>
+      <w:pPr>
+        <w:shd w:fill="F4F4F4" w:val="clear"/>
+        <w:spacing w:after="60" w:before="60"/>
+        <w:ind w:left="360"/>
+      </w:pPr>
+      <w:r>
+        <w:rPr>
+          <w:rFonts w:ascii="Courier New" w:cs="Courier New" w:eastAsia="Courier New" w:hAnsi="Courier New"/>
+          <w:color w:val="1a1a1a"/>
+          <w:sz w:val="20"/>
+          <w:szCs w:val="20"/>
+        </w:rPr>
+        <w:t xml:space="preserve"/>
+      </w:r>
+    </w:p>
+    <w:p>
+      <w:pPr>
+        <w:shd w:fill="F4F4F4" w:val="clear"/>
+        <w:spacing w:after="60" w:before="60"/>
+        <w:ind w:left="360"/>
+      </w:pPr>
+      <w:r>
+        <w:rPr>
+          <w:rFonts w:ascii="Courier New" w:cs="Courier New" w:eastAsia="Courier New" w:hAnsi="Courier New"/>
+          <w:color w:val="1a1a1a"/>
+          <w:sz w:val="20"/>
+          <w:szCs w:val="20"/>
+        </w:rPr>
+        <w:t xml:space="preserve">export const getPerguntaById = async (id: number) =&gt; {</w:t>
+      </w:r>
+    </w:p>
+    <w:p>
+      <w:pPr>
+        <w:shd w:fill="F4F4F4" w:val="clear"/>
+        <w:spacing w:after="60" w:before="60"/>
+        <w:ind w:left="360"/>
+      </w:pPr>
+      <w:r>
+        <w:rPr>
+          <w:rFonts w:ascii="Courier New" w:cs="Courier New" w:eastAsia="Courier New" w:hAnsi="Courier New"/>
+          <w:color w:val="1a1a1a"/>
+          <w:sz w:val="20"/>
+          <w:szCs w:val="20"/>
+        </w:rPr>
+        <w:t xml:space="preserve">  const response = await api.get(`/perguntas/${id}/`)</w:t>
+      </w:r>
+    </w:p>
+    <w:p>
+      <w:pPr>
+        <w:shd w:fill="F4F4F4" w:val="clear"/>
+        <w:spacing w:after="60" w:before="60"/>
+        <w:ind w:left="360"/>
+      </w:pPr>
+      <w:r>
+        <w:rPr>
+          <w:rFonts w:ascii="Courier New" w:cs="Courier New" w:eastAsia="Courier New" w:hAnsi="Courier New"/>
+          <w:color w:val="1a1a1a"/>
+          <w:sz w:val="20"/>
+          <w:szCs w:val="20"/>
+        </w:rPr>
+        <w:t xml:space="preserve">  return response.data</w:t>
+      </w:r>
+    </w:p>
+    <w:p>
+      <w:pPr>
+        <w:shd w:fill="F4F4F4" w:val="clear"/>
+        <w:spacing w:after="60" w:before="60"/>
+        <w:ind w:left="360"/>
+      </w:pPr>
+      <w:r>
+        <w:rPr>
+          <w:rFonts w:ascii="Courier New" w:cs="Courier New" w:eastAsia="Courier New" w:hAnsi="Courier New"/>
+          <w:color w:val="1a1a1a"/>
+          <w:sz w:val="20"/>
+          <w:szCs w:val="20"/>
+        </w:rPr>
+        <w:t xml:space="preserve">}</w:t>
       </w:r>
     </w:p>
     <w:p>
@@ -4564,23 +5284,135 @@
           <w:sz w:val="26"/>
           <w:szCs w:val="26"/>
         </w:rPr>
-        <w:t xml:space="preserve">Instalação do PrimeReact</w:t>
-      </w:r>
-    </w:p>
-    <w:p>
-      <w:pPr>
-        <w:shd w:fill="F4F4F4" w:val="clear"/>
-        <w:spacing w:after="60" w:before="60"/>
-        <w:ind w:left="360"/>
-      </w:pPr>
-      <w:r>
-        <w:rPr>
-          <w:rFonts w:ascii="Courier New" w:cs="Courier New" w:eastAsia="Courier New" w:hAnsi="Courier New"/>
-          <w:color w:val="1a1a1a"/>
-          <w:sz w:val="20"/>
-          <w:szCs w:val="20"/>
-        </w:rPr>
-        <w:t xml:space="preserve">npm install primereact primeicons primeflex</w:t>
+        <w:t xml:space="preserve">src/hooks/usePerguntas.ts</w:t>
+      </w:r>
+    </w:p>
+    <w:p>
+      <w:pPr>
+        <w:shd w:fill="F4F4F4" w:val="clear"/>
+        <w:spacing w:after="60" w:before="60"/>
+        <w:ind w:left="360"/>
+      </w:pPr>
+      <w:r>
+        <w:rPr>
+          <w:rFonts w:ascii="Courier New" w:cs="Courier New" w:eastAsia="Courier New" w:hAnsi="Courier New"/>
+          <w:color w:val="1a1a1a"/>
+          <w:sz w:val="20"/>
+          <w:szCs w:val="20"/>
+        </w:rPr>
+        <w:t xml:space="preserve">export function usePerguntas() {</w:t>
+      </w:r>
+    </w:p>
+    <w:p>
+      <w:pPr>
+        <w:shd w:fill="F4F4F4" w:val="clear"/>
+        <w:spacing w:after="60" w:before="60"/>
+        <w:ind w:left="360"/>
+      </w:pPr>
+      <w:r>
+        <w:rPr>
+          <w:rFonts w:ascii="Courier New" w:cs="Courier New" w:eastAsia="Courier New" w:hAnsi="Courier New"/>
+          <w:color w:val="1a1a1a"/>
+          <w:sz w:val="20"/>
+          <w:szCs w:val="20"/>
+        </w:rPr>
+        <w:t xml:space="preserve">  const [perguntas, setPerguntas] = useState&lt;Pergunta[]&gt;([])</w:t>
+      </w:r>
+    </w:p>
+    <w:p>
+      <w:pPr>
+        <w:shd w:fill="F4F4F4" w:val="clear"/>
+        <w:spacing w:after="60" w:before="60"/>
+        <w:ind w:left="360"/>
+      </w:pPr>
+      <w:r>
+        <w:rPr>
+          <w:rFonts w:ascii="Courier New" w:cs="Courier New" w:eastAsia="Courier New" w:hAnsi="Courier New"/>
+          <w:color w:val="1a1a1a"/>
+          <w:sz w:val="20"/>
+          <w:szCs w:val="20"/>
+        </w:rPr>
+        <w:t xml:space="preserve">  const [loading, setLoading] = useState(true)</w:t>
+      </w:r>
+    </w:p>
+    <w:p>
+      <w:pPr>
+        <w:shd w:fill="F4F4F4" w:val="clear"/>
+        <w:spacing w:after="60" w:before="60"/>
+        <w:ind w:left="360"/>
+      </w:pPr>
+      <w:r>
+        <w:rPr>
+          <w:rFonts w:ascii="Courier New" w:cs="Courier New" w:eastAsia="Courier New" w:hAnsi="Courier New"/>
+          <w:color w:val="1a1a1a"/>
+          <w:sz w:val="20"/>
+          <w:szCs w:val="20"/>
+        </w:rPr>
+        <w:t xml:space="preserve">  useEffect(() =&gt; {</w:t>
+      </w:r>
+    </w:p>
+    <w:p>
+      <w:pPr>
+        <w:shd w:fill="F4F4F4" w:val="clear"/>
+        <w:spacing w:after="60" w:before="60"/>
+        <w:ind w:left="360"/>
+      </w:pPr>
+      <w:r>
+        <w:rPr>
+          <w:rFonts w:ascii="Courier New" w:cs="Courier New" w:eastAsia="Courier New" w:hAnsi="Courier New"/>
+          <w:color w:val="1a1a1a"/>
+          <w:sz w:val="20"/>
+          <w:szCs w:val="20"/>
+        </w:rPr>
+        <w:t xml:space="preserve">    getPergunta().then(setPerguntas).finally(() =&gt; setLoading(false))</w:t>
+      </w:r>
+    </w:p>
+    <w:p>
+      <w:pPr>
+        <w:shd w:fill="F4F4F4" w:val="clear"/>
+        <w:spacing w:after="60" w:before="60"/>
+        <w:ind w:left="360"/>
+      </w:pPr>
+      <w:r>
+        <w:rPr>
+          <w:rFonts w:ascii="Courier New" w:cs="Courier New" w:eastAsia="Courier New" w:hAnsi="Courier New"/>
+          <w:color w:val="1a1a1a"/>
+          <w:sz w:val="20"/>
+          <w:szCs w:val="20"/>
+        </w:rPr>
+        <w:t xml:space="preserve">  }, [])</w:t>
+      </w:r>
+    </w:p>
+    <w:p>
+      <w:pPr>
+        <w:shd w:fill="F4F4F4" w:val="clear"/>
+        <w:spacing w:after="60" w:before="60"/>
+        <w:ind w:left="360"/>
+      </w:pPr>
+      <w:r>
+        <w:rPr>
+          <w:rFonts w:ascii="Courier New" w:cs="Courier New" w:eastAsia="Courier New" w:hAnsi="Courier New"/>
+          <w:color w:val="1a1a1a"/>
+          <w:sz w:val="20"/>
+          <w:szCs w:val="20"/>
+        </w:rPr>
+        <w:t xml:space="preserve">  return { perguntas, loading }</w:t>
+      </w:r>
+    </w:p>
+    <w:p>
+      <w:pPr>
+        <w:shd w:fill="F4F4F4" w:val="clear"/>
+        <w:spacing w:after="60" w:before="60"/>
+        <w:ind w:left="360"/>
+      </w:pPr>
+      <w:r>
+        <w:rPr>
+          <w:rFonts w:ascii="Courier New" w:cs="Courier New" w:eastAsia="Courier New" w:hAnsi="Courier New"/>
+          <w:color w:val="1a1a1a"/>
+          <w:sz w:val="20"/>
+          <w:szCs w:val="20"/>
+        </w:rPr>
+        <w:t xml:space="preserve">}</w:t>
       </w:r>
     </w:p>
     <w:p>
@@ -4604,160 +5436,167 @@
           <w:sz w:val="26"/>
           <w:szCs w:val="26"/>
         </w:rPr>
-        <w:t xml:space="preserve">Arquitetura planejada</w:t>
-      </w:r>
-    </w:p>
-    <w:p>
-      <w:pPr>
-        <w:shd w:fill="F4F4F4" w:val="clear"/>
-        <w:spacing w:after="60" w:before="60"/>
-        <w:ind w:left="360"/>
-      </w:pPr>
-      <w:r>
-        <w:rPr>
-          <w:rFonts w:ascii="Courier New" w:cs="Courier New" w:eastAsia="Courier New" w:hAnsi="Courier New"/>
-          <w:color w:val="1a1a1a"/>
-          <w:sz w:val="20"/>
-          <w:szCs w:val="20"/>
-        </w:rPr>
-        <w:t xml:space="preserve">React + PrimeReact (:5173)</w:t>
-      </w:r>
-    </w:p>
-    <w:p>
-      <w:pPr>
-        <w:shd w:fill="F4F4F4" w:val="clear"/>
-        <w:spacing w:after="60" w:before="60"/>
-        <w:ind w:left="360"/>
-      </w:pPr>
-      <w:r>
-        <w:rPr>
-          <w:rFonts w:ascii="Courier New" w:cs="Courier New" w:eastAsia="Courier New" w:hAnsi="Courier New"/>
-          <w:color w:val="1a1a1a"/>
-          <w:sz w:val="20"/>
-          <w:szCs w:val="20"/>
-        </w:rPr>
-        <w:t xml:space="preserve">        |</w:t>
-      </w:r>
-    </w:p>
-    <w:p>
-      <w:pPr>
-        <w:shd w:fill="F4F4F4" w:val="clear"/>
-        <w:spacing w:after="60" w:before="60"/>
-        <w:ind w:left="360"/>
-      </w:pPr>
-      <w:r>
-        <w:rPr>
-          <w:rFonts w:ascii="Courier New" w:cs="Courier New" w:eastAsia="Courier New" w:hAnsi="Courier New"/>
-          <w:color w:val="1a1a1a"/>
-          <w:sz w:val="20"/>
-          <w:szCs w:val="20"/>
-        </w:rPr>
-        <w:t xml:space="preserve">   HTTP / JSON (Axios)</w:t>
-      </w:r>
-    </w:p>
-    <w:p>
-      <w:pPr>
-        <w:shd w:fill="F4F4F4" w:val="clear"/>
-        <w:spacing w:after="60" w:before="60"/>
-        <w:ind w:left="360"/>
-      </w:pPr>
-      <w:r>
-        <w:rPr>
-          <w:rFonts w:ascii="Courier New" w:cs="Courier New" w:eastAsia="Courier New" w:hAnsi="Courier New"/>
-          <w:color w:val="1a1a1a"/>
-          <w:sz w:val="20"/>
-          <w:szCs w:val="20"/>
-        </w:rPr>
-        <w:t xml:space="preserve">        |</w:t>
-      </w:r>
-    </w:p>
-    <w:p>
-      <w:pPr>
-        <w:shd w:fill="F4F4F4" w:val="clear"/>
-        <w:spacing w:after="60" w:before="60"/>
-        <w:ind w:left="360"/>
-      </w:pPr>
-      <w:r>
-        <w:rPr>
-          <w:rFonts w:ascii="Courier New" w:cs="Courier New" w:eastAsia="Courier New" w:hAnsi="Courier New"/>
-          <w:color w:val="1a1a1a"/>
-          <w:sz w:val="20"/>
-          <w:szCs w:val="20"/>
-        </w:rPr>
-        <w:t xml:space="preserve">Django REST API (:8000)</w:t>
-      </w:r>
-    </w:p>
-    <w:p>
-      <w:pPr>
-        <w:shd w:fill="F4F4F4" w:val="clear"/>
-        <w:spacing w:after="60" w:before="60"/>
-        <w:ind w:left="360"/>
-      </w:pPr>
-      <w:r>
-        <w:rPr>
-          <w:rFonts w:ascii="Courier New" w:cs="Courier New" w:eastAsia="Courier New" w:hAnsi="Courier New"/>
-          <w:color w:val="1a1a1a"/>
-          <w:sz w:val="20"/>
-          <w:szCs w:val="20"/>
-        </w:rPr>
-        <w:t xml:space="preserve">        |</w:t>
-      </w:r>
-    </w:p>
-    <w:p>
-      <w:pPr>
-        <w:shd w:fill="F4F4F4" w:val="clear"/>
-        <w:spacing w:after="60" w:before="60"/>
-        <w:ind w:left="360"/>
-      </w:pPr>
-      <w:r>
-        <w:rPr>
-          <w:rFonts w:ascii="Courier New" w:cs="Courier New" w:eastAsia="Courier New" w:hAnsi="Courier New"/>
-          <w:color w:val="1a1a1a"/>
-          <w:sz w:val="20"/>
-          <w:szCs w:val="20"/>
-        </w:rPr>
-        <w:t xml:space="preserve">   PostgreSQL (:5432)</w:t>
-      </w:r>
-    </w:p>
-    <w:p>
-      <w:pPr>
-        <w:spacing w:after="80"/>
-      </w:pPr>
-      <w:r>
-        <w:t xml:space="preserve"/>
-      </w:r>
-    </w:p>
-    <w:p>
-      <w:r>
-        <w:br w:type="page"/>
-      </w:r>
-    </w:p>
-    <w:p>
-      <w:pPr>
-        <w:pStyle w:val="Heading1"/>
-      </w:pPr>
-      <w:r>
-        <w:rPr>
-          <w:rFonts w:ascii="Arial" w:cs="Arial" w:eastAsia="Arial" w:hAnsi="Arial"/>
-          <w:b/>
-          <w:bCs/>
-          <w:sz w:val="32"/>
-          <w:szCs w:val="32"/>
-        </w:rPr>
-        <w:t xml:space="preserve">8. Próximos Passos</w:t>
-      </w:r>
-    </w:p>
-    <w:p>
-      <w:pPr>
-        <w:spacing w:after="120"/>
-      </w:pPr>
-      <w:r>
-        <w:rPr>
-          <w:rFonts w:ascii="Arial" w:cs="Arial" w:eastAsia="Arial" w:hAnsi="Arial"/>
-          <w:sz w:val="22"/>
-          <w:szCs w:val="22"/>
-        </w:rPr>
-        <w:t xml:space="preserve">Você parou aqui. As etapas abaixo ainda não foram implementadas.</w:t>
+        <w:t xml:space="preserve">src/hooks/usePerguntaById.ts</w:t>
+      </w:r>
+    </w:p>
+    <w:p>
+      <w:pPr>
+        <w:shd w:fill="F4F4F4" w:val="clear"/>
+        <w:spacing w:after="60" w:before="60"/>
+        <w:ind w:left="360"/>
+      </w:pPr>
+      <w:r>
+        <w:rPr>
+          <w:rFonts w:ascii="Courier New" w:cs="Courier New" w:eastAsia="Courier New" w:hAnsi="Courier New"/>
+          <w:color w:val="1a1a1a"/>
+          <w:sz w:val="20"/>
+          <w:szCs w:val="20"/>
+        </w:rPr>
+        <w:t xml:space="preserve">export function usePerguntaById(id: number | null) {</w:t>
+      </w:r>
+    </w:p>
+    <w:p>
+      <w:pPr>
+        <w:shd w:fill="F4F4F4" w:val="clear"/>
+        <w:spacing w:after="60" w:before="60"/>
+        <w:ind w:left="360"/>
+      </w:pPr>
+      <w:r>
+        <w:rPr>
+          <w:rFonts w:ascii="Courier New" w:cs="Courier New" w:eastAsia="Courier New" w:hAnsi="Courier New"/>
+          <w:color w:val="1a1a1a"/>
+          <w:sz w:val="20"/>
+          <w:szCs w:val="20"/>
+        </w:rPr>
+        <w:t xml:space="preserve">  const [pergunta, setPergunta] = useState&lt;Pergunta | null&gt;(null)</w:t>
+      </w:r>
+    </w:p>
+    <w:p>
+      <w:pPr>
+        <w:shd w:fill="F4F4F4" w:val="clear"/>
+        <w:spacing w:after="60" w:before="60"/>
+        <w:ind w:left="360"/>
+      </w:pPr>
+      <w:r>
+        <w:rPr>
+          <w:rFonts w:ascii="Courier New" w:cs="Courier New" w:eastAsia="Courier New" w:hAnsi="Courier New"/>
+          <w:color w:val="1a1a1a"/>
+          <w:sz w:val="20"/>
+          <w:szCs w:val="20"/>
+        </w:rPr>
+        <w:t xml:space="preserve">  const [loading, setLoading] = useState(false)</w:t>
+      </w:r>
+    </w:p>
+    <w:p>
+      <w:pPr>
+        <w:shd w:fill="F4F4F4" w:val="clear"/>
+        <w:spacing w:after="60" w:before="60"/>
+        <w:ind w:left="360"/>
+      </w:pPr>
+      <w:r>
+        <w:rPr>
+          <w:rFonts w:ascii="Courier New" w:cs="Courier New" w:eastAsia="Courier New" w:hAnsi="Courier New"/>
+          <w:color w:val="1a1a1a"/>
+          <w:sz w:val="20"/>
+          <w:szCs w:val="20"/>
+        </w:rPr>
+        <w:t xml:space="preserve">  useEffect(() =&gt; {</w:t>
+      </w:r>
+    </w:p>
+    <w:p>
+      <w:pPr>
+        <w:shd w:fill="F4F4F4" w:val="clear"/>
+        <w:spacing w:after="60" w:before="60"/>
+        <w:ind w:left="360"/>
+      </w:pPr>
+      <w:r>
+        <w:rPr>
+          <w:rFonts w:ascii="Courier New" w:cs="Courier New" w:eastAsia="Courier New" w:hAnsi="Courier New"/>
+          <w:color w:val="1a1a1a"/>
+          <w:sz w:val="20"/>
+          <w:szCs w:val="20"/>
+        </w:rPr>
+        <w:t xml:space="preserve">    if (!id) return</w:t>
+      </w:r>
+    </w:p>
+    <w:p>
+      <w:pPr>
+        <w:shd w:fill="F4F4F4" w:val="clear"/>
+        <w:spacing w:after="60" w:before="60"/>
+        <w:ind w:left="360"/>
+      </w:pPr>
+      <w:r>
+        <w:rPr>
+          <w:rFonts w:ascii="Courier New" w:cs="Courier New" w:eastAsia="Courier New" w:hAnsi="Courier New"/>
+          <w:color w:val="1a1a1a"/>
+          <w:sz w:val="20"/>
+          <w:szCs w:val="20"/>
+        </w:rPr>
+        <w:t xml:space="preserve">    setLoading(true)</w:t>
+      </w:r>
+    </w:p>
+    <w:p>
+      <w:pPr>
+        <w:shd w:fill="F4F4F4" w:val="clear"/>
+        <w:spacing w:after="60" w:before="60"/>
+        <w:ind w:left="360"/>
+      </w:pPr>
+      <w:r>
+        <w:rPr>
+          <w:rFonts w:ascii="Courier New" w:cs="Courier New" w:eastAsia="Courier New" w:hAnsi="Courier New"/>
+          <w:color w:val="1a1a1a"/>
+          <w:sz w:val="20"/>
+          <w:szCs w:val="20"/>
+        </w:rPr>
+        <w:t xml:space="preserve">    getPerguntaById(id).then(setPergunta).finally(() =&gt; setLoading(false))</w:t>
+      </w:r>
+    </w:p>
+    <w:p>
+      <w:pPr>
+        <w:shd w:fill="F4F4F4" w:val="clear"/>
+        <w:spacing w:after="60" w:before="60"/>
+        <w:ind w:left="360"/>
+      </w:pPr>
+      <w:r>
+        <w:rPr>
+          <w:rFonts w:ascii="Courier New" w:cs="Courier New" w:eastAsia="Courier New" w:hAnsi="Courier New"/>
+          <w:color w:val="1a1a1a"/>
+          <w:sz w:val="20"/>
+          <w:szCs w:val="20"/>
+        </w:rPr>
+        <w:t xml:space="preserve">  }, [id])</w:t>
+      </w:r>
+    </w:p>
+    <w:p>
+      <w:pPr>
+        <w:shd w:fill="F4F4F4" w:val="clear"/>
+        <w:spacing w:after="60" w:before="60"/>
+        <w:ind w:left="360"/>
+      </w:pPr>
+      <w:r>
+        <w:rPr>
+          <w:rFonts w:ascii="Courier New" w:cs="Courier New" w:eastAsia="Courier New" w:hAnsi="Courier New"/>
+          <w:color w:val="1a1a1a"/>
+          <w:sz w:val="20"/>
+          <w:szCs w:val="20"/>
+        </w:rPr>
+        <w:t xml:space="preserve">  return { pergunta, loading }</w:t>
+      </w:r>
+    </w:p>
+    <w:p>
+      <w:pPr>
+        <w:shd w:fill="F4F4F4" w:val="clear"/>
+        <w:spacing w:after="60" w:before="60"/>
+        <w:ind w:left="360"/>
+      </w:pPr>
+      <w:r>
+        <w:rPr>
+          <w:rFonts w:ascii="Courier New" w:cs="Courier New" w:eastAsia="Courier New" w:hAnsi="Courier New"/>
+          <w:color w:val="1a1a1a"/>
+          <w:sz w:val="20"/>
+          <w:szCs w:val="20"/>
+        </w:rPr>
+        <w:t xml:space="preserve">}</w:t>
       </w:r>
     </w:p>
     <w:p>
@@ -4781,7 +5620,105 @@
           <w:sz w:val="26"/>
           <w:szCs w:val="26"/>
         </w:rPr>
-        <w:t xml:space="preserve">Passo 1 — Instalar e configurar o Axios</w:t>
+        <w:t xml:space="preserve">.env (enquete-front/)</w:t>
+      </w:r>
+    </w:p>
+    <w:p>
+      <w:pPr>
+        <w:shd w:fill="F4F4F4" w:val="clear"/>
+        <w:spacing w:after="60" w:before="60"/>
+        <w:ind w:left="360"/>
+      </w:pPr>
+      <w:r>
+        <w:rPr>
+          <w:rFonts w:ascii="Courier New" w:cs="Courier New" w:eastAsia="Courier New" w:hAnsi="Courier New"/>
+          <w:color w:val="1a1a1a"/>
+          <w:sz w:val="20"/>
+          <w:szCs w:val="20"/>
+        </w:rPr>
+        <w:t xml:space="preserve">VITE_API_BASE_URL=http://localhost:8000/enquete</w:t>
+      </w:r>
+    </w:p>
+    <w:p>
+      <w:pPr>
+        <w:spacing w:after="120"/>
+        <w:ind w:left="360"/>
+      </w:pPr>
+      <w:r>
+        <w:rPr>
+          <w:rFonts w:ascii="Arial" w:cs="Arial" w:eastAsia="Arial" w:hAnsi="Arial"/>
+          <w:i/>
+          <w:iCs/>
+          <w:color w:val="555555"/>
+          <w:sz w:val="22"/>
+          <w:szCs w:val="22"/>
+        </w:rPr>
+        <w:t xml:space="preserve">💡 No Vite, toda variável de ambiente deve começar com VITE_ para ser acessível no código.</w:t>
+      </w:r>
+    </w:p>
+    <w:p>
+      <w:pPr>
+        <w:spacing w:after="80"/>
+      </w:pPr>
+      <w:r>
+        <w:t xml:space="preserve"/>
+      </w:r>
+    </w:p>
+    <w:p>
+      <w:r>
+        <w:br w:type="page"/>
+      </w:r>
+    </w:p>
+    <w:p>
+      <w:pPr>
+        <w:pStyle w:val="Heading1"/>
+      </w:pPr>
+      <w:r>
+        <w:rPr>
+          <w:rFonts w:ascii="Arial" w:cs="Arial" w:eastAsia="Arial" w:hAnsi="Arial"/>
+          <w:b/>
+          <w:bCs/>
+          <w:sz w:val="32"/>
+          <w:szCs w:val="32"/>
+        </w:rPr>
+        <w:t xml:space="preserve">7. Próximos Passos — Autenticação JWT</w:t>
+      </w:r>
+    </w:p>
+    <w:p>
+      <w:pPr>
+        <w:spacing w:after="120"/>
+      </w:pPr>
+      <w:r>
+        <w:rPr>
+          <w:rFonts w:ascii="Arial" w:cs="Arial" w:eastAsia="Arial" w:hAnsi="Arial"/>
+          <w:sz w:val="22"/>
+          <w:szCs w:val="22"/>
+        </w:rPr>
+        <w:t xml:space="preserve">A autenticação será implementada com Simple JWT no backend e AuthContext no frontend, permitindo que usuários criem e editem suas próprias perguntas e votem nas perguntas de outros.</w:t>
+      </w:r>
+    </w:p>
+    <w:p>
+      <w:pPr>
+        <w:spacing w:after="80"/>
+      </w:pPr>
+      <w:r>
+        <w:t xml:space="preserve"/>
+      </w:r>
+    </w:p>
+    <w:p>
+      <w:pPr>
+        <w:pStyle w:val="Heading2"/>
+      </w:pPr>
+      <w:r>
+        <w:rPr>
+          <w:rFonts w:ascii="Arial" w:cs="Arial" w:eastAsia="Arial" w:hAnsi="Arial"/>
+          <w:b/>
+          <w:bCs/>
+          <w:color w:val="2E75B6"/>
+          <w:sz w:val="26"/>
+          <w:szCs w:val="26"/>
+        </w:rPr>
+        <w:t xml:space="preserve">Passo 1 — Backend: instalar Simple JWT</w:t>
       </w:r>
     </w:p>
     <w:p>
@@ -4798,23 +5735,23 @@
           <w:sz w:val="22"/>
           <w:szCs w:val="22"/>
         </w:rPr>
-        <w:t xml:space="preserve">🔜 Rodar dentro de enquete-front/:</w:t>
-      </w:r>
-    </w:p>
-    <w:p>
-      <w:pPr>
-        <w:shd w:fill="F4F4F4" w:val="clear"/>
-        <w:spacing w:after="60" w:before="60"/>
-        <w:ind w:left="360"/>
-      </w:pPr>
-      <w:r>
-        <w:rPr>
-          <w:rFonts w:ascii="Courier New" w:cs="Courier New" w:eastAsia="Courier New" w:hAnsi="Courier New"/>
-          <w:color w:val="1a1a1a"/>
-          <w:sz w:val="20"/>
-          <w:szCs w:val="20"/>
-        </w:rPr>
-        <w:t xml:space="preserve">npm install axios</w:t>
+        <w:t xml:space="preserve">🔜 Instalar a biblioteca:</w:t>
+      </w:r>
+    </w:p>
+    <w:p>
+      <w:pPr>
+        <w:shd w:fill="F4F4F4" w:val="clear"/>
+        <w:spacing w:after="60" w:before="60"/>
+        <w:ind w:left="360"/>
+      </w:pPr>
+      <w:r>
+        <w:rPr>
+          <w:rFonts w:ascii="Courier New" w:cs="Courier New" w:eastAsia="Courier New" w:hAnsi="Courier New"/>
+          <w:color w:val="1a1a1a"/>
+          <w:sz w:val="20"/>
+          <w:szCs w:val="20"/>
+        </w:rPr>
+        <w:t xml:space="preserve">pip install djangorestframework-simplejwt</w:t>
       </w:r>
     </w:p>
     <w:p>
@@ -4831,23 +5768,23 @@
           <w:sz w:val="22"/>
           <w:szCs w:val="22"/>
         </w:rPr>
-        <w:t xml:space="preserve">🔜 Criar o arquivo src/services/api.ts:</w:t>
-      </w:r>
-    </w:p>
-    <w:p>
-      <w:pPr>
-        <w:shd w:fill="F4F4F4" w:val="clear"/>
-        <w:spacing w:after="60" w:before="60"/>
-        <w:ind w:left="360"/>
-      </w:pPr>
-      <w:r>
-        <w:rPr>
-          <w:rFonts w:ascii="Courier New" w:cs="Courier New" w:eastAsia="Courier New" w:hAnsi="Courier New"/>
-          <w:color w:val="1a1a1a"/>
-          <w:sz w:val="20"/>
-          <w:szCs w:val="20"/>
-        </w:rPr>
-        <w:t xml:space="preserve">import axios from 'axios'</w:t>
+        <w:t xml:space="preserve">🔜 Configurar em meusite/settings.py:</w:t>
+      </w:r>
+    </w:p>
+    <w:p>
+      <w:pPr>
+        <w:shd w:fill="F4F4F4" w:val="clear"/>
+        <w:spacing w:after="60" w:before="60"/>
+        <w:ind w:left="360"/>
+      </w:pPr>
+      <w:r>
+        <w:rPr>
+          <w:rFonts w:ascii="Courier New" w:cs="Courier New" w:eastAsia="Courier New" w:hAnsi="Courier New"/>
+          <w:color w:val="1a1a1a"/>
+          <w:sz w:val="20"/>
+          <w:szCs w:val="20"/>
+        </w:rPr>
+        <w:t xml:space="preserve">INSTALLED_APPS = [..., 'rest_framework_simplejwt']</w:t>
       </w:r>
     </w:p>
     <w:p>
@@ -4879,103 +5816,55 @@
           <w:sz w:val="20"/>
           <w:szCs w:val="20"/>
         </w:rPr>
-        <w:t xml:space="preserve">const api = axios.create({</w:t>
-      </w:r>
-    </w:p>
-    <w:p>
-      <w:pPr>
-        <w:shd w:fill="F4F4F4" w:val="clear"/>
-        <w:spacing w:after="60" w:before="60"/>
-        <w:ind w:left="360"/>
-      </w:pPr>
-      <w:r>
-        <w:rPr>
-          <w:rFonts w:ascii="Courier New" w:cs="Courier New" w:eastAsia="Courier New" w:hAnsi="Courier New"/>
-          <w:color w:val="1a1a1a"/>
-          <w:sz w:val="20"/>
-          <w:szCs w:val="20"/>
-        </w:rPr>
-        <w:t xml:space="preserve">  baseURL: 'http://localhost:8000/enquete',</w:t>
-      </w:r>
-    </w:p>
-    <w:p>
-      <w:pPr>
-        <w:shd w:fill="F4F4F4" w:val="clear"/>
-        <w:spacing w:after="60" w:before="60"/>
-        <w:ind w:left="360"/>
-      </w:pPr>
-      <w:r>
-        <w:rPr>
-          <w:rFonts w:ascii="Courier New" w:cs="Courier New" w:eastAsia="Courier New" w:hAnsi="Courier New"/>
-          <w:color w:val="1a1a1a"/>
-          <w:sz w:val="20"/>
-          <w:szCs w:val="20"/>
-        </w:rPr>
-        <w:t xml:space="preserve">})</w:t>
-      </w:r>
-    </w:p>
-    <w:p>
-      <w:pPr>
-        <w:shd w:fill="F4F4F4" w:val="clear"/>
-        <w:spacing w:after="60" w:before="60"/>
-        <w:ind w:left="360"/>
-      </w:pPr>
-      <w:r>
-        <w:rPr>
-          <w:rFonts w:ascii="Courier New" w:cs="Courier New" w:eastAsia="Courier New" w:hAnsi="Courier New"/>
-          <w:color w:val="1a1a1a"/>
-          <w:sz w:val="20"/>
-          <w:szCs w:val="20"/>
-        </w:rPr>
-        <w:t xml:space="preserve"/>
-      </w:r>
-    </w:p>
-    <w:p>
-      <w:pPr>
-        <w:shd w:fill="F4F4F4" w:val="clear"/>
-        <w:spacing w:after="60" w:before="60"/>
-        <w:ind w:left="360"/>
-      </w:pPr>
-      <w:r>
-        <w:rPr>
-          <w:rFonts w:ascii="Courier New" w:cs="Courier New" w:eastAsia="Courier New" w:hAnsi="Courier New"/>
-          <w:color w:val="1a1a1a"/>
-          <w:sz w:val="20"/>
-          <w:szCs w:val="20"/>
-        </w:rPr>
-        <w:t xml:space="preserve">export const getPergunta = async () =&gt; {</w:t>
-      </w:r>
-    </w:p>
-    <w:p>
-      <w:pPr>
-        <w:shd w:fill="F4F4F4" w:val="clear"/>
-        <w:spacing w:after="60" w:before="60"/>
-        <w:ind w:left="360"/>
-      </w:pPr>
-      <w:r>
-        <w:rPr>
-          <w:rFonts w:ascii="Courier New" w:cs="Courier New" w:eastAsia="Courier New" w:hAnsi="Courier New"/>
-          <w:color w:val="1a1a1a"/>
-          <w:sz w:val="20"/>
-          <w:szCs w:val="20"/>
-        </w:rPr>
-        <w:t xml:space="preserve">  const response = await api.get('/perguntas/')</w:t>
-      </w:r>
-    </w:p>
-    <w:p>
-      <w:pPr>
-        <w:shd w:fill="F4F4F4" w:val="clear"/>
-        <w:spacing w:after="60" w:before="60"/>
-        <w:ind w:left="360"/>
-      </w:pPr>
-      <w:r>
-        <w:rPr>
-          <w:rFonts w:ascii="Courier New" w:cs="Courier New" w:eastAsia="Courier New" w:hAnsi="Courier New"/>
-          <w:color w:val="1a1a1a"/>
-          <w:sz w:val="20"/>
-          <w:szCs w:val="20"/>
-        </w:rPr>
-        <w:t xml:space="preserve">  return response.data</w:t>
+        <w:t xml:space="preserve">REST_FRAMEWORK = {</w:t>
+      </w:r>
+    </w:p>
+    <w:p>
+      <w:pPr>
+        <w:shd w:fill="F4F4F4" w:val="clear"/>
+        <w:spacing w:after="60" w:before="60"/>
+        <w:ind w:left="360"/>
+      </w:pPr>
+      <w:r>
+        <w:rPr>
+          <w:rFonts w:ascii="Courier New" w:cs="Courier New" w:eastAsia="Courier New" w:hAnsi="Courier New"/>
+          <w:color w:val="1a1a1a"/>
+          <w:sz w:val="20"/>
+          <w:szCs w:val="20"/>
+        </w:rPr>
+        <w:t xml:space="preserve">  'DEFAULT_AUTHENTICATION_CLASSES': [</w:t>
+      </w:r>
+    </w:p>
+    <w:p>
+      <w:pPr>
+        <w:shd w:fill="F4F4F4" w:val="clear"/>
+        <w:spacing w:after="60" w:before="60"/>
+        <w:ind w:left="360"/>
+      </w:pPr>
+      <w:r>
+        <w:rPr>
+          <w:rFonts w:ascii="Courier New" w:cs="Courier New" w:eastAsia="Courier New" w:hAnsi="Courier New"/>
+          <w:color w:val="1a1a1a"/>
+          <w:sz w:val="20"/>
+          <w:szCs w:val="20"/>
+        </w:rPr>
+        <w:t xml:space="preserve">    'rest_framework_simplejwt.authentication.JWTAuthentication',</w:t>
+      </w:r>
+    </w:p>
+    <w:p>
+      <w:pPr>
+        <w:shd w:fill="F4F4F4" w:val="clear"/>
+        <w:spacing w:after="60" w:before="60"/>
+        <w:ind w:left="360"/>
+      </w:pPr>
+      <w:r>
+        <w:rPr>
+          <w:rFonts w:ascii="Courier New" w:cs="Courier New" w:eastAsia="Courier New" w:hAnsi="Courier New"/>
+          <w:color w:val="1a1a1a"/>
+          <w:sz w:val="20"/>
+          <w:szCs w:val="20"/>
+        </w:rPr>
+        <w:t xml:space="preserve">  ],</w:t>
       </w:r>
     </w:p>
     <w:p>
@@ -5015,7 +5904,7 @@
           <w:sz w:val="26"/>
           <w:szCs w:val="26"/>
         </w:rPr>
-        <w:t xml:space="preserve">Passo 2 — Criar os tipos TypeScript</w:t>
+        <w:t xml:space="preserve">Passo 2 — Backend: endpoints de autenticação</w:t>
       </w:r>
     </w:p>
     <w:p>
@@ -5032,199 +5921,58 @@
           <w:sz w:val="22"/>
           <w:szCs w:val="22"/>
         </w:rPr>
-        <w:t xml:space="preserve">🔜 Criar o arquivo src/types/Pergunta.ts:</w:t>
-      </w:r>
-    </w:p>
-    <w:p>
-      <w:pPr>
-        <w:shd w:fill="F4F4F4" w:val="clear"/>
-        <w:spacing w:after="60" w:before="60"/>
-        <w:ind w:left="360"/>
-      </w:pPr>
-      <w:r>
-        <w:rPr>
-          <w:rFonts w:ascii="Courier New" w:cs="Courier New" w:eastAsia="Courier New" w:hAnsi="Courier New"/>
-          <w:color w:val="1a1a1a"/>
-          <w:sz w:val="20"/>
-          <w:szCs w:val="20"/>
-        </w:rPr>
-        <w:t xml:space="preserve">export interface Opcao {</w:t>
-      </w:r>
-    </w:p>
-    <w:p>
-      <w:pPr>
-        <w:shd w:fill="F4F4F4" w:val="clear"/>
-        <w:spacing w:after="60" w:before="60"/>
-        <w:ind w:left="360"/>
-      </w:pPr>
-      <w:r>
-        <w:rPr>
-          <w:rFonts w:ascii="Courier New" w:cs="Courier New" w:eastAsia="Courier New" w:hAnsi="Courier New"/>
-          <w:color w:val="1a1a1a"/>
-          <w:sz w:val="20"/>
-          <w:szCs w:val="20"/>
-        </w:rPr>
-        <w:t xml:space="preserve">  id: number</w:t>
-      </w:r>
-    </w:p>
-    <w:p>
-      <w:pPr>
-        <w:shd w:fill="F4F4F4" w:val="clear"/>
-        <w:spacing w:after="60" w:before="60"/>
-        <w:ind w:left="360"/>
-      </w:pPr>
-      <w:r>
-        <w:rPr>
-          <w:rFonts w:ascii="Courier New" w:cs="Courier New" w:eastAsia="Courier New" w:hAnsi="Courier New"/>
-          <w:color w:val="1a1a1a"/>
-          <w:sz w:val="20"/>
-          <w:szCs w:val="20"/>
-        </w:rPr>
-        <w:t xml:space="preserve">  texto_opcao: string</w:t>
-      </w:r>
-    </w:p>
-    <w:p>
-      <w:pPr>
-        <w:shd w:fill="F4F4F4" w:val="clear"/>
-        <w:spacing w:after="60" w:before="60"/>
-        <w:ind w:left="360"/>
-      </w:pPr>
-      <w:r>
-        <w:rPr>
-          <w:rFonts w:ascii="Courier New" w:cs="Courier New" w:eastAsia="Courier New" w:hAnsi="Courier New"/>
-          <w:color w:val="1a1a1a"/>
-          <w:sz w:val="20"/>
-          <w:szCs w:val="20"/>
-        </w:rPr>
-        <w:t xml:space="preserve">  votos: number</w:t>
-      </w:r>
-    </w:p>
-    <w:p>
-      <w:pPr>
-        <w:shd w:fill="F4F4F4" w:val="clear"/>
-        <w:spacing w:after="60" w:before="60"/>
-        <w:ind w:left="360"/>
-      </w:pPr>
-      <w:r>
-        <w:rPr>
-          <w:rFonts w:ascii="Courier New" w:cs="Courier New" w:eastAsia="Courier New" w:hAnsi="Courier New"/>
-          <w:color w:val="1a1a1a"/>
-          <w:sz w:val="20"/>
-          <w:szCs w:val="20"/>
-        </w:rPr>
-        <w:t xml:space="preserve">}</w:t>
-      </w:r>
-    </w:p>
-    <w:p>
-      <w:pPr>
-        <w:shd w:fill="F4F4F4" w:val="clear"/>
-        <w:spacing w:after="60" w:before="60"/>
-        <w:ind w:left="360"/>
-      </w:pPr>
-      <w:r>
-        <w:rPr>
-          <w:rFonts w:ascii="Courier New" w:cs="Courier New" w:eastAsia="Courier New" w:hAnsi="Courier New"/>
-          <w:color w:val="1a1a1a"/>
-          <w:sz w:val="20"/>
-          <w:szCs w:val="20"/>
-        </w:rPr>
-        <w:t xml:space="preserve"/>
-      </w:r>
-    </w:p>
-    <w:p>
-      <w:pPr>
-        <w:shd w:fill="F4F4F4" w:val="clear"/>
-        <w:spacing w:after="60" w:before="60"/>
-        <w:ind w:left="360"/>
-      </w:pPr>
-      <w:r>
-        <w:rPr>
-          <w:rFonts w:ascii="Courier New" w:cs="Courier New" w:eastAsia="Courier New" w:hAnsi="Courier New"/>
-          <w:color w:val="1a1a1a"/>
-          <w:sz w:val="20"/>
-          <w:szCs w:val="20"/>
-        </w:rPr>
-        <w:t xml:space="preserve">export interface Pergunta {</w:t>
-      </w:r>
-    </w:p>
-    <w:p>
-      <w:pPr>
-        <w:shd w:fill="F4F4F4" w:val="clear"/>
-        <w:spacing w:after="60" w:before="60"/>
-        <w:ind w:left="360"/>
-      </w:pPr>
-      <w:r>
-        <w:rPr>
-          <w:rFonts w:ascii="Courier New" w:cs="Courier New" w:eastAsia="Courier New" w:hAnsi="Courier New"/>
-          <w:color w:val="1a1a1a"/>
-          <w:sz w:val="20"/>
-          <w:szCs w:val="20"/>
-        </w:rPr>
-        <w:t xml:space="preserve">  id: number</w:t>
-      </w:r>
-    </w:p>
-    <w:p>
-      <w:pPr>
-        <w:shd w:fill="F4F4F4" w:val="clear"/>
-        <w:spacing w:after="60" w:before="60"/>
-        <w:ind w:left="360"/>
-      </w:pPr>
-      <w:r>
-        <w:rPr>
-          <w:rFonts w:ascii="Courier New" w:cs="Courier New" w:eastAsia="Courier New" w:hAnsi="Courier New"/>
-          <w:color w:val="1a1a1a"/>
-          <w:sz w:val="20"/>
-          <w:szCs w:val="20"/>
-        </w:rPr>
-        <w:t xml:space="preserve">  texto_pergunta: string</w:t>
-      </w:r>
-    </w:p>
-    <w:p>
-      <w:pPr>
-        <w:shd w:fill="F4F4F4" w:val="clear"/>
-        <w:spacing w:after="60" w:before="60"/>
-        <w:ind w:left="360"/>
-      </w:pPr>
-      <w:r>
-        <w:rPr>
-          <w:rFonts w:ascii="Courier New" w:cs="Courier New" w:eastAsia="Courier New" w:hAnsi="Courier New"/>
-          <w:color w:val="1a1a1a"/>
-          <w:sz w:val="20"/>
-          <w:szCs w:val="20"/>
-        </w:rPr>
-        <w:t xml:space="preserve">  data_publicacao: string</w:t>
-      </w:r>
-    </w:p>
-    <w:p>
-      <w:pPr>
-        <w:shd w:fill="F4F4F4" w:val="clear"/>
-        <w:spacing w:after="60" w:before="60"/>
-        <w:ind w:left="360"/>
-      </w:pPr>
-      <w:r>
-        <w:rPr>
-          <w:rFonts w:ascii="Courier New" w:cs="Courier New" w:eastAsia="Courier New" w:hAnsi="Courier New"/>
-          <w:color w:val="1a1a1a"/>
-          <w:sz w:val="20"/>
-          <w:szCs w:val="20"/>
-        </w:rPr>
-        <w:t xml:space="preserve">  opcoes: Opcao[]</w:t>
-      </w:r>
-    </w:p>
-    <w:p>
-      <w:pPr>
-        <w:shd w:fill="F4F4F4" w:val="clear"/>
-        <w:spacing w:after="60" w:before="60"/>
-        <w:ind w:left="360"/>
-      </w:pPr>
-      <w:r>
-        <w:rPr>
-          <w:rFonts w:ascii="Courier New" w:cs="Courier New" w:eastAsia="Courier New" w:hAnsi="Courier New"/>
-          <w:color w:val="1a1a1a"/>
-          <w:sz w:val="20"/>
-          <w:szCs w:val="20"/>
-        </w:rPr>
-        <w:t xml:space="preserve">}</w:t>
+        <w:t xml:space="preserve">🔜 Criar endpoints de registro, login e refresh de token</w:t>
+      </w:r>
+    </w:p>
+    <w:p>
+      <w:pPr>
+        <w:spacing w:after="120"/>
+        <w:ind w:left="360"/>
+      </w:pPr>
+      <w:r>
+        <w:rPr>
+          <w:rFonts w:ascii="Arial" w:cs="Arial" w:eastAsia="Arial" w:hAnsi="Arial"/>
+          <w:i/>
+          <w:iCs/>
+          <w:color w:val="1a7a4a"/>
+          <w:sz w:val="22"/>
+          <w:szCs w:val="22"/>
+        </w:rPr>
+        <w:t xml:space="preserve">🔜 Proteger os endpoints de criar/editar com IsAuthenticated</w:t>
+      </w:r>
+    </w:p>
+    <w:p>
+      <w:pPr>
+        <w:spacing w:after="120"/>
+        <w:ind w:left="360"/>
+      </w:pPr>
+      <w:r>
+        <w:rPr>
+          <w:rFonts w:ascii="Arial" w:cs="Arial" w:eastAsia="Arial" w:hAnsi="Arial"/>
+          <w:i/>
+          <w:iCs/>
+          <w:color w:val="1a7a4a"/>
+          <w:sz w:val="22"/>
+          <w:szCs w:val="22"/>
+        </w:rPr>
+        <w:t xml:space="preserve">🔜 Implementar ownership (só o dono edita sua pergunta)</w:t>
+      </w:r>
+    </w:p>
+    <w:p>
+      <w:pPr>
+        <w:spacing w:after="120"/>
+        <w:ind w:left="360"/>
+      </w:pPr>
+      <w:r>
+        <w:rPr>
+          <w:rFonts w:ascii="Arial" w:cs="Arial" w:eastAsia="Arial" w:hAnsi="Arial"/>
+          <w:i/>
+          <w:iCs/>
+          <w:color w:val="1a7a4a"/>
+          <w:sz w:val="22"/>
+          <w:szCs w:val="22"/>
+        </w:rPr>
+        <w:t xml:space="preserve">🔜 Vincular pergunta ao usuário criador (ForeignKey para User)</w:t>
       </w:r>
     </w:p>
     <w:p>
@@ -5248,7 +5996,7 @@
           <w:sz w:val="26"/>
           <w:szCs w:val="26"/>
         </w:rPr>
-        <w:t xml:space="preserve">Passo 3 — Tela de listagem de perguntas</w:t>
+        <w:t xml:space="preserve">Passo 3 — Frontend: telas de login e registro</w:t>
       </w:r>
     </w:p>
     <w:p>
@@ -5265,7 +6013,7 @@
           <w:sz w:val="22"/>
           <w:szCs w:val="22"/>
         </w:rPr>
-        <w:t xml:space="preserve">🔜 Configurar PrimeReact em src/main.tsx</w:t>
+        <w:t xml:space="preserve">🔜 Criar páginas Login.tsx e Registro.tsx</w:t>
       </w:r>
     </w:p>
     <w:p>
@@ -5282,7 +6030,7 @@
           <w:sz w:val="22"/>
           <w:szCs w:val="22"/>
         </w:rPr>
-        <w:t xml:space="preserve">🔜 Criar componente de listagem em src/App.tsx usando DataTable do PrimeReact</w:t>
+        <w:t xml:space="preserve">🔜 Consumir os endpoints de autenticação via Axios</w:t>
       </w:r>
     </w:p>
     <w:p>
@@ -5299,7 +6047,7 @@
           <w:sz w:val="22"/>
           <w:szCs w:val="22"/>
         </w:rPr>
-        <w:t xml:space="preserve">🔜 Consumir o endpoint GET /perguntas/ via Axios</w:t>
+        <w:t xml:space="preserve">🔜 Salvar o token JWT no localStorage</w:t>
       </w:r>
     </w:p>
     <w:p>
@@ -5323,79 +6071,208 @@
           <w:sz w:val="26"/>
           <w:szCs w:val="26"/>
         </w:rPr>
-        <w:t xml:space="preserve">Passo 4 — Próximas telas</w:t>
-      </w:r>
-    </w:p>
-    <w:p>
-      <w:pPr>
-        <w:pStyle w:val="ListParagraph"/>
-        <w:numPr>
-          <w:ilvl w:val="0"/>
-          <w:numId w:val="2"/>
-        </w:numPr>
-        <w:spacing w:after="80"/>
+        <w:t xml:space="preserve">Passo 4 — Frontend: AuthContext</w:t>
+      </w:r>
+    </w:p>
+    <w:p>
+      <w:pPr>
+        <w:spacing w:after="120"/>
+        <w:ind w:left="360"/>
       </w:pPr>
       <w:r>
         <w:rPr>
           <w:rFonts w:ascii="Arial" w:cs="Arial" w:eastAsia="Arial" w:hAnsi="Arial"/>
+          <w:i/>
+          <w:iCs/>
+          <w:color w:val="1a7a4a"/>
           <w:sz w:val="22"/>
           <w:szCs w:val="22"/>
         </w:rPr>
-        <w:t xml:space="preserve">Tela de detalhes da pergunta com suas opcoes</w:t>
-      </w:r>
-    </w:p>
-    <w:p>
-      <w:pPr>
-        <w:pStyle w:val="ListParagraph"/>
-        <w:numPr>
-          <w:ilvl w:val="0"/>
-          <w:numId w:val="2"/>
-        </w:numPr>
-        <w:spacing w:after="80"/>
+        <w:t xml:space="preserve">🔜 Criar src/context/AuthContext.tsx</w:t>
+      </w:r>
+    </w:p>
+    <w:p>
+      <w:pPr>
+        <w:spacing w:after="120"/>
+        <w:ind w:left="360"/>
       </w:pPr>
       <w:r>
         <w:rPr>
           <w:rFonts w:ascii="Arial" w:cs="Arial" w:eastAsia="Arial" w:hAnsi="Arial"/>
+          <w:i/>
+          <w:iCs/>
+          <w:color w:val="1a7a4a"/>
           <w:sz w:val="22"/>
           <w:szCs w:val="22"/>
         </w:rPr>
-        <w:t xml:space="preserve">Funcionalidade de voto</w:t>
-      </w:r>
-    </w:p>
-    <w:p>
-      <w:pPr>
-        <w:pStyle w:val="ListParagraph"/>
-        <w:numPr>
-          <w:ilvl w:val="0"/>
-          <w:numId w:val="2"/>
-        </w:numPr>
-        <w:spacing w:after="80"/>
+        <w:t xml:space="preserve">🔜 Guardar usuário logado, access token e refresh token</w:t>
+      </w:r>
+    </w:p>
+    <w:p>
+      <w:pPr>
+        <w:spacing w:after="120"/>
+        <w:ind w:left="360"/>
       </w:pPr>
       <w:r>
         <w:rPr>
           <w:rFonts w:ascii="Arial" w:cs="Arial" w:eastAsia="Arial" w:hAnsi="Arial"/>
+          <w:i/>
+          <w:iCs/>
+          <w:color w:val="1a7a4a"/>
           <w:sz w:val="22"/>
           <w:szCs w:val="22"/>
         </w:rPr>
-        <w:t xml:space="preserve">Tela de resultados</w:t>
-      </w:r>
-    </w:p>
-    <w:p>
-      <w:pPr>
-        <w:pStyle w:val="ListParagraph"/>
-        <w:numPr>
-          <w:ilvl w:val="0"/>
-          <w:numId w:val="2"/>
-        </w:numPr>
+        <w:t xml:space="preserve">🔜 Implementar funções de login e logout</w:t>
+      </w:r>
+    </w:p>
+    <w:p>
+      <w:pPr>
         <w:spacing w:after="80"/>
       </w:pPr>
       <w:r>
+        <w:t xml:space="preserve"/>
+      </w:r>
+    </w:p>
+    <w:p>
+      <w:pPr>
+        <w:pStyle w:val="Heading2"/>
+      </w:pPr>
+      <w:r>
         <w:rPr>
           <w:rFonts w:ascii="Arial" w:cs="Arial" w:eastAsia="Arial" w:hAnsi="Arial"/>
+          <w:b/>
+          <w:bCs/>
+          <w:color w:val="2E75B6"/>
+          <w:sz w:val="26"/>
+          <w:szCs w:val="26"/>
+        </w:rPr>
+        <w:t xml:space="preserve">Passo 5 — Frontend: interceptor Axios e proteção de rotas</w:t>
+      </w:r>
+    </w:p>
+    <w:p>
+      <w:pPr>
+        <w:spacing w:after="120"/>
+        <w:ind w:left="360"/>
+      </w:pPr>
+      <w:r>
+        <w:rPr>
+          <w:rFonts w:ascii="Arial" w:cs="Arial" w:eastAsia="Arial" w:hAnsi="Arial"/>
+          <w:i/>
+          <w:iCs/>
+          <w:color w:val="1a7a4a"/>
           <w:sz w:val="22"/>
           <w:szCs w:val="22"/>
         </w:rPr>
-        <w:t xml:space="preserve">Autenticacao (JWT)</w:t>
+        <w:t xml:space="preserve">🔜 Configurar interceptor no Axios para enviar token automaticamente</w:t>
+      </w:r>
+    </w:p>
+    <w:p>
+      <w:pPr>
+        <w:spacing w:after="120"/>
+        <w:ind w:left="360"/>
+      </w:pPr>
+      <w:r>
+        <w:rPr>
+          <w:rFonts w:ascii="Arial" w:cs="Arial" w:eastAsia="Arial" w:hAnsi="Arial"/>
+          <w:i/>
+          <w:iCs/>
+          <w:color w:val="1a7a4a"/>
+          <w:sz w:val="22"/>
+          <w:szCs w:val="22"/>
+        </w:rPr>
+        <w:t xml:space="preserve">🔜 Criar componente RotaProtegida para redirecionar se não autenticado</w:t>
+      </w:r>
+    </w:p>
+    <w:p>
+      <w:pPr>
+        <w:spacing w:after="120"/>
+        <w:ind w:left="360"/>
+      </w:pPr>
+      <w:r>
+        <w:rPr>
+          <w:rFonts w:ascii="Arial" w:cs="Arial" w:eastAsia="Arial" w:hAnsi="Arial"/>
+          <w:i/>
+          <w:iCs/>
+          <w:color w:val="1a7a4a"/>
+          <w:sz w:val="22"/>
+          <w:szCs w:val="22"/>
+        </w:rPr>
+        <w:t xml:space="preserve">🔜 Renovar token automaticamente com refresh token quando expirar</w:t>
+      </w:r>
+    </w:p>
+    <w:p>
+      <w:pPr>
+        <w:spacing w:after="80"/>
+      </w:pPr>
+      <w:r>
+        <w:t xml:space="preserve"/>
+      </w:r>
+    </w:p>
+    <w:p>
+      <w:pPr>
+        <w:pStyle w:val="Heading2"/>
+      </w:pPr>
+      <w:r>
+        <w:rPr>
+          <w:rFonts w:ascii="Arial" w:cs="Arial" w:eastAsia="Arial" w:hAnsi="Arial"/>
+          <w:b/>
+          <w:bCs/>
+          <w:color w:val="2E75B6"/>
+          <w:sz w:val="26"/>
+          <w:szCs w:val="26"/>
+        </w:rPr>
+        <w:t xml:space="preserve">Passo 6 — CRUD e votação</w:t>
+      </w:r>
+    </w:p>
+    <w:p>
+      <w:pPr>
+        <w:spacing w:after="120"/>
+        <w:ind w:left="360"/>
+      </w:pPr>
+      <w:r>
+        <w:rPr>
+          <w:rFonts w:ascii="Arial" w:cs="Arial" w:eastAsia="Arial" w:hAnsi="Arial"/>
+          <w:i/>
+          <w:iCs/>
+          <w:color w:val="1a7a4a"/>
+          <w:sz w:val="22"/>
+          <w:szCs w:val="22"/>
+        </w:rPr>
+        <w:t xml:space="preserve">🔜 Tela para criar e editar perguntas e opções</w:t>
+      </w:r>
+    </w:p>
+    <w:p>
+      <w:pPr>
+        <w:spacing w:after="120"/>
+        <w:ind w:left="360"/>
+      </w:pPr>
+      <w:r>
+        <w:rPr>
+          <w:rFonts w:ascii="Arial" w:cs="Arial" w:eastAsia="Arial" w:hAnsi="Arial"/>
+          <w:i/>
+          <w:iCs/>
+          <w:color w:val="1a7a4a"/>
+          <w:sz w:val="22"/>
+          <w:szCs w:val="22"/>
+        </w:rPr>
+        <w:t xml:space="preserve">🔜 Funcionalidade de voto nas opções de outros usuários</w:t>
+      </w:r>
+    </w:p>
+    <w:p>
+      <w:pPr>
+        <w:spacing w:after="120"/>
+        <w:ind w:left="360"/>
+      </w:pPr>
+      <w:r>
+        <w:rPr>
+          <w:rFonts w:ascii="Arial" w:cs="Arial" w:eastAsia="Arial" w:hAnsi="Arial"/>
+          <w:i/>
+          <w:iCs/>
+          <w:color w:val="1a7a4a"/>
+          <w:sz w:val="22"/>
+          <w:szCs w:val="22"/>
+        </w:rPr>
+        <w:t xml:space="preserve">🔜 Perfil do usuário com suas perguntas criadas</w:t>
       </w:r>
     </w:p>
     <w:sectPr>
@@ -5818,23 +6695,5 @@
       <w:szCs w:val="28"/>
     </w:rPr>
   </w:style>
-  <w:style w:type="paragraph" w:styleId="Heading3">
-    <w:name w:val="Heading 3"/>
-    <w:basedOn w:val="Normal"/>
-    <w:next w:val="Normal"/>
-    <w:qFormat/>
-    <w:pPr>
-      <w:spacing w:after="100" w:before="200"/>
-      <w:outlineLvl w:val="2"/>
-    </w:pPr>
-    <w:rPr>
-      <w:rFonts w:ascii="Arial" w:cs="Arial" w:eastAsia="Arial" w:hAnsi="Arial"/>
-      <w:b/>
-      <w:bCs/>
-      <w:color w:val="404040"/>
-      <w:sz w:val="24"/>
-      <w:szCs w:val="24"/>
-    </w:rPr>
-  </w:style>
 </w:styles>
 </file>